--- a/docs/en/design/02_Basic Design_Signing Information and Matching.docx
+++ b/docs/en/design/02_Basic Design_Signing Information and Matching.docx
@@ -342,7 +342,7 @@
         <w:rPr>
           <w:rFonts w:ascii="Calibri" w:eastAsia="Yu Gothic" w:hAnsi="Calibri"/>
         </w:rPr>
-        <w:t xml:space="preserve">The decisions received are as in the following table.</w:t>
+        <w:t xml:space="preserve">The decisions received are as in the following table. The texts of the Design Plan's decisions, items to be investigated, and open items are per Chapter 13, 1.2 “Mapping from Design Plan decisions to the Outline Design Document and basic design” and the destination table of the Outline Design Document (not reproduced in this chapter; only the numbers and the omissions found in the item breakdown are listed).</w:t>
       </w:r>
     </w:p>
     <w:tbl>
@@ -359,8 +359,8 @@
       </w:tblPr>
       <w:tblGrid>
         <w:gridCol w:w="1010"/>
-        <w:gridCol w:w="2115"/>
-        <w:gridCol w:w="6513"/>
+        <w:gridCol w:w="2590"/>
+        <w:gridCol w:w="6038"/>
       </w:tblGrid>
       <w:tr>
         <w:trPr>
@@ -404,7 +404,7 @@
         </w:tc>
         <w:tc>
           <w:tcPr>
-            <w:tcW w:type="dxa" w:w="2115"/>
+            <w:tcW w:type="dxa" w:w="2590"/>
             <w:tcBorders>
               <w:top w:val="single" w:color="A6B8D0" w:sz="4"/>
               <w:left w:val="single" w:color="A6B8D0" w:sz="4"/>
@@ -439,7 +439,7 @@
         </w:tc>
         <w:tc>
           <w:tcPr>
-            <w:tcW w:type="dxa" w:w="6513"/>
+            <w:tcW w:type="dxa" w:w="6038"/>
             <w:tcBorders>
               <w:top w:val="single" w:color="A6B8D0" w:sz="4"/>
               <w:left w:val="single" w:color="A6B8D0" w:sz="4"/>
@@ -508,75 +508,75 @@
                 <w:sz w:val="18"/>
                 <w:szCs w:val="18"/>
               </w:rPr>
-              <w:t xml:space="preserve">D-3-1</w:t>
-            </w:r>
-          </w:p>
-        </w:tc>
-        <w:tc>
-          <w:tcPr>
-            <w:tcW w:type="dxa" w:w="2115"/>
-            <w:tcBorders>
-              <w:top w:val="single" w:color="A6B8D0" w:sz="4"/>
-              <w:left w:val="single" w:color="A6B8D0" w:sz="4"/>
-              <w:bottom w:val="single" w:color="A6B8D0" w:sz="4"/>
-              <w:right w:val="single" w:color="A6B8D0" w:sz="4"/>
-            </w:tcBorders>
-            <w:tcMar>
-              <w:top w:type="dxa" w:w="50"/>
-              <w:left w:type="dxa" w:w="90"/>
-              <w:bottom w:type="dxa" w:w="50"/>
-              <w:right w:type="dxa" w:w="90"/>
-            </w:tcMar>
-          </w:tcPr>
-          <w:p>
-            <w:pPr>
-              <w:keepNext/>
-              <w:keepLines/>
-              <w:spacing w:after="0" w:before="0" w:line="280"/>
-            </w:pPr>
-            <w:r>
-              <w:rPr>
-                <w:rFonts w:ascii="Calibri" w:eastAsia="Yu Gothic" w:hAnsi="Calibri"/>
-                <w:b w:val="false"/>
-                <w:bCs w:val="false"/>
-                <w:sz w:val="18"/>
-                <w:szCs w:val="18"/>
-              </w:rPr>
-              <w:t xml:space="preserve">Decision</w:t>
-            </w:r>
-          </w:p>
-        </w:tc>
-        <w:tc>
-          <w:tcPr>
-            <w:tcW w:type="dxa" w:w="6513"/>
-            <w:tcBorders>
-              <w:top w:val="single" w:color="A6B8D0" w:sz="4"/>
-              <w:left w:val="single" w:color="A6B8D0" w:sz="4"/>
-              <w:bottom w:val="single" w:color="A6B8D0" w:sz="4"/>
-              <w:right w:val="single" w:color="A6B8D0" w:sz="4"/>
-            </w:tcBorders>
-            <w:tcMar>
-              <w:top w:type="dxa" w:w="50"/>
-              <w:left w:type="dxa" w:w="90"/>
-              <w:bottom w:type="dxa" w:w="50"/>
-              <w:right w:type="dxa" w:w="90"/>
-            </w:tcMar>
-          </w:tcPr>
-          <w:p>
-            <w:pPr>
-              <w:keepNext/>
-              <w:keepLines/>
-              <w:spacing w:after="0" w:before="0" w:line="280"/>
-            </w:pPr>
-            <w:r>
-              <w:rPr>
-                <w:rFonts w:ascii="Calibri" w:eastAsia="Yu Gothic" w:hAnsi="Calibri"/>
-                <w:b w:val="false"/>
-                <w:bCs w:val="false"/>
-                <w:sz w:val="18"/>
-                <w:szCs w:val="18"/>
-              </w:rPr>
-              <w:t xml:space="preserve">The Users shall be the Rights Holders of the images (cosplayers and photographers) and those authorized by either of them</w:t>
+              <w:t xml:space="preserve">A-4</w:t>
+            </w:r>
+          </w:p>
+        </w:tc>
+        <w:tc>
+          <w:tcPr>
+            <w:tcW w:type="dxa" w:w="2590"/>
+            <w:tcBorders>
+              <w:top w:val="single" w:color="A6B8D0" w:sz="4"/>
+              <w:left w:val="single" w:color="A6B8D0" w:sz="4"/>
+              <w:bottom w:val="single" w:color="A6B8D0" w:sz="4"/>
+              <w:right w:val="single" w:color="A6B8D0" w:sz="4"/>
+            </w:tcBorders>
+            <w:tcMar>
+              <w:top w:type="dxa" w:w="50"/>
+              <w:left w:type="dxa" w:w="90"/>
+              <w:bottom w:type="dxa" w:w="50"/>
+              <w:right w:type="dxa" w:w="90"/>
+            </w:tcMar>
+          </w:tcPr>
+          <w:p>
+            <w:pPr>
+              <w:keepNext/>
+              <w:keepLines/>
+              <w:spacing w:after="0" w:before="0" w:line="280"/>
+            </w:pPr>
+            <w:r>
+              <w:rPr>
+                <w:rFonts w:ascii="Calibri" w:eastAsia="Yu Gothic" w:hAnsi="Calibri"/>
+                <w:b w:val="false"/>
+                <w:bCs w:val="false"/>
+                <w:sz w:val="18"/>
+                <w:szCs w:val="18"/>
+              </w:rPr>
+              <w:t xml:space="preserve">Omission found in the item breakdown</w:t>
+            </w:r>
+          </w:p>
+        </w:tc>
+        <w:tc>
+          <w:tcPr>
+            <w:tcW w:type="dxa" w:w="6038"/>
+            <w:tcBorders>
+              <w:top w:val="single" w:color="A6B8D0" w:sz="4"/>
+              <w:left w:val="single" w:color="A6B8D0" w:sz="4"/>
+              <w:bottom w:val="single" w:color="A6B8D0" w:sz="4"/>
+              <w:right w:val="single" w:color="A6B8D0" w:sz="4"/>
+            </w:tcBorders>
+            <w:tcMar>
+              <w:top w:type="dxa" w:w="50"/>
+              <w:left w:type="dxa" w:w="90"/>
+              <w:bottom w:type="dxa" w:w="50"/>
+              <w:right w:type="dxa" w:w="90"/>
+            </w:tcMar>
+          </w:tcPr>
+          <w:p>
+            <w:pPr>
+              <w:keepNext/>
+              <w:keepLines/>
+              <w:spacing w:after="0" w:before="0" w:line="280"/>
+            </w:pPr>
+            <w:r>
+              <w:rPr>
+                <w:rFonts w:ascii="Calibri" w:eastAsia="Yu Gothic" w:hAnsi="Calibri"/>
+                <w:b w:val="false"/>
+                <w:bCs w:val="false"/>
+                <w:sz w:val="18"/>
+                <w:szCs w:val="18"/>
+              </w:rPr>
+              <w:t xml:space="preserve">Correcting wrong Registrations and relieving the impersonated true Rights Holder</w:t>
             </w:r>
           </w:p>
         </w:tc>
@@ -616,75 +616,75 @@
                 <w:sz w:val="18"/>
                 <w:szCs w:val="18"/>
               </w:rPr>
-              <w:t xml:space="preserve">D-3-6</w:t>
-            </w:r>
-          </w:p>
-        </w:tc>
-        <w:tc>
-          <w:tcPr>
-            <w:tcW w:type="dxa" w:w="2115"/>
-            <w:tcBorders>
-              <w:top w:val="single" w:color="A6B8D0" w:sz="4"/>
-              <w:left w:val="single" w:color="A6B8D0" w:sz="4"/>
-              <w:bottom w:val="single" w:color="A6B8D0" w:sz="4"/>
-              <w:right w:val="single" w:color="A6B8D0" w:sz="4"/>
-            </w:tcBorders>
-            <w:tcMar>
-              <w:top w:type="dxa" w:w="50"/>
-              <w:left w:type="dxa" w:w="90"/>
-              <w:bottom w:type="dxa" w:w="50"/>
-              <w:right w:type="dxa" w:w="90"/>
-            </w:tcMar>
-          </w:tcPr>
-          <w:p>
-            <w:pPr>
-              <w:keepNext/>
-              <w:keepLines/>
-              <w:spacing w:after="0" w:before="0" w:line="280"/>
-            </w:pPr>
-            <w:r>
-              <w:rPr>
-                <w:rFonts w:ascii="Calibri" w:eastAsia="Yu Gothic" w:hAnsi="Calibri"/>
-                <w:b w:val="false"/>
-                <w:bCs w:val="false"/>
-                <w:sz w:val="18"/>
-                <w:szCs w:val="18"/>
-              </w:rPr>
-              <w:t xml:space="preserve">Decision</w:t>
-            </w:r>
-          </w:p>
-        </w:tc>
-        <w:tc>
-          <w:tcPr>
-            <w:tcW w:type="dxa" w:w="6513"/>
-            <w:tcBorders>
-              <w:top w:val="single" w:color="A6B8D0" w:sz="4"/>
-              <w:left w:val="single" w:color="A6B8D0" w:sz="4"/>
-              <w:bottom w:val="single" w:color="A6B8D0" w:sz="4"/>
-              <w:right w:val="single" w:color="A6B8D0" w:sz="4"/>
-            </w:tcBorders>
-            <w:tcMar>
-              <w:top w:type="dxa" w:w="50"/>
-              <w:left w:type="dxa" w:w="90"/>
-              <w:bottom w:type="dxa" w:w="50"/>
-              <w:right w:type="dxa" w:w="90"/>
-            </w:tcMar>
-          </w:tcPr>
-          <w:p>
-            <w:pPr>
-              <w:keepNext/>
-              <w:keepLines/>
-              <w:spacing w:after="0" w:before="0" w:line="280"/>
-            </w:pPr>
-            <w:r>
-              <w:rPr>
-                <w:rFonts w:ascii="Calibri" w:eastAsia="Yu Gothic" w:hAnsi="Calibri"/>
-                <w:b w:val="false"/>
-                <w:bCs w:val="false"/>
-                <w:sz w:val="18"/>
-                <w:szCs w:val="18"/>
-              </w:rPr>
-              <w:t xml:space="preserve">On the premise that a person posing as the Rights Holder cannot be excluded, how matching is handled is set out in Chapter 5</w:t>
+              <w:t xml:space="preserve">A-7</w:t>
+            </w:r>
+          </w:p>
+        </w:tc>
+        <w:tc>
+          <w:tcPr>
+            <w:tcW w:type="dxa" w:w="2590"/>
+            <w:tcBorders>
+              <w:top w:val="single" w:color="A6B8D0" w:sz="4"/>
+              <w:left w:val="single" w:color="A6B8D0" w:sz="4"/>
+              <w:bottom w:val="single" w:color="A6B8D0" w:sz="4"/>
+              <w:right w:val="single" w:color="A6B8D0" w:sz="4"/>
+            </w:tcBorders>
+            <w:tcMar>
+              <w:top w:type="dxa" w:w="50"/>
+              <w:left w:type="dxa" w:w="90"/>
+              <w:bottom w:type="dxa" w:w="50"/>
+              <w:right w:type="dxa" w:w="90"/>
+            </w:tcMar>
+          </w:tcPr>
+          <w:p>
+            <w:pPr>
+              <w:keepNext/>
+              <w:keepLines/>
+              <w:spacing w:after="0" w:before="0" w:line="280"/>
+            </w:pPr>
+            <w:r>
+              <w:rPr>
+                <w:rFonts w:ascii="Calibri" w:eastAsia="Yu Gothic" w:hAnsi="Calibri"/>
+                <w:b w:val="false"/>
+                <w:bCs w:val="false"/>
+                <w:sz w:val="18"/>
+                <w:szCs w:val="18"/>
+              </w:rPr>
+              <w:t xml:space="preserve">Omission found in the item breakdown</w:t>
+            </w:r>
+          </w:p>
+        </w:tc>
+        <w:tc>
+          <w:tcPr>
+            <w:tcW w:type="dxa" w:w="6038"/>
+            <w:tcBorders>
+              <w:top w:val="single" w:color="A6B8D0" w:sz="4"/>
+              <w:left w:val="single" w:color="A6B8D0" w:sz="4"/>
+              <w:bottom w:val="single" w:color="A6B8D0" w:sz="4"/>
+              <w:right w:val="single" w:color="A6B8D0" w:sz="4"/>
+            </w:tcBorders>
+            <w:tcMar>
+              <w:top w:type="dxa" w:w="50"/>
+              <w:left w:type="dxa" w:w="90"/>
+              <w:bottom w:type="dxa" w:w="50"/>
+              <w:right w:type="dxa" w:w="90"/>
+            </w:tcMar>
+          </w:tcPr>
+          <w:p>
+            <w:pPr>
+              <w:keepNext/>
+              <w:keepLines/>
+              <w:spacing w:after="0" w:before="0" w:line="280"/>
+            </w:pPr>
+            <w:r>
+              <w:rPr>
+                <w:rFonts w:ascii="Calibri" w:eastAsia="Yu Gothic" w:hAnsi="Calibri"/>
+                <w:b w:val="false"/>
+                <w:bCs w:val="false"/>
+                <w:sz w:val="18"/>
+                <w:szCs w:val="18"/>
+              </w:rPr>
+              <w:t xml:space="preserve">Handling of User identity-verification information (the premise disappeared with Edition 2, which dropped identity verification)</w:t>
             </w:r>
           </w:p>
         </w:tc>
@@ -712,905 +712,41 @@
           </w:tcPr>
           <w:p>
             <w:pPr>
-              <w:keepNext/>
-              <w:keepLines/>
-              <w:spacing w:after="0" w:before="0" w:line="280"/>
-            </w:pPr>
-            <w:r>
-              <w:rPr>
-                <w:rFonts w:ascii="Calibri" w:eastAsia="Yu Gothic" w:hAnsi="Calibri"/>
-                <w:b w:val="false"/>
-                <w:bCs w:val="false"/>
-                <w:sz w:val="18"/>
-                <w:szCs w:val="18"/>
-              </w:rPr>
-              <w:t xml:space="preserve">D-5-1</w:t>
-            </w:r>
-          </w:p>
-        </w:tc>
-        <w:tc>
-          <w:tcPr>
-            <w:tcW w:type="dxa" w:w="2115"/>
-            <w:tcBorders>
-              <w:top w:val="single" w:color="A6B8D0" w:sz="4"/>
-              <w:left w:val="single" w:color="A6B8D0" w:sz="4"/>
-              <w:bottom w:val="single" w:color="A6B8D0" w:sz="4"/>
-              <w:right w:val="single" w:color="A6B8D0" w:sz="4"/>
-            </w:tcBorders>
-            <w:tcMar>
-              <w:top w:type="dxa" w:w="50"/>
-              <w:left w:type="dxa" w:w="90"/>
-              <w:bottom w:type="dxa" w:w="50"/>
-              <w:right w:type="dxa" w:w="90"/>
-            </w:tcMar>
-          </w:tcPr>
-          <w:p>
-            <w:pPr>
-              <w:keepNext/>
-              <w:keepLines/>
-              <w:spacing w:after="0" w:before="0" w:line="280"/>
-            </w:pPr>
-            <w:r>
-              <w:rPr>
-                <w:rFonts w:ascii="Calibri" w:eastAsia="Yu Gothic" w:hAnsi="Calibri"/>
-                <w:b w:val="false"/>
-                <w:bCs w:val="false"/>
-                <w:sz w:val="18"/>
-                <w:szCs w:val="18"/>
-              </w:rPr>
-              <w:t xml:space="preserve">Decision</w:t>
-            </w:r>
-          </w:p>
-        </w:tc>
-        <w:tc>
-          <w:tcPr>
-            <w:tcW w:type="dxa" w:w="6513"/>
-            <w:tcBorders>
-              <w:top w:val="single" w:color="A6B8D0" w:sz="4"/>
-              <w:left w:val="single" w:color="A6B8D0" w:sz="4"/>
-              <w:bottom w:val="single" w:color="A6B8D0" w:sz="4"/>
-              <w:right w:val="single" w:color="A6B8D0" w:sz="4"/>
-            </w:tcBorders>
-            <w:tcMar>
-              <w:top w:type="dxa" w:w="50"/>
-              <w:left w:type="dxa" w:w="90"/>
-              <w:bottom w:type="dxa" w:w="50"/>
-              <w:right w:type="dxa" w:w="90"/>
-            </w:tcMar>
-          </w:tcPr>
-          <w:p>
-            <w:pPr>
-              <w:keepNext/>
-              <w:keepLines/>
-              <w:spacing w:after="0" w:before="0" w:line="280"/>
-            </w:pPr>
-            <w:r>
-              <w:rPr>
-                <w:rFonts w:ascii="Calibri" w:eastAsia="Yu Gothic" w:hAnsi="Calibri"/>
-                <w:b w:val="false"/>
-                <w:bCs w:val="false"/>
-                <w:sz w:val="18"/>
-                <w:szCs w:val="18"/>
-              </w:rPr>
-              <w:t xml:space="preserve">The System does not confirm Users and collects no User information. No registration is required in order to use the System</w:t>
-            </w:r>
-          </w:p>
-        </w:tc>
-      </w:tr>
-      <w:tr>
-        <w:trPr>
-          <w:cantSplit/>
-          <w:tblHeader w:val="off"/>
-        </w:trPr>
-        <w:tc>
-          <w:tcPr>
-            <w:tcW w:type="dxa" w:w="1010"/>
-            <w:tcBorders>
-              <w:top w:val="single" w:color="A6B8D0" w:sz="4"/>
-              <w:left w:val="single" w:color="A6B8D0" w:sz="4"/>
-              <w:bottom w:val="single" w:color="A6B8D0" w:sz="4"/>
-              <w:right w:val="single" w:color="A6B8D0" w:sz="4"/>
-            </w:tcBorders>
-            <w:tcMar>
-              <w:top w:type="dxa" w:w="50"/>
-              <w:left w:type="dxa" w:w="90"/>
-              <w:bottom w:type="dxa" w:w="50"/>
-              <w:right w:type="dxa" w:w="90"/>
-            </w:tcMar>
-          </w:tcPr>
-          <w:p>
-            <w:pPr>
-              <w:keepNext/>
-              <w:keepLines/>
-              <w:spacing w:after="0" w:before="0" w:line="280"/>
-            </w:pPr>
-            <w:r>
-              <w:rPr>
-                <w:rFonts w:ascii="Calibri" w:eastAsia="Yu Gothic" w:hAnsi="Calibri"/>
-                <w:b w:val="false"/>
-                <w:bCs w:val="false"/>
-                <w:sz w:val="18"/>
-                <w:szCs w:val="18"/>
-              </w:rPr>
-              <w:t xml:space="preserve">D-5-2</w:t>
-            </w:r>
-          </w:p>
-        </w:tc>
-        <w:tc>
-          <w:tcPr>
-            <w:tcW w:type="dxa" w:w="2115"/>
-            <w:tcBorders>
-              <w:top w:val="single" w:color="A6B8D0" w:sz="4"/>
-              <w:left w:val="single" w:color="A6B8D0" w:sz="4"/>
-              <w:bottom w:val="single" w:color="A6B8D0" w:sz="4"/>
-              <w:right w:val="single" w:color="A6B8D0" w:sz="4"/>
-            </w:tcBorders>
-            <w:tcMar>
-              <w:top w:type="dxa" w:w="50"/>
-              <w:left w:type="dxa" w:w="90"/>
-              <w:bottom w:type="dxa" w:w="50"/>
-              <w:right w:type="dxa" w:w="90"/>
-            </w:tcMar>
-          </w:tcPr>
-          <w:p>
-            <w:pPr>
-              <w:keepNext/>
-              <w:keepLines/>
-              <w:spacing w:after="0" w:before="0" w:line="280"/>
-            </w:pPr>
-            <w:r>
-              <w:rPr>
-                <w:rFonts w:ascii="Calibri" w:eastAsia="Yu Gothic" w:hAnsi="Calibri"/>
-                <w:b w:val="false"/>
-                <w:bCs w:val="false"/>
-                <w:sz w:val="18"/>
-                <w:szCs w:val="18"/>
-              </w:rPr>
-              <w:t xml:space="preserve">Decision</w:t>
-            </w:r>
-          </w:p>
-        </w:tc>
-        <w:tc>
-          <w:tcPr>
-            <w:tcW w:type="dxa" w:w="6513"/>
-            <w:tcBorders>
-              <w:top w:val="single" w:color="A6B8D0" w:sz="4"/>
-              <w:left w:val="single" w:color="A6B8D0" w:sz="4"/>
-              <w:bottom w:val="single" w:color="A6B8D0" w:sz="4"/>
-              <w:right w:val="single" w:color="A6B8D0" w:sz="4"/>
-            </w:tcBorders>
-            <w:tcMar>
-              <w:top w:type="dxa" w:w="50"/>
-              <w:left w:type="dxa" w:w="90"/>
-              <w:bottom w:type="dxa" w:w="50"/>
-              <w:right w:type="dxa" w:w="90"/>
-            </w:tcMar>
-          </w:tcPr>
-          <w:p>
-            <w:pPr>
-              <w:keepNext/>
-              <w:keepLines/>
-              <w:spacing w:after="0" w:before="0" w:line="280"/>
-            </w:pPr>
-            <w:r>
-              <w:rPr>
-                <w:rFonts w:ascii="Calibri" w:eastAsia="Yu Gothic" w:hAnsi="Calibri"/>
-                <w:b w:val="false"/>
-                <w:bCs w:val="false"/>
-                <w:sz w:val="18"/>
-                <w:szCs w:val="18"/>
-              </w:rPr>
-              <w:t xml:space="preserve">The certificate for C2PA signatures is created inside the Client App from information entered by the User. No certificate authority is required</w:t>
-            </w:r>
-          </w:p>
-        </w:tc>
-      </w:tr>
-      <w:tr>
-        <w:trPr>
-          <w:cantSplit/>
-          <w:tblHeader w:val="off"/>
-        </w:trPr>
-        <w:tc>
-          <w:tcPr>
-            <w:tcW w:type="dxa" w:w="1010"/>
-            <w:tcBorders>
-              <w:top w:val="single" w:color="A6B8D0" w:sz="4"/>
-              <w:left w:val="single" w:color="A6B8D0" w:sz="4"/>
-              <w:bottom w:val="single" w:color="A6B8D0" w:sz="4"/>
-              <w:right w:val="single" w:color="A6B8D0" w:sz="4"/>
-            </w:tcBorders>
-            <w:tcMar>
-              <w:top w:type="dxa" w:w="50"/>
-              <w:left w:type="dxa" w:w="90"/>
-              <w:bottom w:type="dxa" w:w="50"/>
-              <w:right w:type="dxa" w:w="90"/>
-            </w:tcMar>
-          </w:tcPr>
-          <w:p>
-            <w:pPr>
-              <w:keepNext/>
-              <w:keepLines/>
-              <w:spacing w:after="0" w:before="0" w:line="280"/>
-            </w:pPr>
-            <w:r>
-              <w:rPr>
-                <w:rFonts w:ascii="Calibri" w:eastAsia="Yu Gothic" w:hAnsi="Calibri"/>
-                <w:b w:val="false"/>
-                <w:bCs w:val="false"/>
-                <w:sz w:val="18"/>
-                <w:szCs w:val="18"/>
-              </w:rPr>
-              <w:t xml:space="preserve">D-5-3</w:t>
-            </w:r>
-          </w:p>
-        </w:tc>
-        <w:tc>
-          <w:tcPr>
-            <w:tcW w:type="dxa" w:w="2115"/>
-            <w:tcBorders>
-              <w:top w:val="single" w:color="A6B8D0" w:sz="4"/>
-              <w:left w:val="single" w:color="A6B8D0" w:sz="4"/>
-              <w:bottom w:val="single" w:color="A6B8D0" w:sz="4"/>
-              <w:right w:val="single" w:color="A6B8D0" w:sz="4"/>
-            </w:tcBorders>
-            <w:tcMar>
-              <w:top w:type="dxa" w:w="50"/>
-              <w:left w:type="dxa" w:w="90"/>
-              <w:bottom w:type="dxa" w:w="50"/>
-              <w:right w:type="dxa" w:w="90"/>
-            </w:tcMar>
-          </w:tcPr>
-          <w:p>
-            <w:pPr>
-              <w:keepNext/>
-              <w:keepLines/>
-              <w:spacing w:after="0" w:before="0" w:line="280"/>
-            </w:pPr>
-            <w:r>
-              <w:rPr>
-                <w:rFonts w:ascii="Calibri" w:eastAsia="Yu Gothic" w:hAnsi="Calibri"/>
-                <w:b w:val="false"/>
-                <w:bCs w:val="false"/>
-                <w:sz w:val="18"/>
-                <w:szCs w:val="18"/>
-              </w:rPr>
-              <w:t xml:space="preserve">Decision</w:t>
-            </w:r>
-          </w:p>
-        </w:tc>
-        <w:tc>
-          <w:tcPr>
-            <w:tcW w:type="dxa" w:w="6513"/>
-            <w:tcBorders>
-              <w:top w:val="single" w:color="A6B8D0" w:sz="4"/>
-              <w:left w:val="single" w:color="A6B8D0" w:sz="4"/>
-              <w:bottom w:val="single" w:color="A6B8D0" w:sz="4"/>
-              <w:right w:val="single" w:color="A6B8D0" w:sz="4"/>
-            </w:tcBorders>
-            <w:tcMar>
-              <w:top w:type="dxa" w:w="50"/>
-              <w:left w:type="dxa" w:w="90"/>
-              <w:bottom w:type="dxa" w:w="50"/>
-              <w:right w:type="dxa" w:w="90"/>
-            </w:tcMar>
-          </w:tcPr>
-          <w:p>
-            <w:pPr>
-              <w:keepNext/>
-              <w:keepLines/>
-              <w:spacing w:after="0" w:before="0" w:line="280"/>
-            </w:pPr>
-            <w:r>
-              <w:rPr>
-                <w:rFonts w:ascii="Calibri" w:eastAsia="Yu Gothic" w:hAnsi="Calibri"/>
-                <w:b w:val="false"/>
-                <w:bCs w:val="false"/>
-                <w:sz w:val="18"/>
-                <w:szCs w:val="18"/>
-              </w:rPr>
-              <w:t xml:space="preserve">Acts of a person posing as the Rights Holder (signing first, replacing signatures, and reverse complaints) are treated as impossible to prevent; clues for matching are presented. No judgment is made</w:t>
-            </w:r>
-          </w:p>
-        </w:tc>
-      </w:tr>
-      <w:tr>
-        <w:trPr>
-          <w:cantSplit/>
-          <w:tblHeader w:val="off"/>
-        </w:trPr>
-        <w:tc>
-          <w:tcPr>
-            <w:tcW w:type="dxa" w:w="1010"/>
-            <w:tcBorders>
-              <w:top w:val="single" w:color="A6B8D0" w:sz="4"/>
-              <w:left w:val="single" w:color="A6B8D0" w:sz="4"/>
-              <w:bottom w:val="single" w:color="A6B8D0" w:sz="4"/>
-              <w:right w:val="single" w:color="A6B8D0" w:sz="4"/>
-            </w:tcBorders>
-            <w:tcMar>
-              <w:top w:type="dxa" w:w="50"/>
-              <w:left w:type="dxa" w:w="90"/>
-              <w:bottom w:type="dxa" w:w="50"/>
-              <w:right w:type="dxa" w:w="90"/>
-            </w:tcMar>
-          </w:tcPr>
-          <w:p>
-            <w:pPr>
-              <w:keepNext/>
-              <w:keepLines/>
-              <w:spacing w:after="0" w:before="0" w:line="280"/>
-            </w:pPr>
-            <w:r>
-              <w:rPr>
-                <w:rFonts w:ascii="Calibri" w:eastAsia="Yu Gothic" w:hAnsi="Calibri"/>
-                <w:b w:val="false"/>
-                <w:bCs w:val="false"/>
-                <w:sz w:val="18"/>
-                <w:szCs w:val="18"/>
-              </w:rPr>
-              <w:t xml:space="preserve">D-5-4</w:t>
-            </w:r>
-          </w:p>
-        </w:tc>
-        <w:tc>
-          <w:tcPr>
-            <w:tcW w:type="dxa" w:w="2115"/>
-            <w:tcBorders>
-              <w:top w:val="single" w:color="A6B8D0" w:sz="4"/>
-              <w:left w:val="single" w:color="A6B8D0" w:sz="4"/>
-              <w:bottom w:val="single" w:color="A6B8D0" w:sz="4"/>
-              <w:right w:val="single" w:color="A6B8D0" w:sz="4"/>
-            </w:tcBorders>
-            <w:tcMar>
-              <w:top w:type="dxa" w:w="50"/>
-              <w:left w:type="dxa" w:w="90"/>
-              <w:bottom w:type="dxa" w:w="50"/>
-              <w:right w:type="dxa" w:w="90"/>
-            </w:tcMar>
-          </w:tcPr>
-          <w:p>
-            <w:pPr>
-              <w:keepNext/>
-              <w:keepLines/>
-              <w:spacing w:after="0" w:before="0" w:line="280"/>
-            </w:pPr>
-            <w:r>
-              <w:rPr>
-                <w:rFonts w:ascii="Calibri" w:eastAsia="Yu Gothic" w:hAnsi="Calibri"/>
-                <w:b w:val="false"/>
-                <w:bCs w:val="false"/>
-                <w:sz w:val="18"/>
-                <w:szCs w:val="18"/>
-              </w:rPr>
-              <w:t xml:space="preserve">Decision</w:t>
-            </w:r>
-          </w:p>
-        </w:tc>
-        <w:tc>
-          <w:tcPr>
-            <w:tcW w:type="dxa" w:w="6513"/>
-            <w:tcBorders>
-              <w:top w:val="single" w:color="A6B8D0" w:sz="4"/>
-              <w:left w:val="single" w:color="A6B8D0" w:sz="4"/>
-              <w:bottom w:val="single" w:color="A6B8D0" w:sz="4"/>
-              <w:right w:val="single" w:color="A6B8D0" w:sz="4"/>
-            </w:tcBorders>
-            <w:tcMar>
-              <w:top w:type="dxa" w:w="50"/>
-              <w:left w:type="dxa" w:w="90"/>
-              <w:bottom w:type="dxa" w:w="50"/>
-              <w:right w:type="dxa" w:w="90"/>
-            </w:tcMar>
-          </w:tcPr>
-          <w:p>
-            <w:pPr>
-              <w:keepNext/>
-              <w:keepLines/>
-              <w:spacing w:after="0" w:before="0" w:line="280"/>
-            </w:pPr>
-            <w:r>
-              <w:rPr>
-                <w:rFonts w:ascii="Calibri" w:eastAsia="Yu Gothic" w:hAnsi="Calibri"/>
-                <w:b w:val="false"/>
-                <w:bCs w:val="false"/>
-                <w:sz w:val="18"/>
-                <w:szCs w:val="18"/>
-              </w:rPr>
-              <w:t xml:space="preserve">Identity and entitlement are treated separately</w:t>
-            </w:r>
-          </w:p>
-        </w:tc>
-      </w:tr>
-      <w:tr>
-        <w:trPr>
-          <w:cantSplit/>
-          <w:tblHeader w:val="off"/>
-        </w:trPr>
-        <w:tc>
-          <w:tcPr>
-            <w:tcW w:type="dxa" w:w="1010"/>
-            <w:tcBorders>
-              <w:top w:val="single" w:color="A6B8D0" w:sz="4"/>
-              <w:left w:val="single" w:color="A6B8D0" w:sz="4"/>
-              <w:bottom w:val="single" w:color="A6B8D0" w:sz="4"/>
-              <w:right w:val="single" w:color="A6B8D0" w:sz="4"/>
-            </w:tcBorders>
-            <w:tcMar>
-              <w:top w:type="dxa" w:w="50"/>
-              <w:left w:type="dxa" w:w="90"/>
-              <w:bottom w:type="dxa" w:w="50"/>
-              <w:right w:type="dxa" w:w="90"/>
-            </w:tcMar>
-          </w:tcPr>
-          <w:p>
-            <w:pPr>
-              <w:keepNext/>
-              <w:keepLines/>
-              <w:spacing w:after="0" w:before="0" w:line="280"/>
-            </w:pPr>
-            <w:r>
-              <w:rPr>
-                <w:rFonts w:ascii="Calibri" w:eastAsia="Yu Gothic" w:hAnsi="Calibri"/>
-                <w:b w:val="false"/>
-                <w:bCs w:val="false"/>
-                <w:sz w:val="18"/>
-                <w:szCs w:val="18"/>
-              </w:rPr>
-              <w:t xml:space="preserve">D-5-5</w:t>
-            </w:r>
-          </w:p>
-        </w:tc>
-        <w:tc>
-          <w:tcPr>
-            <w:tcW w:type="dxa" w:w="2115"/>
-            <w:tcBorders>
-              <w:top w:val="single" w:color="A6B8D0" w:sz="4"/>
-              <w:left w:val="single" w:color="A6B8D0" w:sz="4"/>
-              <w:bottom w:val="single" w:color="A6B8D0" w:sz="4"/>
-              <w:right w:val="single" w:color="A6B8D0" w:sz="4"/>
-            </w:tcBorders>
-            <w:tcMar>
-              <w:top w:type="dxa" w:w="50"/>
-              <w:left w:type="dxa" w:w="90"/>
-              <w:bottom w:type="dxa" w:w="50"/>
-              <w:right w:type="dxa" w:w="90"/>
-            </w:tcMar>
-          </w:tcPr>
-          <w:p>
-            <w:pPr>
-              <w:keepNext/>
-              <w:keepLines/>
-              <w:spacing w:after="0" w:before="0" w:line="280"/>
-            </w:pPr>
-            <w:r>
-              <w:rPr>
-                <w:rFonts w:ascii="Calibri" w:eastAsia="Yu Gothic" w:hAnsi="Calibri"/>
-                <w:b w:val="false"/>
-                <w:bCs w:val="false"/>
-                <w:sz w:val="18"/>
-                <w:szCs w:val="18"/>
-              </w:rPr>
-              <w:t xml:space="preserve">Decision</w:t>
-            </w:r>
-          </w:p>
-        </w:tc>
-        <w:tc>
-          <w:tcPr>
-            <w:tcW w:type="dxa" w:w="6513"/>
-            <w:tcBorders>
-              <w:top w:val="single" w:color="A6B8D0" w:sz="4"/>
-              <w:left w:val="single" w:color="A6B8D0" w:sz="4"/>
-              <w:bottom w:val="single" w:color="A6B8D0" w:sz="4"/>
-              <w:right w:val="single" w:color="A6B8D0" w:sz="4"/>
-            </w:tcBorders>
-            <w:tcMar>
-              <w:top w:type="dxa" w:w="50"/>
-              <w:left w:type="dxa" w:w="90"/>
-              <w:bottom w:type="dxa" w:w="50"/>
-              <w:right w:type="dxa" w:w="90"/>
-            </w:tcMar>
-          </w:tcPr>
-          <w:p>
-            <w:pPr>
-              <w:keepNext/>
-              <w:keepLines/>
-              <w:spacing w:after="0" w:before="0" w:line="280"/>
-            </w:pPr>
-            <w:r>
-              <w:rPr>
-                <w:rFonts w:ascii="Calibri" w:eastAsia="Yu Gothic" w:hAnsi="Calibri"/>
-                <w:b w:val="false"/>
-                <w:bCs w:val="false"/>
-                <w:sz w:val="18"/>
-                <w:szCs w:val="18"/>
-              </w:rPr>
-              <w:t xml:space="preserve">The System provides the means of matching but does not perform matching on anyone’s behalf</w:t>
-            </w:r>
-          </w:p>
-        </w:tc>
-      </w:tr>
-      <w:tr>
-        <w:trPr>
-          <w:cantSplit/>
-          <w:tblHeader w:val="off"/>
-        </w:trPr>
-        <w:tc>
-          <w:tcPr>
-            <w:tcW w:type="dxa" w:w="1010"/>
-            <w:tcBorders>
-              <w:top w:val="single" w:color="A6B8D0" w:sz="4"/>
-              <w:left w:val="single" w:color="A6B8D0" w:sz="4"/>
-              <w:bottom w:val="single" w:color="A6B8D0" w:sz="4"/>
-              <w:right w:val="single" w:color="A6B8D0" w:sz="4"/>
-            </w:tcBorders>
-            <w:tcMar>
-              <w:top w:type="dxa" w:w="50"/>
-              <w:left w:type="dxa" w:w="90"/>
-              <w:bottom w:type="dxa" w:w="50"/>
-              <w:right w:type="dxa" w:w="90"/>
-            </w:tcMar>
-          </w:tcPr>
-          <w:p>
-            <w:pPr>
-              <w:keepNext/>
-              <w:keepLines/>
-              <w:spacing w:after="0" w:before="0" w:line="280"/>
-            </w:pPr>
-            <w:r>
-              <w:rPr>
-                <w:rFonts w:ascii="Calibri" w:eastAsia="Yu Gothic" w:hAnsi="Calibri"/>
-                <w:b w:val="false"/>
-                <w:bCs w:val="false"/>
-                <w:sz w:val="18"/>
-                <w:szCs w:val="18"/>
-              </w:rPr>
-              <w:t xml:space="preserve">I-01</w:t>
-            </w:r>
-          </w:p>
-        </w:tc>
-        <w:tc>
-          <w:tcPr>
-            <w:tcW w:type="dxa" w:w="2115"/>
-            <w:tcBorders>
-              <w:top w:val="single" w:color="A6B8D0" w:sz="4"/>
-              <w:left w:val="single" w:color="A6B8D0" w:sz="4"/>
-              <w:bottom w:val="single" w:color="A6B8D0" w:sz="4"/>
-              <w:right w:val="single" w:color="A6B8D0" w:sz="4"/>
-            </w:tcBorders>
-            <w:tcMar>
-              <w:top w:type="dxa" w:w="50"/>
-              <w:left w:type="dxa" w:w="90"/>
-              <w:bottom w:type="dxa" w:w="50"/>
-              <w:right w:type="dxa" w:w="90"/>
-            </w:tcMar>
-          </w:tcPr>
-          <w:p>
-            <w:pPr>
-              <w:keepNext/>
-              <w:keepLines/>
-              <w:spacing w:after="0" w:before="0" w:line="280"/>
-            </w:pPr>
-            <w:r>
-              <w:rPr>
-                <w:rFonts w:ascii="Calibri" w:eastAsia="Yu Gothic" w:hAnsi="Calibri"/>
-                <w:b w:val="false"/>
-                <w:bCs w:val="false"/>
-                <w:sz w:val="18"/>
-                <w:szCs w:val="18"/>
-              </w:rPr>
-              <w:t xml:space="preserve">To Be Investigated</w:t>
-            </w:r>
-          </w:p>
-        </w:tc>
-        <w:tc>
-          <w:tcPr>
-            <w:tcW w:type="dxa" w:w="6513"/>
-            <w:tcBorders>
-              <w:top w:val="single" w:color="A6B8D0" w:sz="4"/>
-              <w:left w:val="single" w:color="A6B8D0" w:sz="4"/>
-              <w:bottom w:val="single" w:color="A6B8D0" w:sz="4"/>
-              <w:right w:val="single" w:color="A6B8D0" w:sz="4"/>
-            </w:tcBorders>
-            <w:tcMar>
-              <w:top w:type="dxa" w:w="50"/>
-              <w:left w:type="dxa" w:w="90"/>
-              <w:bottom w:type="dxa" w:w="50"/>
-              <w:right w:type="dxa" w:w="90"/>
-            </w:tcMar>
-          </w:tcPr>
-          <w:p>
-            <w:pPr>
-              <w:keepNext/>
-              <w:keepLines/>
-              <w:spacing w:after="0" w:before="0" w:line="280"/>
-            </w:pPr>
-            <w:r>
-              <w:rPr>
-                <w:rFonts w:ascii="Calibri" w:eastAsia="Yu Gothic" w:hAnsi="Calibri"/>
-                <w:b w:val="false"/>
-                <w:bCs w:val="false"/>
-                <w:sz w:val="18"/>
-                <w:szCs w:val="18"/>
-              </w:rPr>
-              <w:t xml:space="preserve">C2PA signing certificates</w:t>
-            </w:r>
-          </w:p>
-        </w:tc>
-      </w:tr>
-      <w:tr>
-        <w:trPr>
-          <w:cantSplit/>
-          <w:tblHeader w:val="off"/>
-        </w:trPr>
-        <w:tc>
-          <w:tcPr>
-            <w:tcW w:type="dxa" w:w="1010"/>
-            <w:tcBorders>
-              <w:top w:val="single" w:color="A6B8D0" w:sz="4"/>
-              <w:left w:val="single" w:color="A6B8D0" w:sz="4"/>
-              <w:bottom w:val="single" w:color="A6B8D0" w:sz="4"/>
-              <w:right w:val="single" w:color="A6B8D0" w:sz="4"/>
-            </w:tcBorders>
-            <w:tcMar>
-              <w:top w:type="dxa" w:w="50"/>
-              <w:left w:type="dxa" w:w="90"/>
-              <w:bottom w:type="dxa" w:w="50"/>
-              <w:right w:type="dxa" w:w="90"/>
-            </w:tcMar>
-          </w:tcPr>
-          <w:p>
-            <w:pPr>
-              <w:keepNext/>
-              <w:keepLines/>
-              <w:spacing w:after="0" w:before="0" w:line="280"/>
-            </w:pPr>
-            <w:r>
-              <w:rPr>
-                <w:rFonts w:ascii="Calibri" w:eastAsia="Yu Gothic" w:hAnsi="Calibri"/>
-                <w:b w:val="false"/>
-                <w:bCs w:val="false"/>
-                <w:sz w:val="18"/>
-                <w:szCs w:val="18"/>
-              </w:rPr>
-              <w:t xml:space="preserve">I-02</w:t>
-            </w:r>
-          </w:p>
-        </w:tc>
-        <w:tc>
-          <w:tcPr>
-            <w:tcW w:type="dxa" w:w="2115"/>
-            <w:tcBorders>
-              <w:top w:val="single" w:color="A6B8D0" w:sz="4"/>
-              <w:left w:val="single" w:color="A6B8D0" w:sz="4"/>
-              <w:bottom w:val="single" w:color="A6B8D0" w:sz="4"/>
-              <w:right w:val="single" w:color="A6B8D0" w:sz="4"/>
-            </w:tcBorders>
-            <w:tcMar>
-              <w:top w:type="dxa" w:w="50"/>
-              <w:left w:type="dxa" w:w="90"/>
-              <w:bottom w:type="dxa" w:w="50"/>
-              <w:right w:type="dxa" w:w="90"/>
-            </w:tcMar>
-          </w:tcPr>
-          <w:p>
-            <w:pPr>
-              <w:keepNext/>
-              <w:keepLines/>
-              <w:spacing w:after="0" w:before="0" w:line="280"/>
-            </w:pPr>
-            <w:r>
-              <w:rPr>
-                <w:rFonts w:ascii="Calibri" w:eastAsia="Yu Gothic" w:hAnsi="Calibri"/>
-                <w:b w:val="false"/>
-                <w:bCs w:val="false"/>
-                <w:sz w:val="18"/>
-                <w:szCs w:val="18"/>
-              </w:rPr>
-              <w:t xml:space="preserve">To Be Investigated</w:t>
-            </w:r>
-          </w:p>
-        </w:tc>
-        <w:tc>
-          <w:tcPr>
-            <w:tcW w:type="dxa" w:w="6513"/>
-            <w:tcBorders>
-              <w:top w:val="single" w:color="A6B8D0" w:sz="4"/>
-              <w:left w:val="single" w:color="A6B8D0" w:sz="4"/>
-              <w:bottom w:val="single" w:color="A6B8D0" w:sz="4"/>
-              <w:right w:val="single" w:color="A6B8D0" w:sz="4"/>
-            </w:tcBorders>
-            <w:tcMar>
-              <w:top w:type="dxa" w:w="50"/>
-              <w:left w:type="dxa" w:w="90"/>
-              <w:bottom w:type="dxa" w:w="50"/>
-              <w:right w:type="dxa" w:w="90"/>
-            </w:tcMar>
-          </w:tcPr>
-          <w:p>
-            <w:pPr>
-              <w:keepNext/>
-              <w:keepLines/>
-              <w:spacing w:after="0" w:before="0" w:line="280"/>
-            </w:pPr>
-            <w:r>
-              <w:rPr>
-                <w:rFonts w:ascii="Calibri" w:eastAsia="Yu Gothic" w:hAnsi="Calibri"/>
-                <w:b w:val="false"/>
-                <w:bCs w:val="false"/>
-                <w:sz w:val="18"/>
-                <w:szCs w:val="18"/>
-              </w:rPr>
-              <w:t xml:space="preserve">Matching between Notice accounts and signing keys</w:t>
-            </w:r>
-          </w:p>
-        </w:tc>
-      </w:tr>
-      <w:tr>
-        <w:trPr>
-          <w:cantSplit/>
-          <w:tblHeader w:val="off"/>
-        </w:trPr>
-        <w:tc>
-          <w:tcPr>
-            <w:tcW w:type="dxa" w:w="1010"/>
-            <w:tcBorders>
-              <w:top w:val="single" w:color="A6B8D0" w:sz="4"/>
-              <w:left w:val="single" w:color="A6B8D0" w:sz="4"/>
-              <w:bottom w:val="single" w:color="A6B8D0" w:sz="4"/>
-              <w:right w:val="single" w:color="A6B8D0" w:sz="4"/>
-            </w:tcBorders>
-            <w:tcMar>
-              <w:top w:type="dxa" w:w="50"/>
-              <w:left w:type="dxa" w:w="90"/>
-              <w:bottom w:type="dxa" w:w="50"/>
-              <w:right w:type="dxa" w:w="90"/>
-            </w:tcMar>
-          </w:tcPr>
-          <w:p>
-            <w:pPr>
-              <w:keepNext/>
-              <w:keepLines/>
-              <w:spacing w:after="0" w:before="0" w:line="280"/>
-            </w:pPr>
-            <w:r>
-              <w:rPr>
-                <w:rFonts w:ascii="Calibri" w:eastAsia="Yu Gothic" w:hAnsi="Calibri"/>
-                <w:b w:val="false"/>
-                <w:bCs w:val="false"/>
-                <w:sz w:val="18"/>
-                <w:szCs w:val="18"/>
-              </w:rPr>
-              <w:t xml:space="preserve">O-01</w:t>
-            </w:r>
-          </w:p>
-        </w:tc>
-        <w:tc>
-          <w:tcPr>
-            <w:tcW w:type="dxa" w:w="2115"/>
-            <w:tcBorders>
-              <w:top w:val="single" w:color="A6B8D0" w:sz="4"/>
-              <w:left w:val="single" w:color="A6B8D0" w:sz="4"/>
-              <w:bottom w:val="single" w:color="A6B8D0" w:sz="4"/>
-              <w:right w:val="single" w:color="A6B8D0" w:sz="4"/>
-            </w:tcBorders>
-            <w:tcMar>
-              <w:top w:type="dxa" w:w="50"/>
-              <w:left w:type="dxa" w:w="90"/>
-              <w:bottom w:type="dxa" w:w="50"/>
-              <w:right w:type="dxa" w:w="90"/>
-            </w:tcMar>
-          </w:tcPr>
-          <w:p>
-            <w:pPr>
-              <w:keepNext/>
-              <w:keepLines/>
-              <w:spacing w:after="0" w:before="0" w:line="280"/>
-            </w:pPr>
-            <w:r>
-              <w:rPr>
-                <w:rFonts w:ascii="Calibri" w:eastAsia="Yu Gothic" w:hAnsi="Calibri"/>
-                <w:b w:val="false"/>
-                <w:bCs w:val="false"/>
-                <w:sz w:val="18"/>
-                <w:szCs w:val="18"/>
-              </w:rPr>
-              <w:t xml:space="preserve">Open (decided in Basic Design Chapter 2, 4 “The Means of Matching and the Clues”)</w:t>
-            </w:r>
-          </w:p>
-        </w:tc>
-        <w:tc>
-          <w:tcPr>
-            <w:tcW w:type="dxa" w:w="6513"/>
-            <w:tcBorders>
-              <w:top w:val="single" w:color="A6B8D0" w:sz="4"/>
-              <w:left w:val="single" w:color="A6B8D0" w:sz="4"/>
-              <w:bottom w:val="single" w:color="A6B8D0" w:sz="4"/>
-              <w:right w:val="single" w:color="A6B8D0" w:sz="4"/>
-            </w:tcBorders>
-            <w:tcMar>
-              <w:top w:type="dxa" w:w="50"/>
-              <w:left w:type="dxa" w:w="90"/>
-              <w:bottom w:type="dxa" w:w="50"/>
-              <w:right w:type="dxa" w:w="90"/>
-            </w:tcMar>
-          </w:tcPr>
-          <w:p>
-            <w:pPr>
-              <w:keepNext/>
-              <w:keepLines/>
-              <w:spacing w:after="0" w:before="0" w:line="280"/>
-            </w:pPr>
-            <w:r>
-              <w:rPr>
-                <w:rFonts w:ascii="Calibri" w:eastAsia="Yu Gothic" w:hAnsi="Calibri"/>
-                <w:b w:val="false"/>
-                <w:bCs w:val="false"/>
-                <w:sz w:val="18"/>
-                <w:szCs w:val="18"/>
-              </w:rPr>
-              <w:t xml:space="preserve">How clues for matching are presented</w:t>
-            </w:r>
-          </w:p>
-        </w:tc>
-      </w:tr>
-      <w:tr>
-        <w:trPr>
-          <w:cantSplit/>
-          <w:tblHeader w:val="off"/>
-        </w:trPr>
-        <w:tc>
-          <w:tcPr>
-            <w:tcW w:type="dxa" w:w="1010"/>
-            <w:tcBorders>
-              <w:top w:val="single" w:color="A6B8D0" w:sz="4"/>
-              <w:left w:val="single" w:color="A6B8D0" w:sz="4"/>
-              <w:bottom w:val="single" w:color="A6B8D0" w:sz="4"/>
-              <w:right w:val="single" w:color="A6B8D0" w:sz="4"/>
-            </w:tcBorders>
-            <w:tcMar>
-              <w:top w:type="dxa" w:w="50"/>
-              <w:left w:type="dxa" w:w="90"/>
-              <w:bottom w:type="dxa" w:w="50"/>
-              <w:right w:type="dxa" w:w="90"/>
-            </w:tcMar>
-          </w:tcPr>
-          <w:p>
-            <w:pPr>
-              <w:keepNext/>
-              <w:keepLines/>
-              <w:spacing w:after="0" w:before="0" w:line="280"/>
-            </w:pPr>
-            <w:r>
-              <w:rPr>
-                <w:rFonts w:ascii="Calibri" w:eastAsia="Yu Gothic" w:hAnsi="Calibri"/>
-                <w:b w:val="false"/>
-                <w:bCs w:val="false"/>
-                <w:sz w:val="18"/>
-                <w:szCs w:val="18"/>
-              </w:rPr>
-              <w:t xml:space="preserve">A-4</w:t>
-            </w:r>
-          </w:p>
-        </w:tc>
-        <w:tc>
-          <w:tcPr>
-            <w:tcW w:type="dxa" w:w="2115"/>
-            <w:tcBorders>
-              <w:top w:val="single" w:color="A6B8D0" w:sz="4"/>
-              <w:left w:val="single" w:color="A6B8D0" w:sz="4"/>
-              <w:bottom w:val="single" w:color="A6B8D0" w:sz="4"/>
-              <w:right w:val="single" w:color="A6B8D0" w:sz="4"/>
-            </w:tcBorders>
-            <w:tcMar>
-              <w:top w:type="dxa" w:w="50"/>
-              <w:left w:type="dxa" w:w="90"/>
-              <w:bottom w:type="dxa" w:w="50"/>
-              <w:right w:type="dxa" w:w="90"/>
-            </w:tcMar>
-          </w:tcPr>
-          <w:p>
-            <w:pPr>
-              <w:keepNext/>
+              <w:keepNext w:val="false"/>
+              <w:keepLines/>
+              <w:spacing w:after="0" w:before="0" w:line="280"/>
+            </w:pPr>
+            <w:r>
+              <w:rPr>
+                <w:rFonts w:ascii="Calibri" w:eastAsia="Yu Gothic" w:hAnsi="Calibri"/>
+                <w:b w:val="false"/>
+                <w:bCs w:val="false"/>
+                <w:sz w:val="18"/>
+                <w:szCs w:val="18"/>
+              </w:rPr>
+              <w:t xml:space="preserve">A-15</w:t>
+            </w:r>
+          </w:p>
+        </w:tc>
+        <w:tc>
+          <w:tcPr>
+            <w:tcW w:type="dxa" w:w="2590"/>
+            <w:tcBorders>
+              <w:top w:val="single" w:color="A6B8D0" w:sz="4"/>
+              <w:left w:val="single" w:color="A6B8D0" w:sz="4"/>
+              <w:bottom w:val="single" w:color="A6B8D0" w:sz="4"/>
+              <w:right w:val="single" w:color="A6B8D0" w:sz="4"/>
+            </w:tcBorders>
+            <w:tcMar>
+              <w:top w:type="dxa" w:w="50"/>
+              <w:left w:type="dxa" w:w="90"/>
+              <w:bottom w:type="dxa" w:w="50"/>
+              <w:right w:type="dxa" w:w="90"/>
+            </w:tcMar>
+          </w:tcPr>
+          <w:p>
+            <w:pPr>
+              <w:keepNext w:val="false"/>
               <w:keepLines/>
               <w:spacing w:after="0" w:before="0" w:line="280"/>
             </w:pPr>
@@ -1628,223 +764,7 @@
         </w:tc>
         <w:tc>
           <w:tcPr>
-            <w:tcW w:type="dxa" w:w="6513"/>
-            <w:tcBorders>
-              <w:top w:val="single" w:color="A6B8D0" w:sz="4"/>
-              <w:left w:val="single" w:color="A6B8D0" w:sz="4"/>
-              <w:bottom w:val="single" w:color="A6B8D0" w:sz="4"/>
-              <w:right w:val="single" w:color="A6B8D0" w:sz="4"/>
-            </w:tcBorders>
-            <w:tcMar>
-              <w:top w:type="dxa" w:w="50"/>
-              <w:left w:type="dxa" w:w="90"/>
-              <w:bottom w:type="dxa" w:w="50"/>
-              <w:right w:type="dxa" w:w="90"/>
-            </w:tcMar>
-          </w:tcPr>
-          <w:p>
-            <w:pPr>
-              <w:keepNext/>
-              <w:keepLines/>
-              <w:spacing w:after="0" w:before="0" w:line="280"/>
-            </w:pPr>
-            <w:r>
-              <w:rPr>
-                <w:rFonts w:ascii="Calibri" w:eastAsia="Yu Gothic" w:hAnsi="Calibri"/>
-                <w:b w:val="false"/>
-                <w:bCs w:val="false"/>
-                <w:sz w:val="18"/>
-                <w:szCs w:val="18"/>
-              </w:rPr>
-              <w:t xml:space="preserve">Correcting wrong Registrations and relieving the impersonated true Rights Holder</w:t>
-            </w:r>
-          </w:p>
-        </w:tc>
-      </w:tr>
-      <w:tr>
-        <w:trPr>
-          <w:cantSplit/>
-          <w:tblHeader w:val="off"/>
-        </w:trPr>
-        <w:tc>
-          <w:tcPr>
-            <w:tcW w:type="dxa" w:w="1010"/>
-            <w:tcBorders>
-              <w:top w:val="single" w:color="A6B8D0" w:sz="4"/>
-              <w:left w:val="single" w:color="A6B8D0" w:sz="4"/>
-              <w:bottom w:val="single" w:color="A6B8D0" w:sz="4"/>
-              <w:right w:val="single" w:color="A6B8D0" w:sz="4"/>
-            </w:tcBorders>
-            <w:tcMar>
-              <w:top w:type="dxa" w:w="50"/>
-              <w:left w:type="dxa" w:w="90"/>
-              <w:bottom w:type="dxa" w:w="50"/>
-              <w:right w:type="dxa" w:w="90"/>
-            </w:tcMar>
-          </w:tcPr>
-          <w:p>
-            <w:pPr>
-              <w:keepNext/>
-              <w:keepLines/>
-              <w:spacing w:after="0" w:before="0" w:line="280"/>
-            </w:pPr>
-            <w:r>
-              <w:rPr>
-                <w:rFonts w:ascii="Calibri" w:eastAsia="Yu Gothic" w:hAnsi="Calibri"/>
-                <w:b w:val="false"/>
-                <w:bCs w:val="false"/>
-                <w:sz w:val="18"/>
-                <w:szCs w:val="18"/>
-              </w:rPr>
-              <w:t xml:space="preserve">A-7</w:t>
-            </w:r>
-          </w:p>
-        </w:tc>
-        <w:tc>
-          <w:tcPr>
-            <w:tcW w:type="dxa" w:w="2115"/>
-            <w:tcBorders>
-              <w:top w:val="single" w:color="A6B8D0" w:sz="4"/>
-              <w:left w:val="single" w:color="A6B8D0" w:sz="4"/>
-              <w:bottom w:val="single" w:color="A6B8D0" w:sz="4"/>
-              <w:right w:val="single" w:color="A6B8D0" w:sz="4"/>
-            </w:tcBorders>
-            <w:tcMar>
-              <w:top w:type="dxa" w:w="50"/>
-              <w:left w:type="dxa" w:w="90"/>
-              <w:bottom w:type="dxa" w:w="50"/>
-              <w:right w:type="dxa" w:w="90"/>
-            </w:tcMar>
-          </w:tcPr>
-          <w:p>
-            <w:pPr>
-              <w:keepNext/>
-              <w:keepLines/>
-              <w:spacing w:after="0" w:before="0" w:line="280"/>
-            </w:pPr>
-            <w:r>
-              <w:rPr>
-                <w:rFonts w:ascii="Calibri" w:eastAsia="Yu Gothic" w:hAnsi="Calibri"/>
-                <w:b w:val="false"/>
-                <w:bCs w:val="false"/>
-                <w:sz w:val="18"/>
-                <w:szCs w:val="18"/>
-              </w:rPr>
-              <w:t xml:space="preserve">Omission found in the item breakdown</w:t>
-            </w:r>
-          </w:p>
-        </w:tc>
-        <w:tc>
-          <w:tcPr>
-            <w:tcW w:type="dxa" w:w="6513"/>
-            <w:tcBorders>
-              <w:top w:val="single" w:color="A6B8D0" w:sz="4"/>
-              <w:left w:val="single" w:color="A6B8D0" w:sz="4"/>
-              <w:bottom w:val="single" w:color="A6B8D0" w:sz="4"/>
-              <w:right w:val="single" w:color="A6B8D0" w:sz="4"/>
-            </w:tcBorders>
-            <w:tcMar>
-              <w:top w:type="dxa" w:w="50"/>
-              <w:left w:type="dxa" w:w="90"/>
-              <w:bottom w:type="dxa" w:w="50"/>
-              <w:right w:type="dxa" w:w="90"/>
-            </w:tcMar>
-          </w:tcPr>
-          <w:p>
-            <w:pPr>
-              <w:keepNext/>
-              <w:keepLines/>
-              <w:spacing w:after="0" w:before="0" w:line="280"/>
-            </w:pPr>
-            <w:r>
-              <w:rPr>
-                <w:rFonts w:ascii="Calibri" w:eastAsia="Yu Gothic" w:hAnsi="Calibri"/>
-                <w:b w:val="false"/>
-                <w:bCs w:val="false"/>
-                <w:sz w:val="18"/>
-                <w:szCs w:val="18"/>
-              </w:rPr>
-              <w:t xml:space="preserve">Handling of User identity-verification information (the premise disappeared with Edition 2, which dropped identity verification)</w:t>
-            </w:r>
-          </w:p>
-        </w:tc>
-      </w:tr>
-      <w:tr>
-        <w:trPr>
-          <w:cantSplit/>
-          <w:tblHeader w:val="off"/>
-        </w:trPr>
-        <w:tc>
-          <w:tcPr>
-            <w:tcW w:type="dxa" w:w="1010"/>
-            <w:tcBorders>
-              <w:top w:val="single" w:color="A6B8D0" w:sz="4"/>
-              <w:left w:val="single" w:color="A6B8D0" w:sz="4"/>
-              <w:bottom w:val="single" w:color="A6B8D0" w:sz="4"/>
-              <w:right w:val="single" w:color="A6B8D0" w:sz="4"/>
-            </w:tcBorders>
-            <w:tcMar>
-              <w:top w:type="dxa" w:w="50"/>
-              <w:left w:type="dxa" w:w="90"/>
-              <w:bottom w:type="dxa" w:w="50"/>
-              <w:right w:type="dxa" w:w="90"/>
-            </w:tcMar>
-          </w:tcPr>
-          <w:p>
-            <w:pPr>
-              <w:keepNext w:val="false"/>
-              <w:keepLines/>
-              <w:spacing w:after="0" w:before="0" w:line="280"/>
-            </w:pPr>
-            <w:r>
-              <w:rPr>
-                <w:rFonts w:ascii="Calibri" w:eastAsia="Yu Gothic" w:hAnsi="Calibri"/>
-                <w:b w:val="false"/>
-                <w:bCs w:val="false"/>
-                <w:sz w:val="18"/>
-                <w:szCs w:val="18"/>
-              </w:rPr>
-              <w:t xml:space="preserve">A-15</w:t>
-            </w:r>
-          </w:p>
-        </w:tc>
-        <w:tc>
-          <w:tcPr>
-            <w:tcW w:type="dxa" w:w="2115"/>
-            <w:tcBorders>
-              <w:top w:val="single" w:color="A6B8D0" w:sz="4"/>
-              <w:left w:val="single" w:color="A6B8D0" w:sz="4"/>
-              <w:bottom w:val="single" w:color="A6B8D0" w:sz="4"/>
-              <w:right w:val="single" w:color="A6B8D0" w:sz="4"/>
-            </w:tcBorders>
-            <w:tcMar>
-              <w:top w:type="dxa" w:w="50"/>
-              <w:left w:type="dxa" w:w="90"/>
-              <w:bottom w:type="dxa" w:w="50"/>
-              <w:right w:type="dxa" w:w="90"/>
-            </w:tcMar>
-          </w:tcPr>
-          <w:p>
-            <w:pPr>
-              <w:keepNext w:val="false"/>
-              <w:keepLines/>
-              <w:spacing w:after="0" w:before="0" w:line="280"/>
-            </w:pPr>
-            <w:r>
-              <w:rPr>
-                <w:rFonts w:ascii="Calibri" w:eastAsia="Yu Gothic" w:hAnsi="Calibri"/>
-                <w:b w:val="false"/>
-                <w:bCs w:val="false"/>
-                <w:sz w:val="18"/>
-                <w:szCs w:val="18"/>
-              </w:rPr>
-              <w:t xml:space="preserve">Omission found in the item breakdown</w:t>
-            </w:r>
-          </w:p>
-        </w:tc>
-        <w:tc>
-          <w:tcPr>
-            <w:tcW w:type="dxa" w:w="6513"/>
+            <w:tcW w:type="dxa" w:w="6038"/>
             <w:tcBorders>
               <w:top w:val="single" w:color="A6B8D0" w:sz="4"/>
               <w:left w:val="single" w:color="A6B8D0" w:sz="4"/>
@@ -3607,7 +2527,7 @@
                 <w:sz w:val="18"/>
                 <w:szCs w:val="18"/>
               </w:rPr>
-              <w:t xml:space="preserve">The personal root is valid for 40 years from creation; C2PA signing is stopped for a personal root more than 20 years old, and remaking it is required. The signing certificate expires together with the personal root that issued it. Personal roots from before remaking are kept on the device as “past personal roots” and used to check the User's old outputs, old notice codes, and old records (3.6). As a result, every image's C2PA signature is shown valid by general validators for at least 20 years from signing</w:t>
+              <w:t xml:space="preserve">The personal root is valid from a fixed starting point (2020-01-01) until 40 years after the day the first timestamp was obtained (until then, until 2060; extended with the same key when a timestamp is obtained), independently of the device clock (NRSD's request, 2026-09-30). C2PA signing is stopped for a personal root more than 20 years old, and remaking it is required. The signing certificate expires together with the personal root that issued it. Personal roots from before remaking are kept on the device as “past personal roots” and used to check the User's old outputs, old notice codes, and old records (3.6). As a result, every image's C2PA signature is shown valid by general validators for at least 20 years from signing</w:t>
             </w:r>
           </w:p>
         </w:tc>
@@ -3742,8 +2662,8 @@
       </w:tblPr>
       <w:tblGrid>
         <w:gridCol w:w="760"/>
-        <w:gridCol w:w="5215"/>
-        <w:gridCol w:w="3663"/>
+        <w:gridCol w:w="4670"/>
+        <w:gridCol w:w="4208"/>
       </w:tblGrid>
       <w:tr>
         <w:trPr>
@@ -3787,7 +2707,7 @@
         </w:tc>
         <w:tc>
           <w:tcPr>
-            <w:tcW w:type="dxa" w:w="5215"/>
+            <w:tcW w:type="dxa" w:w="4670"/>
             <w:tcBorders>
               <w:top w:val="single" w:color="A6B8D0" w:sz="4"/>
               <w:left w:val="single" w:color="A6B8D0" w:sz="4"/>
@@ -3822,7 +2742,7 @@
         </w:tc>
         <w:tc>
           <w:tcPr>
-            <w:tcW w:type="dxa" w:w="3663"/>
+            <w:tcW w:type="dxa" w:w="4208"/>
             <w:tcBorders>
               <w:top w:val="single" w:color="A6B8D0" w:sz="4"/>
               <w:left w:val="single" w:color="A6B8D0" w:sz="4"/>
@@ -3897,7 +2817,7 @@
         </w:tc>
         <w:tc>
           <w:tcPr>
-            <w:tcW w:type="dxa" w:w="5215"/>
+            <w:tcW w:type="dxa" w:w="4670"/>
             <w:tcBorders>
               <w:top w:val="single" w:color="A6B8D0" w:sz="4"/>
               <w:left w:val="single" w:color="A6B8D0" w:sz="4"/>
@@ -3931,7 +2851,7 @@
         </w:tc>
         <w:tc>
           <w:tcPr>
-            <w:tcW w:type="dxa" w:w="3663"/>
+            <w:tcW w:type="dxa" w:w="4208"/>
             <w:tcBorders>
               <w:top w:val="single" w:color="A6B8D0" w:sz="4"/>
               <w:left w:val="single" w:color="A6B8D0" w:sz="4"/>
@@ -4005,7 +2925,7 @@
         </w:tc>
         <w:tc>
           <w:tcPr>
-            <w:tcW w:type="dxa" w:w="5215"/>
+            <w:tcW w:type="dxa" w:w="4670"/>
             <w:tcBorders>
               <w:top w:val="single" w:color="A6B8D0" w:sz="4"/>
               <w:left w:val="single" w:color="A6B8D0" w:sz="4"/>
@@ -4039,7 +2959,7 @@
         </w:tc>
         <w:tc>
           <w:tcPr>
-            <w:tcW w:type="dxa" w:w="3663"/>
+            <w:tcW w:type="dxa" w:w="4208"/>
             <w:tcBorders>
               <w:top w:val="single" w:color="A6B8D0" w:sz="4"/>
               <w:left w:val="single" w:color="A6B8D0" w:sz="4"/>
@@ -4113,7 +3033,7 @@
         </w:tc>
         <w:tc>
           <w:tcPr>
-            <w:tcW w:type="dxa" w:w="5215"/>
+            <w:tcW w:type="dxa" w:w="4670"/>
             <w:tcBorders>
               <w:top w:val="single" w:color="A6B8D0" w:sz="4"/>
               <w:left w:val="single" w:color="A6B8D0" w:sz="4"/>
@@ -4147,7 +3067,7 @@
         </w:tc>
         <w:tc>
           <w:tcPr>
-            <w:tcW w:type="dxa" w:w="3663"/>
+            <w:tcW w:type="dxa" w:w="4208"/>
             <w:tcBorders>
               <w:top w:val="single" w:color="A6B8D0" w:sz="4"/>
               <w:left w:val="single" w:color="A6B8D0" w:sz="4"/>
@@ -4221,7 +3141,7 @@
         </w:tc>
         <w:tc>
           <w:tcPr>
-            <w:tcW w:type="dxa" w:w="5215"/>
+            <w:tcW w:type="dxa" w:w="4670"/>
             <w:tcBorders>
               <w:top w:val="single" w:color="A6B8D0" w:sz="4"/>
               <w:left w:val="single" w:color="A6B8D0" w:sz="4"/>
@@ -4249,13 +3169,13 @@
                 <w:sz w:val="18"/>
                 <w:szCs w:val="18"/>
               </w:rPr>
-              <w:t xml:space="preserve">(Optional) Create a backup file (Chapter 8, 5 “Backup Files”)</w:t>
-            </w:r>
-          </w:p>
-        </w:tc>
-        <w:tc>
-          <w:tcPr>
-            <w:tcW w:type="dxa" w:w="3663"/>
+              <w:t xml:space="preserve">Decide the backup location (Chapter 8, 5.5 “Backup locations and automatic backups”; can be skipped)</w:t>
+            </w:r>
+          </w:p>
+        </w:tc>
+        <w:tc>
+          <w:tcPr>
+            <w:tcW w:type="dxa" w:w="4208"/>
             <w:tcBorders>
               <w:top w:val="single" w:color="A6B8D0" w:sz="4"/>
               <w:left w:val="single" w:color="A6B8D0" w:sz="4"/>
@@ -4283,7 +3203,7 @@
                 <w:sz w:val="18"/>
                 <w:szCs w:val="18"/>
               </w:rPr>
-              <w:t xml:space="preserve">—</w:t>
+              <w:t xml:space="preserve">Detect and propose locations, and make backups automatically from then on</w:t>
             </w:r>
           </w:p>
         </w:tc>
@@ -5323,7 +4243,7 @@
                 <w:sz w:val="18"/>
                 <w:szCs w:val="18"/>
               </w:rPr>
-              <w:t xml:space="preserve">1–50 characters. Normalized to NFC. Control characters (U+0000–U+001F, U+007F–U+009F), direction-changing characters (U+202A–U+202E, U+2066–U+2069, U+200E, U+200F), and zero-width characters (U+200B–U+200D, U+FEFF) are rejected. Leading and trailing spaces are removed</w:t>
+              <w:t xml:space="preserve">1–50 characters. Normalized to NFC. Control characters (U+0000–U+001F, U+007F–U+009F), direction-changing characters (U+202A–U+202E, U+2066–U+2069, U+200E, U+200F), and zero-width characters (U+200B–U+200D, U+FEFF) are rejected. Leading and trailing spaces are removed. The restriction level “Highly Restrictive” of UTS #39 (Unicode Security Mechanisms) (which allows mixing Japanese kanji, kana, and Latin) is the upper limit, and mixtures beyond it (for example, Latin and Cyrillic) are rejected (NRSD's request, 2026-10-01)</w:t>
             </w:r>
           </w:p>
         </w:tc>
@@ -5431,7 +4351,27 @@
                 <w:sz w:val="18"/>
                 <w:szCs w:val="18"/>
               </w:rPr>
-              <w:t xml:space="preserve">One of cosplayer, photographer, authorized person</w:t>
+              <w:t xml:space="preserve">One of cosplayer, photographer, authorized person. What is entered here is the default role; it can be changed per export work session in G-08, and the manifest (the role in </w:t>
+            </w:r>
+            <w:r>
+              <w:rPr>
+                <w:rFonts w:ascii="Consolas" w:eastAsia="Yu Gothic" w:hAnsi="Consolas"/>
+                <w:b w:val="false"/>
+                <w:bCs w:val="false"/>
+                <w:sz w:val="18"/>
+                <w:szCs w:val="18"/>
+              </w:rPr>
+              <w:t xml:space="preserve">cawg.identity</w:t>
+            </w:r>
+            <w:r>
+              <w:rPr>
+                <w:rFonts w:ascii="Calibri" w:eastAsia="Yu Gothic" w:hAnsi="Calibri"/>
+                <w:b w:val="false"/>
+                <w:bCs w:val="false"/>
+                <w:sz w:val="18"/>
+                <w:szCs w:val="18"/>
+              </w:rPr>
+              <w:t xml:space="preserve">) records the role of that work session (for Users who both shoot and cosplay)</w:t>
             </w:r>
           </w:p>
         </w:tc>
@@ -5559,7 +4499,7 @@
                 <w:sz w:val="18"/>
                 <w:szCs w:val="18"/>
               </w:rPr>
-              <w:t xml:space="preserve">. Up to 500 characters. The host name is lowercased, and the query (after </w:t>
+              <w:t xml:space="preserve">. Up to 500 characters. Up to 10 accounts (initial value; keeps the certificate's SAN and the C2PA </w:t>
             </w:r>
             <w:r>
               <w:rPr>
@@ -5569,37 +4509,17 @@
                 <w:sz w:val="18"/>
                 <w:szCs w:val="18"/>
               </w:rPr>
-              <w:t xml:space="preserve">?</w:t>
-            </w:r>
-            <w:r>
-              <w:rPr>
-                <w:rFonts w:ascii="Calibri" w:eastAsia="Yu Gothic" w:hAnsi="Calibri"/>
-                <w:b w:val="false"/>
-                <w:bCs w:val="false"/>
-                <w:sz w:val="18"/>
-                <w:szCs w:val="18"/>
-              </w:rPr>
-              <w:t xml:space="preserve">) and fragment (after </w:t>
-            </w:r>
-            <w:r>
-              <w:rPr>
-                <w:rFonts w:ascii="Consolas" w:eastAsia="Yu Gothic" w:hAnsi="Consolas"/>
-                <w:b w:val="false"/>
-                <w:bCs w:val="false"/>
-                <w:sz w:val="18"/>
-                <w:szCs w:val="18"/>
-              </w:rPr>
-              <w:t xml:space="preserve">#</w:t>
-            </w:r>
-            <w:r>
-              <w:rPr>
-                <w:rFonts w:ascii="Calibri" w:eastAsia="Yu Gothic" w:hAnsi="Calibri"/>
-                <w:b w:val="false"/>
-                <w:bCs w:val="false"/>
-                <w:sz w:val="18"/>
-                <w:szCs w:val="18"/>
-              </w:rPr>
-              <w:t xml:space="preserve">) are removed. For major posting sites (X, Instagram, Weibo, Xiaohongshu, Patreon, pixiv, pixivFANBOX, Bilibili), the host name form is checked and the site is marked. Other host names are accepted with a word of confirmation</w:t>
+              <w:t xml:space="preserve">x5chain</w:t>
+            </w:r>
+            <w:r>
+              <w:rPr>
+                <w:rFonts w:ascii="Calibri" w:eastAsia="Yu Gothic" w:hAnsi="Calibri"/>
+                <w:b w:val="false"/>
+                <w:bCs w:val="false"/>
+                <w:sz w:val="18"/>
+                <w:szCs w:val="18"/>
+              </w:rPr>
+              <w:t xml:space="preserve"> small). Normalization and posting site detection follow Chapter 1, 10.10 “Forms of URLs and QR codes”. For major posting sites (X, Instagram, Weibo, Xiaohongshu, Patreon, pixiv, pixivFANBOX, Bilibili), the form is checked and the site is marked (NRSD's request, 2026-09-30). Other host names are accepted with a word of confirmation</w:t>
             </w:r>
           </w:p>
         </w:tc>
@@ -5929,8 +4849,8 @@
       </w:tblPr>
       <w:tblGrid>
         <w:gridCol w:w="1635"/>
-        <w:gridCol w:w="4250"/>
-        <w:gridCol w:w="3753"/>
+        <w:gridCol w:w="4001"/>
+        <w:gridCol w:w="4002"/>
       </w:tblGrid>
       <w:tr>
         <w:trPr>
@@ -5974,7 +4894,7 @@
         </w:tc>
         <w:tc>
           <w:tcPr>
-            <w:tcW w:type="dxa" w:w="4250"/>
+            <w:tcW w:type="dxa" w:w="4001"/>
             <w:tcBorders>
               <w:top w:val="single" w:color="A6B8D0" w:sz="4"/>
               <w:left w:val="single" w:color="A6B8D0" w:sz="4"/>
@@ -6009,7 +4929,7 @@
         </w:tc>
         <w:tc>
           <w:tcPr>
-            <w:tcW w:type="dxa" w:w="3753"/>
+            <w:tcW w:type="dxa" w:w="4002"/>
             <w:tcBorders>
               <w:top w:val="single" w:color="A6B8D0" w:sz="4"/>
               <w:left w:val="single" w:color="A6B8D0" w:sz="4"/>
@@ -6084,7 +5004,7 @@
         </w:tc>
         <w:tc>
           <w:tcPr>
-            <w:tcW w:type="dxa" w:w="4250"/>
+            <w:tcW w:type="dxa" w:w="4001"/>
             <w:tcBorders>
               <w:top w:val="single" w:color="A6B8D0" w:sz="4"/>
               <w:left w:val="single" w:color="A6B8D0" w:sz="4"/>
@@ -6118,35 +5038,55 @@
         </w:tc>
         <w:tc>
           <w:tcPr>
-            <w:tcW w:type="dxa" w:w="3753"/>
-            <w:tcBorders>
-              <w:top w:val="single" w:color="A6B8D0" w:sz="4"/>
-              <w:left w:val="single" w:color="A6B8D0" w:sz="4"/>
-              <w:bottom w:val="single" w:color="A6B8D0" w:sz="4"/>
-              <w:right w:val="single" w:color="A6B8D0" w:sz="4"/>
-            </w:tcBorders>
-            <w:tcMar>
-              <w:top w:type="dxa" w:w="50"/>
-              <w:left w:type="dxa" w:w="90"/>
-              <w:bottom w:type="dxa" w:w="50"/>
-              <w:right w:type="dxa" w:w="90"/>
-            </w:tcMar>
-          </w:tcPr>
-          <w:p>
-            <w:pPr>
-              <w:keepNext/>
-              <w:keepLines/>
-              <w:spacing w:after="0" w:before="0" w:line="280"/>
-            </w:pPr>
-            <w:r>
-              <w:rPr>
-                <w:rFonts w:ascii="Calibri" w:eastAsia="Yu Gothic" w:hAnsi="Calibri"/>
-                <w:b w:val="false"/>
-                <w:bCs w:val="false"/>
-                <w:sz w:val="18"/>
-                <w:szCs w:val="18"/>
-              </w:rPr>
-              <w:t xml:space="preserve">40 years (DD-2-11“Certificate validity is long enough that every image is shown valid for 20 years from signing”)</w:t>
+            <w:tcW w:type="dxa" w:w="4002"/>
+            <w:tcBorders>
+              <w:top w:val="single" w:color="A6B8D0" w:sz="4"/>
+              <w:left w:val="single" w:color="A6B8D0" w:sz="4"/>
+              <w:bottom w:val="single" w:color="A6B8D0" w:sz="4"/>
+              <w:right w:val="single" w:color="A6B8D0" w:sz="4"/>
+            </w:tcBorders>
+            <w:tcMar>
+              <w:top w:type="dxa" w:w="50"/>
+              <w:left w:type="dxa" w:w="90"/>
+              <w:bottom w:type="dxa" w:w="50"/>
+              <w:right w:type="dxa" w:w="90"/>
+            </w:tcMar>
+          </w:tcPr>
+          <w:p>
+            <w:pPr>
+              <w:keepNext/>
+              <w:keepLines/>
+              <w:spacing w:after="0" w:before="0" w:line="280"/>
+            </w:pPr>
+            <w:r>
+              <w:rPr>
+                <w:rFonts w:ascii="Calibri" w:eastAsia="Yu Gothic" w:hAnsi="Calibri"/>
+                <w:b w:val="false"/>
+                <w:bCs w:val="false"/>
+                <w:sz w:val="18"/>
+                <w:szCs w:val="18"/>
+              </w:rPr>
+              <w:t xml:space="preserve">notBefore is the fixed 2020-01-01T00:00:00Z. notAfter is 40 years from the day the first timestamp was obtained (3.4). Until then it is made with the later of 2060-01-01T00:00:00Z and 40 years after the device clock (so that even for a User who starts in 2040 or later, images signed before the first timestamp are shown valid for 20 years from signing; a clock running ahead does no harm), and when the first timestamp is obtained it is remade with the same key, extending only notAfter (the notice code does not change because the key is the same). At that time the signing certificate is also remade with the same key and the same expiry (a new serial number; a </w:t>
+            </w:r>
+            <w:r>
+              <w:rPr>
+                <w:rFonts w:ascii="Consolas" w:eastAsia="Yu Gothic" w:hAnsi="Consolas"/>
+                <w:b w:val="false"/>
+                <w:bCs w:val="false"/>
+                <w:sz w:val="18"/>
+                <w:szCs w:val="18"/>
+              </w:rPr>
+              <w:t xml:space="preserve">cert</w:t>
+            </w:r>
+            <w:r>
+              <w:rPr>
+                <w:rFonts w:ascii="Calibri" w:eastAsia="Yu Gothic" w:hAnsi="Calibri"/>
+                <w:b w:val="false"/>
+                <w:bCs w:val="false"/>
+                <w:sz w:val="18"/>
+                <w:szCs w:val="18"/>
+              </w:rPr>
+              <w:t xml:space="preserve"> row in the change history). It does not depend on the device clock (NRSD's request, 2026-09-30)</w:t>
             </w:r>
           </w:p>
         </w:tc>
@@ -6192,7 +5132,7 @@
         </w:tc>
         <w:tc>
           <w:tcPr>
-            <w:tcW w:type="dxa" w:w="4250"/>
+            <w:tcW w:type="dxa" w:w="4001"/>
             <w:tcBorders>
               <w:top w:val="single" w:color="A6B8D0" w:sz="4"/>
               <w:left w:val="single" w:color="A6B8D0" w:sz="4"/>
@@ -6226,7 +5166,7 @@
         </w:tc>
         <w:tc>
           <w:tcPr>
-            <w:tcW w:type="dxa" w:w="3753"/>
+            <w:tcW w:type="dxa" w:w="4002"/>
             <w:tcBorders>
               <w:top w:val="single" w:color="A6B8D0" w:sz="4"/>
               <w:left w:val="single" w:color="A6B8D0" w:sz="4"/>
@@ -6589,6 +5529,24 @@
     <w:p>
       <w:pPr>
         <w:pStyle w:val="ListParagraph"/>
+        <w:keepNext/>
+        <w:keepLines/>
+        <w:numPr>
+          <w:ilvl w:val="0"/>
+          <w:numId w:val="2"/>
+        </w:numPr>
+        <w:spacing w:after="20" w:before="20" w:line="300"/>
+      </w:pPr>
+      <w:r>
+        <w:rPr>
+          <w:rFonts w:ascii="Calibri" w:eastAsia="Yu Gothic" w:hAnsi="Calibri"/>
+        </w:rPr>
+        <w:t xml:space="preserve">Images past the old personal root's expiry are shown as failed by general validators (Chapter 13, H-18“C2PA validators do not treat the System's timestamps as trusted time and check certificate validity at the time of checking; images past the personal root's expiry (40 years from creation) are shown as failed by general validators”). The RFC 3161 timestamps and work data remain as evidence of the time of signing.</w:t>
+      </w:r>
+    </w:p>
+    <w:p>
+      <w:pPr>
+        <w:pStyle w:val="ListParagraph"/>
         <w:keepNext w:val="false"/>
         <w:keepLines/>
         <w:numPr>
@@ -6601,7 +5559,19 @@
         <w:rPr>
           <w:rFonts w:ascii="Calibri" w:eastAsia="Yu Gothic" w:hAnsi="Calibri"/>
         </w:rPr>
-        <w:t xml:space="preserve">Images past the old personal root's expiry are shown as failed by general validators (Chapter 13, H-18“C2PA validators do not treat the System's timestamps as trusted time and check certificate validity at the time of checking; images past the personal root's expiry (40 years from creation) are shown as failed by general validators”). The RFC 3161 timestamps and work data remain as evidence of the time of signing.</w:t>
+        <w:t xml:space="preserve">The 20 and 19 years (3.4, 8) are counted from the day the first timestamp was obtained (if none, the device clock on the day of creation), which is recorded in </w:t>
+      </w:r>
+      <w:r>
+        <w:rPr>
+          <w:rFonts w:ascii="Consolas" w:eastAsia="Yu Gothic" w:hAnsi="Consolas"/>
+        </w:rPr>
+        <w:t xml:space="preserve">identity/epoch.json</w:t>
+      </w:r>
+      <w:r>
+        <w:rPr>
+          <w:rFonts w:ascii="Calibri" w:eastAsia="Yu Gothic" w:hAnsi="Calibri"/>
+        </w:rPr>
+        <w:t xml:space="preserve"> (Chapter 8, 2.1 “Arrangement”). Because the device clock plays no part in judging certificate validity, “not yet valid” cannot occur whatever the clock says (NRSD's request, 2026-09-30).</w:t>
       </w:r>
     </w:p>
     <w:p>
@@ -6628,9 +5598,9 @@
         </w:tblBorders>
       </w:tblPr>
       <w:tblGrid>
-        <w:gridCol w:w="2143"/>
-        <w:gridCol w:w="2801"/>
-        <w:gridCol w:w="4694"/>
+        <w:gridCol w:w="2169"/>
+        <w:gridCol w:w="2835"/>
+        <w:gridCol w:w="4634"/>
       </w:tblGrid>
       <w:tr>
         <w:trPr>
@@ -6639,7 +5609,7 @@
         </w:trPr>
         <w:tc>
           <w:tcPr>
-            <w:tcW w:type="dxa" w:w="2143"/>
+            <w:tcW w:type="dxa" w:w="2169"/>
             <w:tcBorders>
               <w:top w:val="single" w:color="A6B8D0" w:sz="4"/>
               <w:left w:val="single" w:color="A6B8D0" w:sz="4"/>
@@ -6674,7 +5644,7 @@
         </w:tc>
         <w:tc>
           <w:tcPr>
-            <w:tcW w:type="dxa" w:w="2801"/>
+            <w:tcW w:type="dxa" w:w="2835"/>
             <w:tcBorders>
               <w:top w:val="single" w:color="A6B8D0" w:sz="4"/>
               <w:left w:val="single" w:color="A6B8D0" w:sz="4"/>
@@ -6709,7 +5679,7 @@
         </w:tc>
         <w:tc>
           <w:tcPr>
-            <w:tcW w:type="dxa" w:w="4694"/>
+            <w:tcW w:type="dxa" w:w="4634"/>
             <w:tcBorders>
               <w:top w:val="single" w:color="A6B8D0" w:sz="4"/>
               <w:left w:val="single" w:color="A6B8D0" w:sz="4"/>
@@ -6750,7 +5720,7 @@
         </w:trPr>
         <w:tc>
           <w:tcPr>
-            <w:tcW w:type="dxa" w:w="2143"/>
+            <w:tcW w:type="dxa" w:w="2169"/>
             <w:tcBorders>
               <w:top w:val="single" w:color="A6B8D0" w:sz="4"/>
               <w:left w:val="single" w:color="A6B8D0" w:sz="4"/>
@@ -6784,7 +5754,7 @@
         </w:tc>
         <w:tc>
           <w:tcPr>
-            <w:tcW w:type="dxa" w:w="2801"/>
+            <w:tcW w:type="dxa" w:w="2835"/>
             <w:tcBorders>
               <w:top w:val="single" w:color="A6B8D0" w:sz="4"/>
               <w:left w:val="single" w:color="A6B8D0" w:sz="4"/>
@@ -6818,7 +5788,7 @@
         </w:tc>
         <w:tc>
           <w:tcPr>
-            <w:tcW w:type="dxa" w:w="4694"/>
+            <w:tcW w:type="dxa" w:w="4634"/>
             <w:tcBorders>
               <w:top w:val="single" w:color="A6B8D0" w:sz="4"/>
               <w:left w:val="single" w:color="A6B8D0" w:sz="4"/>
@@ -6858,7 +5828,7 @@
         </w:trPr>
         <w:tc>
           <w:tcPr>
-            <w:tcW w:type="dxa" w:w="2143"/>
+            <w:tcW w:type="dxa" w:w="2169"/>
             <w:tcBorders>
               <w:top w:val="single" w:color="A6B8D0" w:sz="4"/>
               <w:left w:val="single" w:color="A6B8D0" w:sz="4"/>
@@ -6892,7 +5862,7 @@
         </w:tc>
         <w:tc>
           <w:tcPr>
-            <w:tcW w:type="dxa" w:w="2801"/>
+            <w:tcW w:type="dxa" w:w="2835"/>
             <w:tcBorders>
               <w:top w:val="single" w:color="A6B8D0" w:sz="4"/>
               <w:left w:val="single" w:color="A6B8D0" w:sz="4"/>
@@ -6926,7 +5896,7 @@
         </w:tc>
         <w:tc>
           <w:tcPr>
-            <w:tcW w:type="dxa" w:w="4694"/>
+            <w:tcW w:type="dxa" w:w="4634"/>
             <w:tcBorders>
               <w:top w:val="single" w:color="A6B8D0" w:sz="4"/>
               <w:left w:val="single" w:color="A6B8D0" w:sz="4"/>
@@ -6966,7 +5936,7 @@
         </w:trPr>
         <w:tc>
           <w:tcPr>
-            <w:tcW w:type="dxa" w:w="2143"/>
+            <w:tcW w:type="dxa" w:w="2169"/>
             <w:tcBorders>
               <w:top w:val="single" w:color="A6B8D0" w:sz="4"/>
               <w:left w:val="single" w:color="A6B8D0" w:sz="4"/>
@@ -7000,7 +5970,7 @@
         </w:tc>
         <w:tc>
           <w:tcPr>
-            <w:tcW w:type="dxa" w:w="2801"/>
+            <w:tcW w:type="dxa" w:w="2835"/>
             <w:tcBorders>
               <w:top w:val="single" w:color="A6B8D0" w:sz="4"/>
               <w:left w:val="single" w:color="A6B8D0" w:sz="4"/>
@@ -7034,7 +6004,7 @@
         </w:tc>
         <w:tc>
           <w:tcPr>
-            <w:tcW w:type="dxa" w:w="4694"/>
+            <w:tcW w:type="dxa" w:w="4634"/>
             <w:tcBorders>
               <w:top w:val="single" w:color="A6B8D0" w:sz="4"/>
               <w:left w:val="single" w:color="A6B8D0" w:sz="4"/>
@@ -7074,7 +6044,7 @@
         </w:trPr>
         <w:tc>
           <w:tcPr>
-            <w:tcW w:type="dxa" w:w="2143"/>
+            <w:tcW w:type="dxa" w:w="2169"/>
             <w:tcBorders>
               <w:top w:val="single" w:color="A6B8D0" w:sz="4"/>
               <w:left w:val="single" w:color="A6B8D0" w:sz="4"/>
@@ -7108,7 +6078,7 @@
         </w:tc>
         <w:tc>
           <w:tcPr>
-            <w:tcW w:type="dxa" w:w="2801"/>
+            <w:tcW w:type="dxa" w:w="2835"/>
             <w:tcBorders>
               <w:top w:val="single" w:color="A6B8D0" w:sz="4"/>
               <w:left w:val="single" w:color="A6B8D0" w:sz="4"/>
@@ -7142,7 +6112,7 @@
         </w:tc>
         <w:tc>
           <w:tcPr>
-            <w:tcW w:type="dxa" w:w="4694"/>
+            <w:tcW w:type="dxa" w:w="4634"/>
             <w:tcBorders>
               <w:top w:val="single" w:color="A6B8D0" w:sz="4"/>
               <w:left w:val="single" w:color="A6B8D0" w:sz="4"/>
@@ -7182,7 +6152,7 @@
         </w:trPr>
         <w:tc>
           <w:tcPr>
-            <w:tcW w:type="dxa" w:w="2143"/>
+            <w:tcW w:type="dxa" w:w="2169"/>
             <w:tcBorders>
               <w:top w:val="single" w:color="A6B8D0" w:sz="4"/>
               <w:left w:val="single" w:color="A6B8D0" w:sz="4"/>
@@ -7216,7 +6186,7 @@
         </w:tc>
         <w:tc>
           <w:tcPr>
-            <w:tcW w:type="dxa" w:w="2801"/>
+            <w:tcW w:type="dxa" w:w="2835"/>
             <w:tcBorders>
               <w:top w:val="single" w:color="A6B8D0" w:sz="4"/>
               <w:left w:val="single" w:color="A6B8D0" w:sz="4"/>
@@ -7250,7 +6220,7 @@
         </w:tc>
         <w:tc>
           <w:tcPr>
-            <w:tcW w:type="dxa" w:w="4694"/>
+            <w:tcW w:type="dxa" w:w="4634"/>
             <w:tcBorders>
               <w:top w:val="single" w:color="A6B8D0" w:sz="4"/>
               <w:left w:val="single" w:color="A6B8D0" w:sz="4"/>
@@ -7290,7 +6260,7 @@
         </w:trPr>
         <w:tc>
           <w:tcPr>
-            <w:tcW w:type="dxa" w:w="2143"/>
+            <w:tcW w:type="dxa" w:w="2169"/>
             <w:tcBorders>
               <w:top w:val="single" w:color="A6B8D0" w:sz="4"/>
               <w:left w:val="single" w:color="A6B8D0" w:sz="4"/>
@@ -7324,69 +6294,69 @@
         </w:tc>
         <w:tc>
           <w:tcPr>
-            <w:tcW w:type="dxa" w:w="2801"/>
-            <w:tcBorders>
-              <w:top w:val="single" w:color="A6B8D0" w:sz="4"/>
-              <w:left w:val="single" w:color="A6B8D0" w:sz="4"/>
-              <w:bottom w:val="single" w:color="A6B8D0" w:sz="4"/>
-              <w:right w:val="single" w:color="A6B8D0" w:sz="4"/>
-            </w:tcBorders>
-            <w:tcMar>
-              <w:top w:type="dxa" w:w="50"/>
-              <w:left w:type="dxa" w:w="90"/>
-              <w:bottom w:type="dxa" w:w="50"/>
-              <w:right w:type="dxa" w:w="90"/>
-            </w:tcMar>
-          </w:tcPr>
-          <w:p>
-            <w:pPr>
-              <w:keepNext/>
-              <w:keepLines/>
-              <w:spacing w:after="0" w:before="0" w:line="280"/>
-            </w:pPr>
-            <w:r>
-              <w:rPr>
-                <w:rFonts w:ascii="Calibri" w:eastAsia="Yu Gothic" w:hAnsi="Calibri"/>
-                <w:b w:val="false"/>
-                <w:bCs w:val="false"/>
-                <w:sz w:val="18"/>
-                <w:szCs w:val="18"/>
-              </w:rPr>
-              <w:t xml:space="preserve">40 years from creation</w:t>
-            </w:r>
-          </w:p>
-        </w:tc>
-        <w:tc>
-          <w:tcPr>
-            <w:tcW w:type="dxa" w:w="4694"/>
-            <w:tcBorders>
-              <w:top w:val="single" w:color="A6B8D0" w:sz="4"/>
-              <w:left w:val="single" w:color="A6B8D0" w:sz="4"/>
-              <w:bottom w:val="single" w:color="A6B8D0" w:sz="4"/>
-              <w:right w:val="single" w:color="A6B8D0" w:sz="4"/>
-            </w:tcBorders>
-            <w:tcMar>
-              <w:top w:type="dxa" w:w="50"/>
-              <w:left w:type="dxa" w:w="90"/>
-              <w:bottom w:type="dxa" w:w="50"/>
-              <w:right w:type="dxa" w:w="90"/>
-            </w:tcMar>
-          </w:tcPr>
-          <w:p>
-            <w:pPr>
-              <w:keepNext/>
-              <w:keepLines/>
-              <w:spacing w:after="0" w:before="0" w:line="280"/>
-            </w:pPr>
-            <w:r>
-              <w:rPr>
-                <w:rFonts w:ascii="Calibri" w:eastAsia="Yu Gothic" w:hAnsi="Calibri"/>
-                <w:b w:val="false"/>
-                <w:bCs w:val="false"/>
-                <w:sz w:val="18"/>
-                <w:szCs w:val="18"/>
-              </w:rPr>
-              <w:t xml:space="preserve">From creation until the personal root expires</w:t>
+            <w:tcW w:type="dxa" w:w="2835"/>
+            <w:tcBorders>
+              <w:top w:val="single" w:color="A6B8D0" w:sz="4"/>
+              <w:left w:val="single" w:color="A6B8D0" w:sz="4"/>
+              <w:bottom w:val="single" w:color="A6B8D0" w:sz="4"/>
+              <w:right w:val="single" w:color="A6B8D0" w:sz="4"/>
+            </w:tcBorders>
+            <w:tcMar>
+              <w:top w:type="dxa" w:w="50"/>
+              <w:left w:type="dxa" w:w="90"/>
+              <w:bottom w:type="dxa" w:w="50"/>
+              <w:right w:type="dxa" w:w="90"/>
+            </w:tcMar>
+          </w:tcPr>
+          <w:p>
+            <w:pPr>
+              <w:keepNext/>
+              <w:keepLines/>
+              <w:spacing w:after="0" w:before="0" w:line="280"/>
+            </w:pPr>
+            <w:r>
+              <w:rPr>
+                <w:rFonts w:ascii="Calibri" w:eastAsia="Yu Gothic" w:hAnsi="Calibri"/>
+                <w:b w:val="false"/>
+                <w:bCs w:val="false"/>
+                <w:sz w:val="18"/>
+                <w:szCs w:val="18"/>
+              </w:rPr>
+              <w:t xml:space="preserve">Per 3.1 “Structure”</w:t>
+            </w:r>
+          </w:p>
+        </w:tc>
+        <w:tc>
+          <w:tcPr>
+            <w:tcW w:type="dxa" w:w="4634"/>
+            <w:tcBorders>
+              <w:top w:val="single" w:color="A6B8D0" w:sz="4"/>
+              <w:left w:val="single" w:color="A6B8D0" w:sz="4"/>
+              <w:bottom w:val="single" w:color="A6B8D0" w:sz="4"/>
+              <w:right w:val="single" w:color="A6B8D0" w:sz="4"/>
+            </w:tcBorders>
+            <w:tcMar>
+              <w:top w:type="dxa" w:w="50"/>
+              <w:left w:type="dxa" w:w="90"/>
+              <w:bottom w:type="dxa" w:w="50"/>
+              <w:right w:type="dxa" w:w="90"/>
+            </w:tcMar>
+          </w:tcPr>
+          <w:p>
+            <w:pPr>
+              <w:keepNext/>
+              <w:keepLines/>
+              <w:spacing w:after="0" w:before="0" w:line="280"/>
+            </w:pPr>
+            <w:r>
+              <w:rPr>
+                <w:rFonts w:ascii="Calibri" w:eastAsia="Yu Gothic" w:hAnsi="Calibri"/>
+                <w:b w:val="false"/>
+                <w:bCs w:val="false"/>
+                <w:sz w:val="18"/>
+                <w:szCs w:val="18"/>
+              </w:rPr>
+              <w:t xml:space="preserve">Per 3.1 (same as the personal root)</w:t>
             </w:r>
           </w:p>
         </w:tc>
@@ -7398,7 +6368,7 @@
         </w:trPr>
         <w:tc>
           <w:tcPr>
-            <w:tcW w:type="dxa" w:w="2143"/>
+            <w:tcW w:type="dxa" w:w="2169"/>
             <w:tcBorders>
               <w:top w:val="single" w:color="A6B8D0" w:sz="4"/>
               <w:left w:val="single" w:color="A6B8D0" w:sz="4"/>
@@ -7432,7 +6402,7 @@
         </w:tc>
         <w:tc>
           <w:tcPr>
-            <w:tcW w:type="dxa" w:w="2801"/>
+            <w:tcW w:type="dxa" w:w="2835"/>
             <w:tcBorders>
               <w:top w:val="single" w:color="A6B8D0" w:sz="4"/>
               <w:left w:val="single" w:color="A6B8D0" w:sz="4"/>
@@ -7466,7 +6436,7 @@
         </w:tc>
         <w:tc>
           <w:tcPr>
-            <w:tcW w:type="dxa" w:w="4694"/>
+            <w:tcW w:type="dxa" w:w="4634"/>
             <w:tcBorders>
               <w:top w:val="single" w:color="A6B8D0" w:sz="4"/>
               <w:left w:val="single" w:color="A6B8D0" w:sz="4"/>
@@ -7506,7 +6476,7 @@
         </w:trPr>
         <w:tc>
           <w:tcPr>
-            <w:tcW w:type="dxa" w:w="2143"/>
+            <w:tcW w:type="dxa" w:w="2169"/>
             <w:tcBorders>
               <w:top w:val="single" w:color="A6B8D0" w:sz="4"/>
               <w:left w:val="single" w:color="A6B8D0" w:sz="4"/>
@@ -7540,7 +6510,7 @@
         </w:tc>
         <w:tc>
           <w:tcPr>
-            <w:tcW w:type="dxa" w:w="2801"/>
+            <w:tcW w:type="dxa" w:w="2835"/>
             <w:tcBorders>
               <w:top w:val="single" w:color="A6B8D0" w:sz="4"/>
               <w:left w:val="single" w:color="A6B8D0" w:sz="4"/>
@@ -7574,7 +6544,7 @@
         </w:tc>
         <w:tc>
           <w:tcPr>
-            <w:tcW w:type="dxa" w:w="4694"/>
+            <w:tcW w:type="dxa" w:w="4634"/>
             <w:tcBorders>
               <w:top w:val="single" w:color="A6B8D0" w:sz="4"/>
               <w:left w:val="single" w:color="A6B8D0" w:sz="4"/>
@@ -7614,7 +6584,7 @@
         </w:trPr>
         <w:tc>
           <w:tcPr>
-            <w:tcW w:type="dxa" w:w="2143"/>
+            <w:tcW w:type="dxa" w:w="2169"/>
             <w:tcBorders>
               <w:top w:val="single" w:color="A6B8D0" w:sz="4"/>
               <w:left w:val="single" w:color="A6B8D0" w:sz="4"/>
@@ -7648,7 +6618,7 @@
         </w:tc>
         <w:tc>
           <w:tcPr>
-            <w:tcW w:type="dxa" w:w="2801"/>
+            <w:tcW w:type="dxa" w:w="2835"/>
             <w:tcBorders>
               <w:top w:val="single" w:color="A6B8D0" w:sz="4"/>
               <w:left w:val="single" w:color="A6B8D0" w:sz="4"/>
@@ -7682,7 +6652,7 @@
         </w:tc>
         <w:tc>
           <w:tcPr>
-            <w:tcW w:type="dxa" w:w="4694"/>
+            <w:tcW w:type="dxa" w:w="4634"/>
             <w:tcBorders>
               <w:top w:val="single" w:color="A6B8D0" w:sz="4"/>
               <w:left w:val="single" w:color="A6B8D0" w:sz="4"/>
@@ -7722,7 +6692,7 @@
         </w:trPr>
         <w:tc>
           <w:tcPr>
-            <w:tcW w:type="dxa" w:w="2143"/>
+            <w:tcW w:type="dxa" w:w="2169"/>
             <w:tcBorders>
               <w:top w:val="single" w:color="A6B8D0" w:sz="4"/>
               <w:left w:val="single" w:color="A6B8D0" w:sz="4"/>
@@ -7756,7 +6726,7 @@
         </w:tc>
         <w:tc>
           <w:tcPr>
-            <w:tcW w:type="dxa" w:w="2801"/>
+            <w:tcW w:type="dxa" w:w="2835"/>
             <w:tcBorders>
               <w:top w:val="single" w:color="A6B8D0" w:sz="4"/>
               <w:left w:val="single" w:color="A6B8D0" w:sz="4"/>
@@ -7790,7 +6760,7 @@
         </w:tc>
         <w:tc>
           <w:tcPr>
-            <w:tcW w:type="dxa" w:w="4694"/>
+            <w:tcW w:type="dxa" w:w="4634"/>
             <w:tcBorders>
               <w:top w:val="single" w:color="A6B8D0" w:sz="4"/>
               <w:left w:val="single" w:color="A6B8D0" w:sz="4"/>
@@ -7850,7 +6820,7 @@
         </w:trPr>
         <w:tc>
           <w:tcPr>
-            <w:tcW w:type="dxa" w:w="2143"/>
+            <w:tcW w:type="dxa" w:w="2169"/>
             <w:tcBorders>
               <w:top w:val="single" w:color="A6B8D0" w:sz="4"/>
               <w:left w:val="single" w:color="A6B8D0" w:sz="4"/>
@@ -7884,7 +6854,7 @@
         </w:tc>
         <w:tc>
           <w:tcPr>
-            <w:tcW w:type="dxa" w:w="2801"/>
+            <w:tcW w:type="dxa" w:w="2835"/>
             <w:tcBorders>
               <w:top w:val="single" w:color="A6B8D0" w:sz="4"/>
               <w:left w:val="single" w:color="A6B8D0" w:sz="4"/>
@@ -7918,7 +6888,7 @@
         </w:tc>
         <w:tc>
           <w:tcPr>
-            <w:tcW w:type="dxa" w:w="4694"/>
+            <w:tcW w:type="dxa" w:w="4634"/>
             <w:tcBorders>
               <w:top w:val="single" w:color="A6B8D0" w:sz="4"/>
               <w:left w:val="single" w:color="A6B8D0" w:sz="4"/>
@@ -7958,7 +6928,7 @@
         </w:trPr>
         <w:tc>
           <w:tcPr>
-            <w:tcW w:type="dxa" w:w="2143"/>
+            <w:tcW w:type="dxa" w:w="2169"/>
             <w:tcBorders>
               <w:top w:val="single" w:color="A6B8D0" w:sz="4"/>
               <w:left w:val="single" w:color="A6B8D0" w:sz="4"/>
@@ -7992,7 +6962,7 @@
         </w:tc>
         <w:tc>
           <w:tcPr>
-            <w:tcW w:type="dxa" w:w="2801"/>
+            <w:tcW w:type="dxa" w:w="2835"/>
             <w:tcBorders>
               <w:top w:val="single" w:color="A6B8D0" w:sz="4"/>
               <w:left w:val="single" w:color="A6B8D0" w:sz="4"/>
@@ -8026,7 +6996,7 @@
         </w:tc>
         <w:tc>
           <w:tcPr>
-            <w:tcW w:type="dxa" w:w="4694"/>
+            <w:tcW w:type="dxa" w:w="4634"/>
             <w:tcBorders>
               <w:top w:val="single" w:color="A6B8D0" w:sz="4"/>
               <w:left w:val="single" w:color="A6B8D0" w:sz="4"/>
@@ -8066,7 +7036,7 @@
         </w:trPr>
         <w:tc>
           <w:tcPr>
-            <w:tcW w:type="dxa" w:w="2143"/>
+            <w:tcW w:type="dxa" w:w="2169"/>
             <w:tcBorders>
               <w:top w:val="single" w:color="A6B8D0" w:sz="4"/>
               <w:left w:val="single" w:color="A6B8D0" w:sz="4"/>
@@ -8100,7 +7070,7 @@
         </w:tc>
         <w:tc>
           <w:tcPr>
-            <w:tcW w:type="dxa" w:w="2801"/>
+            <w:tcW w:type="dxa" w:w="2835"/>
             <w:tcBorders>
               <w:top w:val="single" w:color="A6B8D0" w:sz="4"/>
               <w:left w:val="single" w:color="A6B8D0" w:sz="4"/>
@@ -8134,7 +7104,7 @@
         </w:tc>
         <w:tc>
           <w:tcPr>
-            <w:tcW w:type="dxa" w:w="4694"/>
+            <w:tcW w:type="dxa" w:w="4634"/>
             <w:tcBorders>
               <w:top w:val="single" w:color="A6B8D0" w:sz="4"/>
               <w:left w:val="single" w:color="A6B8D0" w:sz="4"/>
@@ -8683,7 +7653,7 @@
     <w:p>
       <w:pPr>
         <w:pStyle w:val="ListParagraph"/>
-        <w:keepNext w:val="false"/>
+        <w:keepNext/>
         <w:keepLines/>
         <w:numPr>
           <w:ilvl w:val="0"/>
@@ -8695,29 +7665,19 @@
         <w:rPr>
           <w:rFonts w:ascii="Calibri" w:eastAsia="Yu Gothic" w:hAnsi="Calibri"/>
         </w:rPr>
-        <w:t xml:space="preserve">Notice: the confirmation dialog for remaking (Chapter 10, 3.6 “List of confirmation dialogs”) guides the User to post the new code and keep the old code in the Notice as “old code (until date)”. If the old code remains in the Notice, third parties can match old works against the Notice as well.</w:t>
-      </w:r>
-    </w:p>
-    <w:p>
-      <w:pPr>
-        <w:pStyle w:val="Heading1"/>
-      </w:pPr>
-      <w:r>
-        <w:rPr>
-          <w:rFonts w:ascii="Calibri" w:eastAsia="Yu Gothic" w:hAnsi="Calibri"/>
-        </w:rPr>
-        <w:t xml:space="preserve">4. The Means of Matching and the Clues</w:t>
-      </w:r>
-    </w:p>
-    <w:p>
-      <w:pPr>
-        <w:pStyle w:val="Heading2"/>
-      </w:pPr>
-      <w:r>
-        <w:rPr>
-          <w:rFonts w:ascii="Calibri" w:eastAsia="Yu Gothic" w:hAnsi="Calibri"/>
-        </w:rPr>
-        <w:t xml:space="preserve">4.1 Matching with the Notice account</w:t>
+        <w:t xml:space="preserve">A past personal root may be added from an old output only when the work data of that output is at hand (the Original's SHA-256 matches) or it is in </w:t>
+      </w:r>
+      <w:r>
+        <w:rPr>
+          <w:rFonts w:ascii="Consolas" w:eastAsia="Yu Gothic" w:hAnsi="Consolas"/>
+        </w:rPr>
+        <w:t xml:space="preserve">past_roots</w:t>
+      </w:r>
+      <w:r>
+        <w:rPr>
+          <w:rFonts w:ascii="Calibri" w:eastAsia="Yu Gothic" w:hAnsi="Calibri"/>
+        </w:rPr>
+        <w:t xml:space="preserve"> of a backup. A root taken from anything else is marked “unverifiable past root” and is not used for the “Counterparty” check of 5.4.</w:t>
       </w:r>
     </w:p>
     <w:p>
@@ -8735,19 +7695,19 @@
         <w:rPr>
           <w:rFonts w:ascii="Calibri" w:eastAsia="Yu Gothic" w:hAnsi="Calibri"/>
         </w:rPr>
-        <w:t xml:space="preserve">When an image is put into the “Verify” screen (Chapter 10, G-13“Verify”), the app shows, from the C2PA signature's certificate, the signer's handle name, Notice accounts (SAN), and the expected notice code (computed by the procedure in 2.4 from the personal root certificate placed in </w:t>
+        <w:t xml:space="preserve">Authorizations and joint-rights documents are not remade after a remaking. The remaking record (the </w:t>
       </w:r>
       <w:r>
         <w:rPr>
           <w:rFonts w:ascii="Consolas" w:eastAsia="Yu Gothic" w:hAnsi="Consolas"/>
         </w:rPr>
-        <w:t xml:space="preserve">x5chain</w:t>
-      </w:r>
-      <w:r>
-        <w:rPr>
-          <w:rFonts w:ascii="Calibri" w:eastAsia="Yu Gothic" w:hAnsi="Calibri"/>
-        </w:rPr>
-        <w:t xml:space="preserve">; DD-2-9“The personal root certificate is included in x5chain”), and a button to open the Notice account.</w:t>
+        <w:t xml:space="preserve">root</w:t>
+      </w:r>
+      <w:r>
+        <w:rPr>
+          <w:rFonts w:ascii="Calibri" w:eastAsia="Yu Gothic" w:hAnsi="Calibri"/>
+        </w:rPr>
+        <w:t xml:space="preserve"> row below) works like a PGP key transition statement: the receiving side follows old code → remaking record → new code, and accepts the past code in the “Counterparty” check of 5.4. If the issuer remade, the old code on the authorized person's outputs is checked against the “old code” in the issuer's Notice. Only for a remaking on “suspected leak”, because the old key cannot be trusted, a proposal is shown to reissue the documents with the new root to confirmed contacts (5.5).</w:t>
       </w:r>
     </w:p>
     <w:p>
@@ -8765,7 +7725,71 @@
         <w:rPr>
           <w:rFonts w:ascii="Calibri" w:eastAsia="Yu Gothic" w:hAnsi="Calibri"/>
         </w:rPr>
-        <w:t xml:space="preserve">The User (or anyone) opens the profile and checks with their own eyes whether the notice code matches. The app does not judge match or mismatch (D-5-5“The System provides the means of matching but does not perform matching on anyone’s behalf”).</w:t>
+        <w:t xml:space="preserve">Notice: the confirmation dialog for remaking (Chapter 10, 3.6 “List of confirmation dialogs”) guides the User to post the new code and keep the old code in the Notice as “old code (until date)”. If the old code remains in the Notice, third parties can match old works against the Notice as well.</w:t>
+      </w:r>
+    </w:p>
+    <w:p>
+      <w:pPr>
+        <w:pStyle w:val="ListParagraph"/>
+        <w:keepNext w:val="false"/>
+        <w:keepLines/>
+        <w:numPr>
+          <w:ilvl w:val="0"/>
+          <w:numId w:val="2"/>
+        </w:numPr>
+        <w:spacing w:after="20" w:before="20" w:line="300"/>
+      </w:pPr>
+      <w:r>
+        <w:rPr>
+          <w:rFonts w:ascii="Calibri" w:eastAsia="Yu Gothic" w:hAnsi="Calibri"/>
+        </w:rPr>
+        <w:t xml:space="preserve">Remaking is kept as one row of the change history (6) (</w:t>
+      </w:r>
+      <w:r>
+        <w:rPr>
+          <w:rFonts w:ascii="Consolas" w:eastAsia="Yu Gothic" w:hAnsi="Consolas"/>
+        </w:rPr>
+        <w:t xml:space="preserve">field</w:t>
+      </w:r>
+      <w:r>
+        <w:rPr>
+          <w:rFonts w:ascii="Calibri" w:eastAsia="Yu Gothic" w:hAnsi="Calibri"/>
+        </w:rPr>
+        <w:t xml:space="preserve"> is </w:t>
+      </w:r>
+      <w:r>
+        <w:rPr>
+          <w:rFonts w:ascii="Consolas" w:eastAsia="Yu Gothic" w:hAnsi="Consolas"/>
+        </w:rPr>
+        <w:t xml:space="preserve">root</w:t>
+      </w:r>
+      <w:r>
+        <w:rPr>
+          <w:rFonts w:ascii="Calibri" w:eastAsia="Yu Gothic" w:hAnsi="Calibri"/>
+        </w:rPr>
+        <w:t xml:space="preserve">; the content is the new personal root certificate, the reason, and the date/time; record-signed with the old signing certificate's key, with the chain up to the old personal root attached. DD-2-10), and this row reaches the User's other devices automatically (Chapter 8, 5.4 “Device-to-device synchronization”). Only a remaking for a “suspected leak” is not propagated automatically (a thief could send a fake remaking); the User puts it on the second device by importing a backup or by confirming the safety number (5.5) (NRSD's request, 2026-09-30).</w:t>
+      </w:r>
+    </w:p>
+    <w:p>
+      <w:pPr>
+        <w:pStyle w:val="Heading1"/>
+      </w:pPr>
+      <w:r>
+        <w:rPr>
+          <w:rFonts w:ascii="Calibri" w:eastAsia="Yu Gothic" w:hAnsi="Calibri"/>
+        </w:rPr>
+        <w:t xml:space="preserve">4. The Means of Matching and the Clues</w:t>
+      </w:r>
+    </w:p>
+    <w:p>
+      <w:pPr>
+        <w:pStyle w:val="Heading2"/>
+      </w:pPr>
+      <w:r>
+        <w:rPr>
+          <w:rFonts w:ascii="Calibri" w:eastAsia="Yu Gothic" w:hAnsi="Calibri"/>
+        </w:rPr>
+        <w:t xml:space="preserve">4.1 Matching with the Notice account</w:t>
       </w:r>
     </w:p>
     <w:p>
@@ -8783,70 +7807,19 @@
         <w:rPr>
           <w:rFonts w:ascii="Calibri" w:eastAsia="Yu Gothic" w:hAnsi="Calibri"/>
         </w:rPr>
-        <w:t xml:space="preserve">The matching procedure is placed on the public page (Chapter 8, 3.3 “Public page (decision on O-05“Content of the public page”)”) so that those without the app (viewers, providers) can also match. The procedure placed on the public page:</w:t>
-      </w:r>
-    </w:p>
-    <w:p>
-      <w:pPr>
-        <w:keepNext/>
-        <w:keepLines/>
-        <w:spacing w:after="80" w:before="80" w:line="320"/>
-      </w:pPr>
-      <w:r>
-        <w:rPr>
-          <w:rFonts w:ascii="Calibri" w:eastAsia="Yu Gothic" w:hAnsi="Calibri"/>
-        </w:rPr>
-        <w:t xml:space="preserve">  1. Open the image on the public page's “Check notice code” page. This page reads the image only within the browser (sending it nowhere; the public page is a static page, consistent with the policy of having no servers) and computes and shows the notice code from the personal root certificate at the end of the C2PA signature's certificate chain. The app's “Verify” shows the same.</w:t>
-      </w:r>
-    </w:p>
-    <w:p>
-      <w:pPr>
-        <w:keepNext/>
-        <w:keepLines/>
-        <w:spacing w:after="80" w:before="80" w:line="320"/>
-      </w:pPr>
-      <w:r>
-        <w:rPr>
-          <w:rFonts w:ascii="Calibri" w:eastAsia="Yu Gothic" w:hAnsi="Calibri"/>
-        </w:rPr>
-        <w:t xml:space="preserve">  2. There is no need to compute it by hand (the procedure in 2.4 describes what the page and app do).</w:t>
-      </w:r>
-    </w:p>
-    <w:p>
-      <w:pPr>
-        <w:keepNext/>
-        <w:keepLines/>
-        <w:spacing w:after="80" w:before="80" w:line="320"/>
-      </w:pPr>
-      <w:r>
-        <w:rPr>
-          <w:rFonts w:ascii="Calibri" w:eastAsia="Yu Gothic" w:hAnsi="Calibri"/>
-        </w:rPr>
-        <w:t xml:space="preserve">  3. Open the Notice account (URL) in the signer's certificate and see whether the same notice code is on the profile or pinned post.</w:t>
-      </w:r>
-    </w:p>
-    <w:p>
-      <w:pPr>
-        <w:keepNext w:val="false"/>
-        <w:keepLines/>
-        <w:spacing w:after="80" w:before="80" w:line="320"/>
-      </w:pPr>
-      <w:r>
-        <w:rPr>
-          <w:rFonts w:ascii="Calibri" w:eastAsia="Yu Gothic" w:hAnsi="Calibri"/>
-        </w:rPr>
-        <w:t xml:space="preserve">  4. If it is, it is a clue that “the owner of this account is the owner of this signing key”. If not, it is not a clue.</w:t>
-      </w:r>
-    </w:p>
-    <w:p>
-      <w:pPr>
-        <w:pStyle w:val="Heading2"/>
-      </w:pPr>
-      <w:r>
-        <w:rPr>
-          <w:rFonts w:ascii="Calibri" w:eastAsia="Yu Gothic" w:hAnsi="Calibri"/>
-        </w:rPr>
-        <w:t xml:space="preserve">4.2 Original</w:t>
+        <w:t xml:space="preserve">When an image is put into the “Verify” screen (Chapter 10, G-13“Verify”), the app shows, from the C2PA signature's certificate, the signer's handle name, Notice accounts (SAN), and the expected notice code (computed by the procedure in 2.4 from the personal root certificate placed in </w:t>
+      </w:r>
+      <w:r>
+        <w:rPr>
+          <w:rFonts w:ascii="Consolas" w:eastAsia="Yu Gothic" w:hAnsi="Consolas"/>
+        </w:rPr>
+        <w:t xml:space="preserve">x5chain</w:t>
+      </w:r>
+      <w:r>
+        <w:rPr>
+          <w:rFonts w:ascii="Calibri" w:eastAsia="Yu Gothic" w:hAnsi="Calibri"/>
+        </w:rPr>
+        <w:t xml:space="preserve">; DD-2-9“The personal root certificate is included in x5chain”. For an image whose chain does not end in a self-signed CA certificate (signed by other software), “No notice code (not a signature of the System)” is shown), and a button to open the Notice account.</w:t>
       </w:r>
     </w:p>
     <w:p>
@@ -8864,7 +7837,43 @@
         <w:rPr>
           <w:rFonts w:ascii="Calibri" w:eastAsia="Yu Gothic" w:hAnsi="Calibri"/>
         </w:rPr>
-        <w:t xml:space="preserve">At export, the Original's SHA-256 and PDQ are recorded in the work data and timestamped (Chapter 3 “Signing”). In a dispute, the User can show possession of the Original from before the record by presenting a file with the same SHA-256.</w:t>
+        <w:t xml:space="preserve">The User (or anyone) opens the profile and checks with their own eyes whether the notice code matches. The app does not judge match or mismatch (D-5-5“The System provides the means of matching but does not perform matching on anyone’s behalf”).</w:t>
+      </w:r>
+    </w:p>
+    <w:p>
+      <w:pPr>
+        <w:pStyle w:val="ListParagraph"/>
+        <w:keepNext/>
+        <w:keepLines/>
+        <w:numPr>
+          <w:ilvl w:val="0"/>
+          <w:numId w:val="2"/>
+        </w:numPr>
+        <w:spacing w:after="20" w:before="20" w:line="300"/>
+      </w:pPr>
+      <w:r>
+        <w:rPr>
+          <w:rFonts w:ascii="Calibri" w:eastAsia="Yu Gothic" w:hAnsi="Calibri"/>
+        </w:rPr>
+        <w:t xml:space="preserve">When the UTS #39 skeleton of the signer's handle name (the form with confusable characters replaced by representatives) matches the skeleton of the User's own handle name but the key differs, the caution “a different signer with a similar name” is shown (G-13“Verify”, G-24“Compare Clues”) (NRSD's request, 2026-10-01).</w:t>
+      </w:r>
+    </w:p>
+    <w:p>
+      <w:pPr>
+        <w:pStyle w:val="ListParagraph"/>
+        <w:keepNext/>
+        <w:keepLines/>
+        <w:numPr>
+          <w:ilvl w:val="0"/>
+          <w:numId w:val="2"/>
+        </w:numPr>
+        <w:spacing w:after="20" w:before="20" w:line="300"/>
+      </w:pPr>
+      <w:r>
+        <w:rPr>
+          <w:rFonts w:ascii="Calibri" w:eastAsia="Yu Gothic" w:hAnsi="Calibri"/>
+        </w:rPr>
+        <w:t xml:space="preserve">If the image's personal root matches the User's own (current or past) root and the signing certificate's serial number is in the change history (6; of any device), it is shown as “your earlier signing certificate (period, Notice accounts at the time)”. Other people's images have no history, so the certificate's SAN is shown as is.</w:t>
       </w:r>
     </w:p>
     <w:p>
@@ -8882,7 +7891,102 @@
         <w:rPr>
           <w:rFonts w:ascii="Calibri" w:eastAsia="Yu Gothic" w:hAnsi="Calibri"/>
         </w:rPr>
+        <w:t xml:space="preserve">The matching procedure is placed on the public page (the “Check notice code” page of Chapter 8, 3.3 “Public page (decision on O-05“Content of the public page”)”; the content of the procedure is written there) so that those without the app (viewers, providers) can also match.</w:t>
+      </w:r>
+    </w:p>
+    <w:p>
+      <w:pPr>
+        <w:pStyle w:val="Heading2"/>
+      </w:pPr>
+      <w:r>
+        <w:rPr>
+          <w:rFonts w:ascii="Calibri" w:eastAsia="Yu Gothic" w:hAnsi="Calibri"/>
+        </w:rPr>
+        <w:t xml:space="preserve">4.2 Original</w:t>
+      </w:r>
+    </w:p>
+    <w:p>
+      <w:pPr>
+        <w:pStyle w:val="ListParagraph"/>
+        <w:keepNext/>
+        <w:keepLines/>
+        <w:numPr>
+          <w:ilvl w:val="0"/>
+          <w:numId w:val="2"/>
+        </w:numPr>
+        <w:spacing w:after="20" w:before="20" w:line="300"/>
+      </w:pPr>
+      <w:r>
+        <w:rPr>
+          <w:rFonts w:ascii="Calibri" w:eastAsia="Yu Gothic" w:hAnsi="Calibri"/>
+        </w:rPr>
+        <w:t xml:space="preserve">At export, the Original's SHA-256 and PDQ are recorded in the work data and timestamped (Chapter 3 “Signing”). In a dispute, the User can show possession of the Original from before the record by presenting a file with the same SHA-256.</w:t>
+      </w:r>
+    </w:p>
+    <w:p>
+      <w:pPr>
+        <w:pStyle w:val="ListParagraph"/>
+        <w:keepNext/>
+        <w:keepLines/>
+        <w:numPr>
+          <w:ilvl w:val="0"/>
+          <w:numId w:val="2"/>
+        </w:numPr>
+        <w:spacing w:after="20" w:before="20" w:line="300"/>
+      </w:pPr>
+      <w:r>
+        <w:rPr>
+          <w:rFonts w:ascii="Calibri" w:eastAsia="Yu Gothic" w:hAnsi="Calibri"/>
+        </w:rPr>
         <w:t xml:space="preserve">What counts as the Original (Design Plan 1.5 “Definitions”: photo data before publication): for photographers, RAW, data before development, and unpublished photos from the same shoot; for cosplayers, unpublished photos received from the photographer. The photographer's authorization or joint-rights document is not an Original and is shown separately as a clue to the basis of rights (5). Images delivered through sales (which purchasers also have) are not Originals.</w:t>
+      </w:r>
+    </w:p>
+    <w:p>
+      <w:pPr>
+        <w:pStyle w:val="ListParagraph"/>
+        <w:keepNext/>
+        <w:keepLines/>
+        <w:numPr>
+          <w:ilvl w:val="0"/>
+          <w:numId w:val="2"/>
+        </w:numPr>
+        <w:spacing w:after="20" w:before="20" w:line="300"/>
+      </w:pPr>
+      <w:r>
+        <w:rPr>
+          <w:rFonts w:ascii="Calibri" w:eastAsia="Yu Gothic" w:hAnsi="Calibri"/>
+        </w:rPr>
+        <w:t xml:space="preserve">The location of the Original is recorded in the work data, and the existence and SHA-256 of the Original are checked in the background at start and at backup time. A missing or changed Original is marked in G-12“Works”, and one with the same SHA-256 is searched for on the device and in the backup locations. The choice to include the Originals themselves in backups is offered at first run (included by default; Chapter 8, 5.5 “Backup locations and automatic backups”). Re-development is appended to the work data as a “new version of the Original”, and the original SHA-256 is kept too. Both are clues to possession of the Original (NRSD's request, 2026-09-30).</w:t>
+      </w:r>
+    </w:p>
+    <w:p>
+      <w:pPr>
+        <w:pStyle w:val="ListParagraph"/>
+        <w:keepNext w:val="false"/>
+        <w:keepLines/>
+        <w:numPr>
+          <w:ilvl w:val="0"/>
+          <w:numId w:val="2"/>
+        </w:numPr>
+        <w:spacing w:after="20" w:before="20" w:line="300"/>
+      </w:pPr>
+      <w:r>
+        <w:rPr>
+          <w:rFonts w:ascii="Calibri" w:eastAsia="Yu Gothic" w:hAnsi="Calibri"/>
+        </w:rPr>
+        <w:t xml:space="preserve">Linking RAW: at export, if a RAW file with the same base name (</w:t>
+      </w:r>
+      <w:r>
+        <w:rPr>
+          <w:rFonts w:ascii="Consolas" w:eastAsia="Yu Gothic" w:hAnsi="Consolas"/>
+        </w:rPr>
+        <w:t xml:space="preserve">CR2 CR3 NEF ARW RAF ORF RW2 DNG PEF SRW</w:t>
+      </w:r>
+      <w:r>
+        <w:rPr>
+          <w:rFonts w:ascii="Calibri" w:eastAsia="Yu Gothic" w:hAnsi="Calibri"/>
+        </w:rPr>
+        <w:t xml:space="preserve">; the paired name of the camera's DCF) is in the same folder as the input photo, its SHA-256 and location are recorded automatically as “before development” in the “new versions of the Original” column of the work data (the same as Lightroom treating a JPEG and RAW of the same name as a pair). Later, in G-12 “Link Original”, a file or folder can be chosen and matched by the same base name. A folder with only RAW files cannot be exported, as in Chapter 3, 2, and the guidance “develop first” is shown.</w:t>
       </w:r>
     </w:p>
     <w:p>
@@ -9532,7 +8636,7 @@
     <w:p>
       <w:pPr>
         <w:pStyle w:val="ListParagraph"/>
-        <w:keepNext w:val="false"/>
+        <w:keepNext/>
         <w:keepLines/>
         <w:numPr>
           <w:ilvl w:val="0"/>
@@ -9544,18 +8648,7 @@
         <w:rPr>
           <w:rFonts w:ascii="Calibri" w:eastAsia="Yu Gothic" w:hAnsi="Calibri"/>
         </w:rPr>
-        <w:t xml:space="preserve">The list of clues can be exported added to the evidence package (Chapter 6).</w:t>
-      </w:r>
-    </w:p>
-    <w:p>
-      <w:pPr>
-        <w:pStyle w:val="Heading2"/>
-      </w:pPr>
-      <w:r>
-        <w:rPr>
-          <w:rFonts w:ascii="Calibri" w:eastAsia="Yu Gothic" w:hAnsi="Calibri"/>
-        </w:rPr>
-        <w:t xml:space="preserve">4.5 Photos before adoption</w:t>
+        <w:t xml:space="preserve">The list of clues can be exported in addition to the evidence package (Chapter 6). When extracted on its own, the form follows the report of Chapter 6, 3.4 (TXT and PDF/A-3u).</w:t>
       </w:r>
     </w:p>
     <w:p>
@@ -9573,6 +8666,35 @@
         <w:rPr>
           <w:rFonts w:ascii="Calibri" w:eastAsia="Yu Gothic" w:hAnsi="Calibri"/>
         </w:rPr>
+        <w:t xml:space="preserve">Threat T-1 (spoofing): posing as the Rights Holder to C2PA-sign first or replace the C2PA signature. Attacker: a person who obtained someone else's photographs. Target asset: Entitlement. Remaining gap: cannot be prevented (Chapter 13)</w:t>
+      </w:r>
+    </w:p>
+    <w:p>
+      <w:pPr>
+        <w:pStyle w:val="Heading2"/>
+      </w:pPr>
+      <w:r>
+        <w:rPr>
+          <w:rFonts w:ascii="Calibri" w:eastAsia="Yu Gothic" w:hAnsi="Calibri"/>
+        </w:rPr>
+        <w:t xml:space="preserve">4.5 Photos before adoption</w:t>
+      </w:r>
+    </w:p>
+    <w:p>
+      <w:pPr>
+        <w:pStyle w:val="ListParagraph"/>
+        <w:keepNext w:val="false"/>
+        <w:keepLines/>
+        <w:numPr>
+          <w:ilvl w:val="0"/>
+          <w:numId w:val="2"/>
+        </w:numPr>
+        <w:spacing w:after="20" w:before="20" w:line="300"/>
+      </w:pPr>
+      <w:r>
+        <w:rPr>
+          <w:rFonts w:ascii="Calibri" w:eastAsia="Yu Gothic" w:hAnsi="Calibri"/>
+        </w:rPr>
         <w:t xml:space="preserve">Photos published before using the System have no invisible watermark, work data, or timestamp. The clues that can be shown are limited to the Original (4.2) and the fact of publication (dates on posting sites, etc.). This is declared as a gap in Chapter 13 “Design Verification”.</w:t>
       </w:r>
     </w:p>
@@ -9732,7 +8854,7 @@
         <w:rPr>
           <w:rFonts w:ascii="Calibri" w:eastAsia="Yu Gothic" w:hAnsi="Calibri"/>
         </w:rPr>
-        <w:t xml:space="preserve">Revocation: the principal Rights Holder creates a revocation and gives it to the authorized person. There is no central mechanism to tell third parties of revocation (the System does not collect information). The principal Rights Holder announces it in their Notice. Setting short expiries is recommended (default 1 year; initial value).</w:t>
+        <w:t xml:space="preserve">Revocation: the principal Rights Holder creates a revocation and gives it to the authorized person. There is no central mechanism to tell third parties of revocation (the System does not collect information). The principal Rights Holder announces it in their Notice. The default term is 90 days (initial value; formerly 1 year (NRSD's request, 2026-09-30)); 30 days before the end, the app automatically prepares a renewal document and proposes sending it directly to confirmed contacts (5.5). Revocations also reach confirmed contacts directly, and export under that authorization stops the moment they arrive.</w:t>
       </w:r>
     </w:p>
     <w:p>
@@ -9803,6 +8925,24 @@
     <w:p>
       <w:pPr>
         <w:pStyle w:val="ListParagraph"/>
+        <w:keepNext/>
+        <w:keepLines/>
+        <w:numPr>
+          <w:ilvl w:val="0"/>
+          <w:numId w:val="2"/>
+        </w:numPr>
+        <w:spacing w:after="20" w:before="20" w:line="300"/>
+      </w:pPr>
+      <w:r>
+        <w:rPr>
+          <w:rFonts w:ascii="Calibri" w:eastAsia="Yu Gothic" w:hAnsi="Calibri"/>
+        </w:rPr>
+        <w:t xml:space="preserve">For photographs where the photographer and the depicted person differ, the attribution of rights is to be confirmed with the photographer in advance (Draft Project Proposal, Section 10). The System records the result of this confirmation as a document and does not judge the attribution of rights itself (Design Plan D-3-4“The System is built on the premise that delivery, Visible Signatures, and the rights relationship with the photographer are understood by the cosplayer personally”).</w:t>
+      </w:r>
+    </w:p>
+    <w:p>
+      <w:pPr>
+        <w:pStyle w:val="ListParagraph"/>
         <w:keepNext w:val="false"/>
         <w:keepLines/>
         <w:numPr>
@@ -9815,7 +8955,19 @@
         <w:rPr>
           <w:rFonts w:ascii="Calibri" w:eastAsia="Yu Gothic" w:hAnsi="Calibri"/>
         </w:rPr>
-        <w:t xml:space="preserve">For photographs where the photographer and the depicted person differ, the attribution of rights is to be confirmed with the photographer in advance (Draft Project Proposal, Section 10). The System records the result of this confirmation as a document and does not judge the attribution of rights itself (Design Plan D-3-4“The System is built on the premise that delivery, Visible Signatures, and the rights relationship with the photographer are understood by the cosplayer personally”).</w:t>
+        <w:t xml:space="preserve">If the counterpart does not use the System, the document cannot be made (both signatures are needed). The joint rights holder is not named in the manifest or in IPTC </w:t>
+      </w:r>
+      <w:r>
+        <w:rPr>
+          <w:rFonts w:ascii="Consolas" w:eastAsia="Yu Gothic" w:hAnsi="Consolas"/>
+        </w:rPr>
+        <w:t xml:space="preserve">dc:creator</w:t>
+      </w:r>
+      <w:r>
+        <w:rPr>
+          <w:rFonts w:ascii="Calibri" w:eastAsia="Yu Gothic" w:hAnsi="Calibri"/>
+        </w:rPr>
+        <w:t xml:space="preserve">; it can only be drawn as free text of the Visible Signature (“Photo: @xxx”). G-18 shows “if the counterpart installs this app, the document can be made” (the same line as Instagram collaborative posts requiring both parties' consent).</w:t>
       </w:r>
     </w:p>
     <w:p>
@@ -9844,7 +8996,7 @@
         <w:rPr>
           <w:rFonts w:ascii="Calibri" w:eastAsia="Yu Gothic" w:hAnsi="Calibri"/>
         </w:rPr>
-        <w:t xml:space="preserve">A document is one file (with an extension specific to the app, e.g., </w:t>
+        <w:t xml:space="preserve">A document is one file (extension </w:t>
       </w:r>
       <w:r>
         <w:rPr>
@@ -9856,6 +9008,18 @@
         <w:rPr>
           <w:rFonts w:ascii="Calibri" w:eastAsia="Yu Gothic" w:hAnsi="Calibri"/>
         </w:rPr>
+        <w:t xml:space="preserve">; named </w:t>
+      </w:r>
+      <w:r>
+        <w:rPr>
+          <w:rFonts w:ascii="Consolas" w:eastAsia="Yu Gothic" w:hAnsi="Consolas"/>
+        </w:rPr>
+        <w:t xml:space="preserve">&lt;kind&gt;-&lt;id&gt;.nrsdgrant</w:t>
+      </w:r>
+      <w:r>
+        <w:rPr>
+          <w:rFonts w:ascii="Calibri" w:eastAsia="Yu Gothic" w:hAnsi="Calibri"/>
+        </w:rPr>
         <w:t xml:space="preserve">), whose content is JSON (</w:t>
       </w:r>
       <w:r>
@@ -9868,7 +9032,19 @@
         <w:rPr>
           <w:rFonts w:ascii="Calibri" w:eastAsia="Yu Gothic" w:hAnsi="Calibri"/>
         </w:rPr>
-        <w:t xml:space="preserve">). The record signature (normalized with JCS, ECDSA P-256) is placed in </w:t>
+        <w:t xml:space="preserve">). The record signature (JWS detached; the payload is the JSON normalized with JCS, with the certificate chain in </w:t>
+      </w:r>
+      <w:r>
+        <w:rPr>
+          <w:rFonts w:ascii="Consolas" w:eastAsia="Yu Gothic" w:hAnsi="Consolas"/>
+        </w:rPr>
+        <w:t xml:space="preserve">x5c</w:t>
+      </w:r>
+      <w:r>
+        <w:rPr>
+          <w:rFonts w:ascii="Calibri" w:eastAsia="Yu Gothic" w:hAnsi="Calibri"/>
+        </w:rPr>
+        <w:t xml:space="preserve">; Chapter 1, 8.3 “Formats and versions”) is placed in </w:t>
       </w:r>
       <w:r>
         <w:rPr>
@@ -9897,9 +9073,9 @@
       </w:tblPr>
       <w:tblGrid>
         <w:gridCol w:w="1520"/>
-        <w:gridCol w:w="3849"/>
-        <w:gridCol w:w="1620"/>
-        <w:gridCol w:w="2649"/>
+        <w:gridCol w:w="3250"/>
+        <w:gridCol w:w="3107"/>
+        <w:gridCol w:w="1761"/>
       </w:tblGrid>
       <w:tr>
         <w:trPr>
@@ -9943,7 +9119,7 @@
         </w:tc>
         <w:tc>
           <w:tcPr>
-            <w:tcW w:type="dxa" w:w="3849"/>
+            <w:tcW w:type="dxa" w:w="3250"/>
             <w:tcBorders>
               <w:top w:val="single" w:color="A6B8D0" w:sz="4"/>
               <w:left w:val="single" w:color="A6B8D0" w:sz="4"/>
@@ -9978,7 +9154,7 @@
         </w:tc>
         <w:tc>
           <w:tcPr>
-            <w:tcW w:type="dxa" w:w="1620"/>
+            <w:tcW w:type="dxa" w:w="3107"/>
             <w:tcBorders>
               <w:top w:val="single" w:color="A6B8D0" w:sz="4"/>
               <w:left w:val="single" w:color="A6B8D0" w:sz="4"/>
@@ -10013,7 +9189,7 @@
         </w:tc>
         <w:tc>
           <w:tcPr>
-            <w:tcW w:type="dxa" w:w="2649"/>
+            <w:tcW w:type="dxa" w:w="1761"/>
             <w:tcBorders>
               <w:top w:val="single" w:color="A6B8D0" w:sz="4"/>
               <w:left w:val="single" w:color="A6B8D0" w:sz="4"/>
@@ -10070,7 +9246,7 @@
           </w:tcPr>
           <w:p>
             <w:pPr>
-              <w:keepNext/>
+              <w:keepNext w:val="false"/>
               <w:keepLines/>
               <w:spacing w:after="0" w:before="0" w:line="280"/>
             </w:pPr>
@@ -10088,23 +9264,23 @@
         </w:tc>
         <w:tc>
           <w:tcPr>
-            <w:tcW w:type="dxa" w:w="3849"/>
-            <w:tcBorders>
-              <w:top w:val="single" w:color="A6B8D0" w:sz="4"/>
-              <w:left w:val="single" w:color="A6B8D0" w:sz="4"/>
-              <w:bottom w:val="single" w:color="A6B8D0" w:sz="4"/>
-              <w:right w:val="single" w:color="A6B8D0" w:sz="4"/>
-            </w:tcBorders>
-            <w:tcMar>
-              <w:top w:type="dxa" w:w="50"/>
-              <w:left w:type="dxa" w:w="90"/>
-              <w:bottom w:type="dxa" w:w="50"/>
-              <w:right w:type="dxa" w:w="90"/>
-            </w:tcMar>
-          </w:tcPr>
-          <w:p>
-            <w:pPr>
-              <w:keepNext/>
+            <w:tcW w:type="dxa" w:w="3250"/>
+            <w:tcBorders>
+              <w:top w:val="single" w:color="A6B8D0" w:sz="4"/>
+              <w:left w:val="single" w:color="A6B8D0" w:sz="4"/>
+              <w:bottom w:val="single" w:color="A6B8D0" w:sz="4"/>
+              <w:right w:val="single" w:color="A6B8D0" w:sz="4"/>
+            </w:tcBorders>
+            <w:tcMar>
+              <w:top w:type="dxa" w:w="50"/>
+              <w:left w:type="dxa" w:w="90"/>
+              <w:bottom w:type="dxa" w:w="50"/>
+              <w:right w:type="dxa" w:w="90"/>
+            </w:tcMar>
+          </w:tcPr>
+          <w:p>
+            <w:pPr>
+              <w:keepNext w:val="false"/>
               <w:keepLines/>
               <w:spacing w:after="0" w:before="0" w:line="280"/>
             </w:pPr>
@@ -10122,23 +9298,23 @@
         </w:tc>
         <w:tc>
           <w:tcPr>
-            <w:tcW w:type="dxa" w:w="1620"/>
-            <w:tcBorders>
-              <w:top w:val="single" w:color="A6B8D0" w:sz="4"/>
-              <w:left w:val="single" w:color="A6B8D0" w:sz="4"/>
-              <w:bottom w:val="single" w:color="A6B8D0" w:sz="4"/>
-              <w:right w:val="single" w:color="A6B8D0" w:sz="4"/>
-            </w:tcBorders>
-            <w:tcMar>
-              <w:top w:type="dxa" w:w="50"/>
-              <w:left w:type="dxa" w:w="90"/>
-              <w:bottom w:type="dxa" w:w="50"/>
-              <w:right w:type="dxa" w:w="90"/>
-            </w:tcMar>
-          </w:tcPr>
-          <w:p>
-            <w:pPr>
-              <w:keepNext/>
+            <w:tcW w:type="dxa" w:w="3107"/>
+            <w:tcBorders>
+              <w:top w:val="single" w:color="A6B8D0" w:sz="4"/>
+              <w:left w:val="single" w:color="A6B8D0" w:sz="4"/>
+              <w:bottom w:val="single" w:color="A6B8D0" w:sz="4"/>
+              <w:right w:val="single" w:color="A6B8D0" w:sz="4"/>
+            </w:tcBorders>
+            <w:tcMar>
+              <w:top w:type="dxa" w:w="50"/>
+              <w:left w:type="dxa" w:w="90"/>
+              <w:bottom w:type="dxa" w:w="50"/>
+              <w:right w:type="dxa" w:w="90"/>
+            </w:tcMar>
+          </w:tcPr>
+          <w:p>
+            <w:pPr>
+              <w:keepNext w:val="false"/>
               <w:keepLines/>
               <w:spacing w:after="0" w:before="0" w:line="280"/>
             </w:pPr>
@@ -10156,23 +9332,23 @@
         </w:tc>
         <w:tc>
           <w:tcPr>
-            <w:tcW w:type="dxa" w:w="2649"/>
-            <w:tcBorders>
-              <w:top w:val="single" w:color="A6B8D0" w:sz="4"/>
-              <w:left w:val="single" w:color="A6B8D0" w:sz="4"/>
-              <w:bottom w:val="single" w:color="A6B8D0" w:sz="4"/>
-              <w:right w:val="single" w:color="A6B8D0" w:sz="4"/>
-            </w:tcBorders>
-            <w:tcMar>
-              <w:top w:type="dxa" w:w="50"/>
-              <w:left w:type="dxa" w:w="90"/>
-              <w:bottom w:type="dxa" w:w="50"/>
-              <w:right w:type="dxa" w:w="90"/>
-            </w:tcMar>
-          </w:tcPr>
-          <w:p>
-            <w:pPr>
-              <w:keepNext/>
+            <w:tcW w:type="dxa" w:w="1761"/>
+            <w:tcBorders>
+              <w:top w:val="single" w:color="A6B8D0" w:sz="4"/>
+              <w:left w:val="single" w:color="A6B8D0" w:sz="4"/>
+              <w:bottom w:val="single" w:color="A6B8D0" w:sz="4"/>
+              <w:right w:val="single" w:color="A6B8D0" w:sz="4"/>
+            </w:tcBorders>
+            <w:tcMar>
+              <w:top w:type="dxa" w:w="50"/>
+              <w:left w:type="dxa" w:w="90"/>
+              <w:bottom w:type="dxa" w:w="50"/>
+              <w:right w:type="dxa" w:w="90"/>
+            </w:tcMar>
+          </w:tcPr>
+          <w:p>
+            <w:pPr>
+              <w:keepNext w:val="false"/>
               <w:keepLines/>
               <w:spacing w:after="0" w:before="0" w:line="280"/>
             </w:pPr>
@@ -10212,7 +9388,7 @@
           </w:tcPr>
           <w:p>
             <w:pPr>
-              <w:keepNext/>
+              <w:keepNext w:val="false"/>
               <w:keepLines/>
               <w:spacing w:after="0" w:before="0" w:line="280"/>
             </w:pPr>
@@ -10230,23 +9406,23 @@
         </w:tc>
         <w:tc>
           <w:tcPr>
-            <w:tcW w:type="dxa" w:w="3849"/>
-            <w:tcBorders>
-              <w:top w:val="single" w:color="A6B8D0" w:sz="4"/>
-              <w:left w:val="single" w:color="A6B8D0" w:sz="4"/>
-              <w:bottom w:val="single" w:color="A6B8D0" w:sz="4"/>
-              <w:right w:val="single" w:color="A6B8D0" w:sz="4"/>
-            </w:tcBorders>
-            <w:tcMar>
-              <w:top w:type="dxa" w:w="50"/>
-              <w:left w:type="dxa" w:w="90"/>
-              <w:bottom w:type="dxa" w:w="50"/>
-              <w:right w:type="dxa" w:w="90"/>
-            </w:tcMar>
-          </w:tcPr>
-          <w:p>
-            <w:pPr>
-              <w:keepNext/>
+            <w:tcW w:type="dxa" w:w="3250"/>
+            <w:tcBorders>
+              <w:top w:val="single" w:color="A6B8D0" w:sz="4"/>
+              <w:left w:val="single" w:color="A6B8D0" w:sz="4"/>
+              <w:bottom w:val="single" w:color="A6B8D0" w:sz="4"/>
+              <w:right w:val="single" w:color="A6B8D0" w:sz="4"/>
+            </w:tcBorders>
+            <w:tcMar>
+              <w:top w:type="dxa" w:w="50"/>
+              <w:left w:type="dxa" w:w="90"/>
+              <w:bottom w:type="dxa" w:w="50"/>
+              <w:right w:type="dxa" w:w="90"/>
+            </w:tcMar>
+          </w:tcPr>
+          <w:p>
+            <w:pPr>
+              <w:keepNext w:val="false"/>
               <w:keepLines/>
               <w:spacing w:after="0" w:before="0" w:line="280"/>
             </w:pPr>
@@ -10264,23 +9440,23 @@
         </w:tc>
         <w:tc>
           <w:tcPr>
-            <w:tcW w:type="dxa" w:w="1620"/>
-            <w:tcBorders>
-              <w:top w:val="single" w:color="A6B8D0" w:sz="4"/>
-              <w:left w:val="single" w:color="A6B8D0" w:sz="4"/>
-              <w:bottom w:val="single" w:color="A6B8D0" w:sz="4"/>
-              <w:right w:val="single" w:color="A6B8D0" w:sz="4"/>
-            </w:tcBorders>
-            <w:tcMar>
-              <w:top w:type="dxa" w:w="50"/>
-              <w:left w:type="dxa" w:w="90"/>
-              <w:bottom w:type="dxa" w:w="50"/>
-              <w:right w:type="dxa" w:w="90"/>
-            </w:tcMar>
-          </w:tcPr>
-          <w:p>
-            <w:pPr>
-              <w:keepNext/>
+            <w:tcW w:type="dxa" w:w="3107"/>
+            <w:tcBorders>
+              <w:top w:val="single" w:color="A6B8D0" w:sz="4"/>
+              <w:left w:val="single" w:color="A6B8D0" w:sz="4"/>
+              <w:bottom w:val="single" w:color="A6B8D0" w:sz="4"/>
+              <w:right w:val="single" w:color="A6B8D0" w:sz="4"/>
+            </w:tcBorders>
+            <w:tcMar>
+              <w:top w:type="dxa" w:w="50"/>
+              <w:left w:type="dxa" w:w="90"/>
+              <w:bottom w:type="dxa" w:w="50"/>
+              <w:right w:type="dxa" w:w="90"/>
+            </w:tcMar>
+          </w:tcPr>
+          <w:p>
+            <w:pPr>
+              <w:keepNext w:val="false"/>
               <w:keepLines/>
               <w:spacing w:after="0" w:before="0" w:line="280"/>
             </w:pPr>
@@ -10298,23 +9474,23 @@
         </w:tc>
         <w:tc>
           <w:tcPr>
-            <w:tcW w:type="dxa" w:w="2649"/>
-            <w:tcBorders>
-              <w:top w:val="single" w:color="A6B8D0" w:sz="4"/>
-              <w:left w:val="single" w:color="A6B8D0" w:sz="4"/>
-              <w:bottom w:val="single" w:color="A6B8D0" w:sz="4"/>
-              <w:right w:val="single" w:color="A6B8D0" w:sz="4"/>
-            </w:tcBorders>
-            <w:tcMar>
-              <w:top w:type="dxa" w:w="50"/>
-              <w:left w:type="dxa" w:w="90"/>
-              <w:bottom w:type="dxa" w:w="50"/>
-              <w:right w:type="dxa" w:w="90"/>
-            </w:tcMar>
-          </w:tcPr>
-          <w:p>
-            <w:pPr>
-              <w:keepNext/>
+            <w:tcW w:type="dxa" w:w="1761"/>
+            <w:tcBorders>
+              <w:top w:val="single" w:color="A6B8D0" w:sz="4"/>
+              <w:left w:val="single" w:color="A6B8D0" w:sz="4"/>
+              <w:bottom w:val="single" w:color="A6B8D0" w:sz="4"/>
+              <w:right w:val="single" w:color="A6B8D0" w:sz="4"/>
+            </w:tcBorders>
+            <w:tcMar>
+              <w:top w:type="dxa" w:w="50"/>
+              <w:left w:type="dxa" w:w="90"/>
+              <w:bottom w:type="dxa" w:w="50"/>
+              <w:right w:type="dxa" w:w="90"/>
+            </w:tcMar>
+          </w:tcPr>
+          <w:p>
+            <w:pPr>
+              <w:keepNext w:val="false"/>
               <w:keepLines/>
               <w:spacing w:after="0" w:before="0" w:line="280"/>
             </w:pPr>
@@ -10354,7 +9530,7 @@
           </w:tcPr>
           <w:p>
             <w:pPr>
-              <w:keepNext/>
+              <w:keepNext w:val="false"/>
               <w:keepLines/>
               <w:spacing w:after="0" w:before="0" w:line="280"/>
             </w:pPr>
@@ -10372,23 +9548,23 @@
         </w:tc>
         <w:tc>
           <w:tcPr>
-            <w:tcW w:type="dxa" w:w="3849"/>
-            <w:tcBorders>
-              <w:top w:val="single" w:color="A6B8D0" w:sz="4"/>
-              <w:left w:val="single" w:color="A6B8D0" w:sz="4"/>
-              <w:bottom w:val="single" w:color="A6B8D0" w:sz="4"/>
-              <w:right w:val="single" w:color="A6B8D0" w:sz="4"/>
-            </w:tcBorders>
-            <w:tcMar>
-              <w:top w:type="dxa" w:w="50"/>
-              <w:left w:type="dxa" w:w="90"/>
-              <w:bottom w:type="dxa" w:w="50"/>
-              <w:right w:type="dxa" w:w="90"/>
-            </w:tcMar>
-          </w:tcPr>
-          <w:p>
-            <w:pPr>
-              <w:keepNext/>
+            <w:tcW w:type="dxa" w:w="3250"/>
+            <w:tcBorders>
+              <w:top w:val="single" w:color="A6B8D0" w:sz="4"/>
+              <w:left w:val="single" w:color="A6B8D0" w:sz="4"/>
+              <w:bottom w:val="single" w:color="A6B8D0" w:sz="4"/>
+              <w:right w:val="single" w:color="A6B8D0" w:sz="4"/>
+            </w:tcBorders>
+            <w:tcMar>
+              <w:top w:type="dxa" w:w="50"/>
+              <w:left w:type="dxa" w:w="90"/>
+              <w:bottom w:type="dxa" w:w="50"/>
+              <w:right w:type="dxa" w:w="90"/>
+            </w:tcMar>
+          </w:tcPr>
+          <w:p>
+            <w:pPr>
+              <w:keepNext w:val="false"/>
               <w:keepLines/>
               <w:spacing w:after="0" w:before="0" w:line="280"/>
             </w:pPr>
@@ -10406,23 +9582,23 @@
         </w:tc>
         <w:tc>
           <w:tcPr>
-            <w:tcW w:type="dxa" w:w="1620"/>
-            <w:tcBorders>
-              <w:top w:val="single" w:color="A6B8D0" w:sz="4"/>
-              <w:left w:val="single" w:color="A6B8D0" w:sz="4"/>
-              <w:bottom w:val="single" w:color="A6B8D0" w:sz="4"/>
-              <w:right w:val="single" w:color="A6B8D0" w:sz="4"/>
-            </w:tcBorders>
-            <w:tcMar>
-              <w:top w:type="dxa" w:w="50"/>
-              <w:left w:type="dxa" w:w="90"/>
-              <w:bottom w:type="dxa" w:w="50"/>
-              <w:right w:type="dxa" w:w="90"/>
-            </w:tcMar>
-          </w:tcPr>
-          <w:p>
-            <w:pPr>
-              <w:keepNext/>
+            <w:tcW w:type="dxa" w:w="3107"/>
+            <w:tcBorders>
+              <w:top w:val="single" w:color="A6B8D0" w:sz="4"/>
+              <w:left w:val="single" w:color="A6B8D0" w:sz="4"/>
+              <w:bottom w:val="single" w:color="A6B8D0" w:sz="4"/>
+              <w:right w:val="single" w:color="A6B8D0" w:sz="4"/>
+            </w:tcBorders>
+            <w:tcMar>
+              <w:top w:type="dxa" w:w="50"/>
+              <w:left w:type="dxa" w:w="90"/>
+              <w:bottom w:type="dxa" w:w="50"/>
+              <w:right w:type="dxa" w:w="90"/>
+            </w:tcMar>
+          </w:tcPr>
+          <w:p>
+            <w:pPr>
+              <w:keepNext w:val="false"/>
               <w:keepLines/>
               <w:spacing w:after="0" w:before="0" w:line="280"/>
             </w:pPr>
@@ -10440,23 +9616,23 @@
         </w:tc>
         <w:tc>
           <w:tcPr>
-            <w:tcW w:type="dxa" w:w="2649"/>
-            <w:tcBorders>
-              <w:top w:val="single" w:color="A6B8D0" w:sz="4"/>
-              <w:left w:val="single" w:color="A6B8D0" w:sz="4"/>
-              <w:bottom w:val="single" w:color="A6B8D0" w:sz="4"/>
-              <w:right w:val="single" w:color="A6B8D0" w:sz="4"/>
-            </w:tcBorders>
-            <w:tcMar>
-              <w:top w:type="dxa" w:w="50"/>
-              <w:left w:type="dxa" w:w="90"/>
-              <w:bottom w:type="dxa" w:w="50"/>
-              <w:right w:type="dxa" w:w="90"/>
-            </w:tcMar>
-          </w:tcPr>
-          <w:p>
-            <w:pPr>
-              <w:keepNext/>
+            <w:tcW w:type="dxa" w:w="1761"/>
+            <w:tcBorders>
+              <w:top w:val="single" w:color="A6B8D0" w:sz="4"/>
+              <w:left w:val="single" w:color="A6B8D0" w:sz="4"/>
+              <w:bottom w:val="single" w:color="A6B8D0" w:sz="4"/>
+              <w:right w:val="single" w:color="A6B8D0" w:sz="4"/>
+            </w:tcBorders>
+            <w:tcMar>
+              <w:top w:type="dxa" w:w="50"/>
+              <w:left w:type="dxa" w:w="90"/>
+              <w:bottom w:type="dxa" w:w="50"/>
+              <w:right w:type="dxa" w:w="90"/>
+            </w:tcMar>
+          </w:tcPr>
+          <w:p>
+            <w:pPr>
+              <w:keepNext w:val="false"/>
               <w:keepLines/>
               <w:spacing w:after="0" w:before="0" w:line="280"/>
             </w:pPr>
@@ -10496,7 +9672,7 @@
           </w:tcPr>
           <w:p>
             <w:pPr>
-              <w:keepNext/>
+              <w:keepNext w:val="false"/>
               <w:keepLines/>
               <w:spacing w:after="0" w:before="0" w:line="280"/>
             </w:pPr>
@@ -10514,23 +9690,23 @@
         </w:tc>
         <w:tc>
           <w:tcPr>
-            <w:tcW w:type="dxa" w:w="3849"/>
-            <w:tcBorders>
-              <w:top w:val="single" w:color="A6B8D0" w:sz="4"/>
-              <w:left w:val="single" w:color="A6B8D0" w:sz="4"/>
-              <w:bottom w:val="single" w:color="A6B8D0" w:sz="4"/>
-              <w:right w:val="single" w:color="A6B8D0" w:sz="4"/>
-            </w:tcBorders>
-            <w:tcMar>
-              <w:top w:type="dxa" w:w="50"/>
-              <w:left w:type="dxa" w:w="90"/>
-              <w:bottom w:type="dxa" w:w="50"/>
-              <w:right w:type="dxa" w:w="90"/>
-            </w:tcMar>
-          </w:tcPr>
-          <w:p>
-            <w:pPr>
-              <w:keepNext/>
+            <w:tcW w:type="dxa" w:w="3250"/>
+            <w:tcBorders>
+              <w:top w:val="single" w:color="A6B8D0" w:sz="4"/>
+              <w:left w:val="single" w:color="A6B8D0" w:sz="4"/>
+              <w:bottom w:val="single" w:color="A6B8D0" w:sz="4"/>
+              <w:right w:val="single" w:color="A6B8D0" w:sz="4"/>
+            </w:tcBorders>
+            <w:tcMar>
+              <w:top w:type="dxa" w:w="50"/>
+              <w:left w:type="dxa" w:w="90"/>
+              <w:bottom w:type="dxa" w:w="50"/>
+              <w:right w:type="dxa" w:w="90"/>
+            </w:tcMar>
+          </w:tcPr>
+          <w:p>
+            <w:pPr>
+              <w:keepNext w:val="false"/>
               <w:keepLines/>
               <w:spacing w:after="0" w:before="0" w:line="280"/>
             </w:pPr>
@@ -10548,23 +9724,23 @@
         </w:tc>
         <w:tc>
           <w:tcPr>
-            <w:tcW w:type="dxa" w:w="1620"/>
-            <w:tcBorders>
-              <w:top w:val="single" w:color="A6B8D0" w:sz="4"/>
-              <w:left w:val="single" w:color="A6B8D0" w:sz="4"/>
-              <w:bottom w:val="single" w:color="A6B8D0" w:sz="4"/>
-              <w:right w:val="single" w:color="A6B8D0" w:sz="4"/>
-            </w:tcBorders>
-            <w:tcMar>
-              <w:top w:type="dxa" w:w="50"/>
-              <w:left w:type="dxa" w:w="90"/>
-              <w:bottom w:type="dxa" w:w="50"/>
-              <w:right w:type="dxa" w:w="90"/>
-            </w:tcMar>
-          </w:tcPr>
-          <w:p>
-            <w:pPr>
-              <w:keepNext/>
+            <w:tcW w:type="dxa" w:w="3107"/>
+            <w:tcBorders>
+              <w:top w:val="single" w:color="A6B8D0" w:sz="4"/>
+              <w:left w:val="single" w:color="A6B8D0" w:sz="4"/>
+              <w:bottom w:val="single" w:color="A6B8D0" w:sz="4"/>
+              <w:right w:val="single" w:color="A6B8D0" w:sz="4"/>
+            </w:tcBorders>
+            <w:tcMar>
+              <w:top w:type="dxa" w:w="50"/>
+              <w:left w:type="dxa" w:w="90"/>
+              <w:bottom w:type="dxa" w:w="50"/>
+              <w:right w:type="dxa" w:w="90"/>
+            </w:tcMar>
+          </w:tcPr>
+          <w:p>
+            <w:pPr>
+              <w:keepNext w:val="false"/>
               <w:keepLines/>
               <w:spacing w:after="0" w:before="0" w:line="280"/>
             </w:pPr>
@@ -10596,29 +9772,29 @@
                 <w:sz w:val="18"/>
                 <w:szCs w:val="18"/>
               </w:rPr>
-              <w:t xml:space="preserve"> of the authorization being revoked</w:t>
-            </w:r>
-          </w:p>
-        </w:tc>
-        <w:tc>
-          <w:tcPr>
-            <w:tcW w:type="dxa" w:w="2649"/>
-            <w:tcBorders>
-              <w:top w:val="single" w:color="A6B8D0" w:sz="4"/>
-              <w:left w:val="single" w:color="A6B8D0" w:sz="4"/>
-              <w:bottom w:val="single" w:color="A6B8D0" w:sz="4"/>
-              <w:right w:val="single" w:color="A6B8D0" w:sz="4"/>
-            </w:tcBorders>
-            <w:tcMar>
-              <w:top w:type="dxa" w:w="50"/>
-              <w:left w:type="dxa" w:w="90"/>
-              <w:bottom w:type="dxa" w:w="50"/>
-              <w:right w:type="dxa" w:w="90"/>
-            </w:tcMar>
-          </w:tcPr>
-          <w:p>
-            <w:pPr>
-              <w:keepNext/>
+              <w:t xml:space="preserve"> of the authorization, or of the joint-rights document, being revoked (a joint-rights document can be ended by either party; the counterparty is no longer named in subsequent exports, and past outputs are not changed. The same as PGP revocation)</w:t>
+            </w:r>
+          </w:p>
+        </w:tc>
+        <w:tc>
+          <w:tcPr>
+            <w:tcW w:type="dxa" w:w="1761"/>
+            <w:tcBorders>
+              <w:top w:val="single" w:color="A6B8D0" w:sz="4"/>
+              <w:left w:val="single" w:color="A6B8D0" w:sz="4"/>
+              <w:bottom w:val="single" w:color="A6B8D0" w:sz="4"/>
+              <w:right w:val="single" w:color="A6B8D0" w:sz="4"/>
+            </w:tcBorders>
+            <w:tcMar>
+              <w:top w:type="dxa" w:w="50"/>
+              <w:left w:type="dxa" w:w="90"/>
+              <w:bottom w:type="dxa" w:w="50"/>
+              <w:right w:type="dxa" w:w="90"/>
+            </w:tcMar>
+          </w:tcPr>
+          <w:p>
+            <w:pPr>
+              <w:keepNext w:val="false"/>
               <w:keepLines/>
               <w:spacing w:after="0" w:before="0" w:line="280"/>
             </w:pPr>
@@ -10658,7 +9834,7 @@
           </w:tcPr>
           <w:p>
             <w:pPr>
-              <w:keepNext/>
+              <w:keepNext w:val="false"/>
               <w:keepLines/>
               <w:spacing w:after="0" w:before="0" w:line="280"/>
             </w:pPr>
@@ -10676,57 +9852,57 @@
         </w:tc>
         <w:tc>
           <w:tcPr>
-            <w:tcW w:type="dxa" w:w="3849"/>
-            <w:tcBorders>
-              <w:top w:val="single" w:color="A6B8D0" w:sz="4"/>
-              <w:left w:val="single" w:color="A6B8D0" w:sz="4"/>
-              <w:bottom w:val="single" w:color="A6B8D0" w:sz="4"/>
-              <w:right w:val="single" w:color="A6B8D0" w:sz="4"/>
-            </w:tcBorders>
-            <w:tcMar>
-              <w:top w:type="dxa" w:w="50"/>
-              <w:left w:type="dxa" w:w="90"/>
-              <w:bottom w:type="dxa" w:w="50"/>
-              <w:right w:type="dxa" w:w="90"/>
-            </w:tcMar>
-          </w:tcPr>
-          <w:p>
-            <w:pPr>
-              <w:keepNext/>
-              <w:keepLines/>
-              <w:spacing w:after="0" w:before="0" w:line="280"/>
-            </w:pPr>
-            <w:r>
-              <w:rPr>
-                <w:rFonts w:ascii="Calibri" w:eastAsia="Yu Gothic" w:hAnsi="Calibri"/>
-                <w:b w:val="false"/>
-                <w:bCs w:val="false"/>
-                <w:sz w:val="18"/>
-                <w:szCs w:val="18"/>
-              </w:rPr>
-              <w:t xml:space="preserve">All works, or limited by shoot name or period</w:t>
-            </w:r>
-          </w:p>
-        </w:tc>
-        <w:tc>
-          <w:tcPr>
-            <w:tcW w:type="dxa" w:w="1620"/>
-            <w:tcBorders>
-              <w:top w:val="single" w:color="A6B8D0" w:sz="4"/>
-              <w:left w:val="single" w:color="A6B8D0" w:sz="4"/>
-              <w:bottom w:val="single" w:color="A6B8D0" w:sz="4"/>
-              <w:right w:val="single" w:color="A6B8D0" w:sz="4"/>
-            </w:tcBorders>
-            <w:tcMar>
-              <w:top w:type="dxa" w:w="50"/>
-              <w:left w:type="dxa" w:w="90"/>
-              <w:bottom w:type="dxa" w:w="50"/>
-              <w:right w:type="dxa" w:w="90"/>
-            </w:tcMar>
-          </w:tcPr>
-          <w:p>
-            <w:pPr>
-              <w:keepNext/>
+            <w:tcW w:type="dxa" w:w="3250"/>
+            <w:tcBorders>
+              <w:top w:val="single" w:color="A6B8D0" w:sz="4"/>
+              <w:left w:val="single" w:color="A6B8D0" w:sz="4"/>
+              <w:bottom w:val="single" w:color="A6B8D0" w:sz="4"/>
+              <w:right w:val="single" w:color="A6B8D0" w:sz="4"/>
+            </w:tcBorders>
+            <w:tcMar>
+              <w:top w:type="dxa" w:w="50"/>
+              <w:left w:type="dxa" w:w="90"/>
+              <w:bottom w:type="dxa" w:w="50"/>
+              <w:right w:type="dxa" w:w="90"/>
+            </w:tcMar>
+          </w:tcPr>
+          <w:p>
+            <w:pPr>
+              <w:keepNext w:val="false"/>
+              <w:keepLines/>
+              <w:spacing w:after="0" w:before="0" w:line="280"/>
+            </w:pPr>
+            <w:r>
+              <w:rPr>
+                <w:rFonts w:ascii="Calibri" w:eastAsia="Yu Gothic" w:hAnsi="Calibri"/>
+                <w:b w:val="false"/>
+                <w:bCs w:val="false"/>
+                <w:sz w:val="18"/>
+                <w:szCs w:val="18"/>
+              </w:rPr>
+              <w:t xml:space="preserve">All works, or limited by shoot name or period (the shoot name is matched exactly, case-insensitively, after NFC normalization and removal of leading and trailing spaces)</w:t>
+            </w:r>
+          </w:p>
+        </w:tc>
+        <w:tc>
+          <w:tcPr>
+            <w:tcW w:type="dxa" w:w="3107"/>
+            <w:tcBorders>
+              <w:top w:val="single" w:color="A6B8D0" w:sz="4"/>
+              <w:left w:val="single" w:color="A6B8D0" w:sz="4"/>
+              <w:bottom w:val="single" w:color="A6B8D0" w:sz="4"/>
+              <w:right w:val="single" w:color="A6B8D0" w:sz="4"/>
+            </w:tcBorders>
+            <w:tcMar>
+              <w:top w:type="dxa" w:w="50"/>
+              <w:left w:type="dxa" w:w="90"/>
+              <w:bottom w:type="dxa" w:w="50"/>
+              <w:right w:type="dxa" w:w="90"/>
+            </w:tcMar>
+          </w:tcPr>
+          <w:p>
+            <w:pPr>
+              <w:keepNext w:val="false"/>
               <w:keepLines/>
               <w:spacing w:after="0" w:before="0" w:line="280"/>
             </w:pPr>
@@ -10744,23 +9920,23 @@
         </w:tc>
         <w:tc>
           <w:tcPr>
-            <w:tcW w:type="dxa" w:w="2649"/>
-            <w:tcBorders>
-              <w:top w:val="single" w:color="A6B8D0" w:sz="4"/>
-              <w:left w:val="single" w:color="A6B8D0" w:sz="4"/>
-              <w:bottom w:val="single" w:color="A6B8D0" w:sz="4"/>
-              <w:right w:val="single" w:color="A6B8D0" w:sz="4"/>
-            </w:tcBorders>
-            <w:tcMar>
-              <w:top w:type="dxa" w:w="50"/>
-              <w:left w:type="dxa" w:w="90"/>
-              <w:bottom w:type="dxa" w:w="50"/>
-              <w:right w:type="dxa" w:w="90"/>
-            </w:tcMar>
-          </w:tcPr>
-          <w:p>
-            <w:pPr>
-              <w:keepNext/>
+            <w:tcW w:type="dxa" w:w="1761"/>
+            <w:tcBorders>
+              <w:top w:val="single" w:color="A6B8D0" w:sz="4"/>
+              <w:left w:val="single" w:color="A6B8D0" w:sz="4"/>
+              <w:bottom w:val="single" w:color="A6B8D0" w:sz="4"/>
+              <w:right w:val="single" w:color="A6B8D0" w:sz="4"/>
+            </w:tcBorders>
+            <w:tcMar>
+              <w:top w:type="dxa" w:w="50"/>
+              <w:left w:type="dxa" w:w="90"/>
+              <w:bottom w:type="dxa" w:w="50"/>
+              <w:right w:type="dxa" w:w="90"/>
+            </w:tcMar>
+          </w:tcPr>
+          <w:p>
+            <w:pPr>
+              <w:keepNext w:val="false"/>
               <w:keepLines/>
               <w:spacing w:after="0" w:before="0" w:line="280"/>
             </w:pPr>
@@ -10800,7 +9976,7 @@
           </w:tcPr>
           <w:p>
             <w:pPr>
-              <w:keepNext/>
+              <w:keepNext w:val="false"/>
               <w:keepLines/>
               <w:spacing w:after="0" w:before="0" w:line="280"/>
             </w:pPr>
@@ -10818,103 +9994,123 @@
         </w:tc>
         <w:tc>
           <w:tcPr>
-            <w:tcW w:type="dxa" w:w="3849"/>
-            <w:tcBorders>
-              <w:top w:val="single" w:color="A6B8D0" w:sz="4"/>
-              <w:left w:val="single" w:color="A6B8D0" w:sz="4"/>
-              <w:bottom w:val="single" w:color="A6B8D0" w:sz="4"/>
-              <w:right w:val="single" w:color="A6B8D0" w:sz="4"/>
-            </w:tcBorders>
-            <w:tcMar>
-              <w:top w:type="dxa" w:w="50"/>
-              <w:left w:type="dxa" w:w="90"/>
-              <w:bottom w:type="dxa" w:w="50"/>
-              <w:right w:type="dxa" w:w="90"/>
-            </w:tcMar>
-          </w:tcPr>
-          <w:p>
-            <w:pPr>
-              <w:keepNext/>
-              <w:keepLines/>
-              <w:spacing w:after="0" w:before="0" w:line="280"/>
-            </w:pPr>
-            <w:r>
-              <w:rPr>
-                <w:rFonts w:ascii="Calibri" w:eastAsia="Yu Gothic" w:hAnsi="Calibri"/>
-                <w:b w:val="false"/>
-                <w:bCs w:val="false"/>
-                <w:sz w:val="18"/>
-                <w:szCs w:val="18"/>
-              </w:rPr>
-              <w:t xml:space="preserve">Start and end dates (default 1 year)</w:t>
-            </w:r>
-          </w:p>
-        </w:tc>
-        <w:tc>
-          <w:tcPr>
-            <w:tcW w:type="dxa" w:w="1620"/>
-            <w:tcBorders>
-              <w:top w:val="single" w:color="A6B8D0" w:sz="4"/>
-              <w:left w:val="single" w:color="A6B8D0" w:sz="4"/>
-              <w:bottom w:val="single" w:color="A6B8D0" w:sz="4"/>
-              <w:right w:val="single" w:color="A6B8D0" w:sz="4"/>
-            </w:tcBorders>
-            <w:tcMar>
-              <w:top w:type="dxa" w:w="50"/>
-              <w:left w:type="dxa" w:w="90"/>
-              <w:bottom w:type="dxa" w:w="50"/>
-              <w:right w:type="dxa" w:w="90"/>
-            </w:tcMar>
-          </w:tcPr>
-          <w:p>
-            <w:pPr>
-              <w:keepNext/>
-              <w:keepLines/>
-              <w:spacing w:after="0" w:before="0" w:line="280"/>
-            </w:pPr>
-            <w:r>
-              <w:rPr>
-                <w:rFonts w:ascii="Calibri" w:eastAsia="Yu Gothic" w:hAnsi="Calibri"/>
-                <w:b w:val="false"/>
-                <w:bCs w:val="false"/>
-                <w:sz w:val="18"/>
-                <w:szCs w:val="18"/>
-              </w:rPr>
-              <w:t xml:space="preserve">Effective date of revocation</w:t>
-            </w:r>
-          </w:p>
-        </w:tc>
-        <w:tc>
-          <w:tcPr>
-            <w:tcW w:type="dxa" w:w="2649"/>
-            <w:tcBorders>
-              <w:top w:val="single" w:color="A6B8D0" w:sz="4"/>
-              <w:left w:val="single" w:color="A6B8D0" w:sz="4"/>
-              <w:bottom w:val="single" w:color="A6B8D0" w:sz="4"/>
-              <w:right w:val="single" w:color="A6B8D0" w:sz="4"/>
-            </w:tcBorders>
-            <w:tcMar>
-              <w:top w:type="dxa" w:w="50"/>
-              <w:left w:type="dxa" w:w="90"/>
-              <w:bottom w:type="dxa" w:w="50"/>
-              <w:right w:type="dxa" w:w="90"/>
-            </w:tcMar>
-          </w:tcPr>
-          <w:p>
-            <w:pPr>
-              <w:keepNext/>
-              <w:keepLines/>
-              <w:spacing w:after="0" w:before="0" w:line="280"/>
-            </w:pPr>
-            <w:r>
-              <w:rPr>
-                <w:rFonts w:ascii="Calibri" w:eastAsia="Yu Gothic" w:hAnsi="Calibri"/>
-                <w:b w:val="false"/>
-                <w:bCs w:val="false"/>
-                <w:sz w:val="18"/>
-                <w:szCs w:val="18"/>
-              </w:rPr>
-              <w:t xml:space="preserve">Start and end dates (none can also be chosen)</w:t>
+            <w:tcW w:type="dxa" w:w="3250"/>
+            <w:tcBorders>
+              <w:top w:val="single" w:color="A6B8D0" w:sz="4"/>
+              <w:left w:val="single" w:color="A6B8D0" w:sz="4"/>
+              <w:bottom w:val="single" w:color="A6B8D0" w:sz="4"/>
+              <w:right w:val="single" w:color="A6B8D0" w:sz="4"/>
+            </w:tcBorders>
+            <w:tcMar>
+              <w:top w:type="dxa" w:w="50"/>
+              <w:left w:type="dxa" w:w="90"/>
+              <w:bottom w:type="dxa" w:w="50"/>
+              <w:right w:type="dxa" w:w="90"/>
+            </w:tcMar>
+          </w:tcPr>
+          <w:p>
+            <w:pPr>
+              <w:keepNext w:val="false"/>
+              <w:keepLines/>
+              <w:spacing w:after="0" w:before="0" w:line="280"/>
+            </w:pPr>
+            <w:r>
+              <w:rPr>
+                <w:rFonts w:ascii="Calibri" w:eastAsia="Yu Gothic" w:hAnsi="Calibri"/>
+                <w:b w:val="false"/>
+                <w:bCs w:val="false"/>
+                <w:sz w:val="18"/>
+                <w:szCs w:val="18"/>
+              </w:rPr>
+              <w:t xml:space="preserve">Start and end dates (</w:t>
+            </w:r>
+            <w:r>
+              <w:rPr>
+                <w:rFonts w:ascii="Consolas" w:eastAsia="Yu Gothic" w:hAnsi="Consolas"/>
+                <w:b w:val="false"/>
+                <w:bCs w:val="false"/>
+                <w:sz w:val="18"/>
+                <w:szCs w:val="18"/>
+              </w:rPr>
+              <w:t xml:space="preserve">YYYY-MM-DD</w:t>
+            </w:r>
+            <w:r>
+              <w:rPr>
+                <w:rFonts w:ascii="Calibri" w:eastAsia="Yu Gothic" w:hAnsi="Calibri"/>
+                <w:b w:val="false"/>
+                <w:bCs w:val="false"/>
+                <w:sz w:val="18"/>
+                <w:szCs w:val="18"/>
+              </w:rPr>
+              <w:t xml:space="preserve">, calendar days inclusive at both ends; default 90 days. Compared by calendar day with the photo's shooting date (the EXIF date, without offset))</w:t>
+            </w:r>
+          </w:p>
+        </w:tc>
+        <w:tc>
+          <w:tcPr>
+            <w:tcW w:type="dxa" w:w="3107"/>
+            <w:tcBorders>
+              <w:top w:val="single" w:color="A6B8D0" w:sz="4"/>
+              <w:left w:val="single" w:color="A6B8D0" w:sz="4"/>
+              <w:bottom w:val="single" w:color="A6B8D0" w:sz="4"/>
+              <w:right w:val="single" w:color="A6B8D0" w:sz="4"/>
+            </w:tcBorders>
+            <w:tcMar>
+              <w:top w:type="dxa" w:w="50"/>
+              <w:left w:type="dxa" w:w="90"/>
+              <w:bottom w:type="dxa" w:w="50"/>
+              <w:right w:type="dxa" w:w="90"/>
+            </w:tcMar>
+          </w:tcPr>
+          <w:p>
+            <w:pPr>
+              <w:keepNext w:val="false"/>
+              <w:keepLines/>
+              <w:spacing w:after="0" w:before="0" w:line="280"/>
+            </w:pPr>
+            <w:r>
+              <w:rPr>
+                <w:rFonts w:ascii="Calibri" w:eastAsia="Yu Gothic" w:hAnsi="Calibri"/>
+                <w:b w:val="false"/>
+                <w:bCs w:val="false"/>
+                <w:sz w:val="18"/>
+                <w:szCs w:val="18"/>
+              </w:rPr>
+              <w:t xml:space="preserve">Effective date of revocation (same form)</w:t>
+            </w:r>
+          </w:p>
+        </w:tc>
+        <w:tc>
+          <w:tcPr>
+            <w:tcW w:type="dxa" w:w="1761"/>
+            <w:tcBorders>
+              <w:top w:val="single" w:color="A6B8D0" w:sz="4"/>
+              <w:left w:val="single" w:color="A6B8D0" w:sz="4"/>
+              <w:bottom w:val="single" w:color="A6B8D0" w:sz="4"/>
+              <w:right w:val="single" w:color="A6B8D0" w:sz="4"/>
+            </w:tcBorders>
+            <w:tcMar>
+              <w:top w:type="dxa" w:w="50"/>
+              <w:left w:type="dxa" w:w="90"/>
+              <w:bottom w:type="dxa" w:w="50"/>
+              <w:right w:type="dxa" w:w="90"/>
+            </w:tcMar>
+          </w:tcPr>
+          <w:p>
+            <w:pPr>
+              <w:keepNext w:val="false"/>
+              <w:keepLines/>
+              <w:spacing w:after="0" w:before="0" w:line="280"/>
+            </w:pPr>
+            <w:r>
+              <w:rPr>
+                <w:rFonts w:ascii="Calibri" w:eastAsia="Yu Gothic" w:hAnsi="Calibri"/>
+                <w:b w:val="false"/>
+                <w:bCs w:val="false"/>
+                <w:sz w:val="18"/>
+                <w:szCs w:val="18"/>
+              </w:rPr>
+              <w:t xml:space="preserve">Start and end dates (same form; none can also be chosen)</w:t>
             </w:r>
           </w:p>
         </w:tc>
@@ -10942,7 +10138,7 @@
           </w:tcPr>
           <w:p>
             <w:pPr>
-              <w:keepNext/>
+              <w:keepNext w:val="false"/>
               <w:keepLines/>
               <w:spacing w:after="0" w:before="0" w:line="280"/>
             </w:pPr>
@@ -10960,23 +10156,23 @@
         </w:tc>
         <w:tc>
           <w:tcPr>
-            <w:tcW w:type="dxa" w:w="3849"/>
-            <w:tcBorders>
-              <w:top w:val="single" w:color="A6B8D0" w:sz="4"/>
-              <w:left w:val="single" w:color="A6B8D0" w:sz="4"/>
-              <w:bottom w:val="single" w:color="A6B8D0" w:sz="4"/>
-              <w:right w:val="single" w:color="A6B8D0" w:sz="4"/>
-            </w:tcBorders>
-            <w:tcMar>
-              <w:top w:type="dxa" w:w="50"/>
-              <w:left w:type="dxa" w:w="90"/>
-              <w:bottom w:type="dxa" w:w="50"/>
-              <w:right w:type="dxa" w:w="90"/>
-            </w:tcMar>
-          </w:tcPr>
-          <w:p>
-            <w:pPr>
-              <w:keepNext/>
+            <w:tcW w:type="dxa" w:w="3250"/>
+            <w:tcBorders>
+              <w:top w:val="single" w:color="A6B8D0" w:sz="4"/>
+              <w:left w:val="single" w:color="A6B8D0" w:sz="4"/>
+              <w:bottom w:val="single" w:color="A6B8D0" w:sz="4"/>
+              <w:right w:val="single" w:color="A6B8D0" w:sz="4"/>
+            </w:tcBorders>
+            <w:tcMar>
+              <w:top w:type="dxa" w:w="50"/>
+              <w:left w:type="dxa" w:w="90"/>
+              <w:bottom w:type="dxa" w:w="50"/>
+              <w:right w:type="dxa" w:w="90"/>
+            </w:tcMar>
+          </w:tcPr>
+          <w:p>
+            <w:pPr>
+              <w:keepNext w:val="false"/>
               <w:keepLines/>
               <w:spacing w:after="0" w:before="0" w:line="280"/>
             </w:pPr>
@@ -10994,23 +10190,23 @@
         </w:tc>
         <w:tc>
           <w:tcPr>
-            <w:tcW w:type="dxa" w:w="1620"/>
-            <w:tcBorders>
-              <w:top w:val="single" w:color="A6B8D0" w:sz="4"/>
-              <w:left w:val="single" w:color="A6B8D0" w:sz="4"/>
-              <w:bottom w:val="single" w:color="A6B8D0" w:sz="4"/>
-              <w:right w:val="single" w:color="A6B8D0" w:sz="4"/>
-            </w:tcBorders>
-            <w:tcMar>
-              <w:top w:type="dxa" w:w="50"/>
-              <w:left w:type="dxa" w:w="90"/>
-              <w:bottom w:type="dxa" w:w="50"/>
-              <w:right w:type="dxa" w:w="90"/>
-            </w:tcMar>
-          </w:tcPr>
-          <w:p>
-            <w:pPr>
-              <w:keepNext/>
+            <w:tcW w:type="dxa" w:w="3107"/>
+            <w:tcBorders>
+              <w:top w:val="single" w:color="A6B8D0" w:sz="4"/>
+              <w:left w:val="single" w:color="A6B8D0" w:sz="4"/>
+              <w:bottom w:val="single" w:color="A6B8D0" w:sz="4"/>
+              <w:right w:val="single" w:color="A6B8D0" w:sz="4"/>
+            </w:tcBorders>
+            <w:tcMar>
+              <w:top w:type="dxa" w:w="50"/>
+              <w:left w:type="dxa" w:w="90"/>
+              <w:bottom w:type="dxa" w:w="50"/>
+              <w:right w:type="dxa" w:w="90"/>
+            </w:tcMar>
+          </w:tcPr>
+          <w:p>
+            <w:pPr>
+              <w:keepNext w:val="false"/>
               <w:keepLines/>
               <w:spacing w:after="0" w:before="0" w:line="280"/>
             </w:pPr>
@@ -11028,23 +10224,23 @@
         </w:tc>
         <w:tc>
           <w:tcPr>
-            <w:tcW w:type="dxa" w:w="2649"/>
-            <w:tcBorders>
-              <w:top w:val="single" w:color="A6B8D0" w:sz="4"/>
-              <w:left w:val="single" w:color="A6B8D0" w:sz="4"/>
-              <w:bottom w:val="single" w:color="A6B8D0" w:sz="4"/>
-              <w:right w:val="single" w:color="A6B8D0" w:sz="4"/>
-            </w:tcBorders>
-            <w:tcMar>
-              <w:top w:type="dxa" w:w="50"/>
-              <w:left w:type="dxa" w:w="90"/>
-              <w:bottom w:type="dxa" w:w="50"/>
-              <w:right w:type="dxa" w:w="90"/>
-            </w:tcMar>
-          </w:tcPr>
-          <w:p>
-            <w:pPr>
-              <w:keepNext/>
+            <w:tcW w:type="dxa" w:w="1761"/>
+            <w:tcBorders>
+              <w:top w:val="single" w:color="A6B8D0" w:sz="4"/>
+              <w:left w:val="single" w:color="A6B8D0" w:sz="4"/>
+              <w:bottom w:val="single" w:color="A6B8D0" w:sz="4"/>
+              <w:right w:val="single" w:color="A6B8D0" w:sz="4"/>
+            </w:tcBorders>
+            <w:tcMar>
+              <w:top w:type="dxa" w:w="50"/>
+              <w:left w:type="dxa" w:w="90"/>
+              <w:bottom w:type="dxa" w:w="50"/>
+              <w:right w:type="dxa" w:w="90"/>
+            </w:tcMar>
+          </w:tcPr>
+          <w:p>
+            <w:pPr>
+              <w:keepNext w:val="false"/>
               <w:keepLines/>
               <w:spacing w:after="0" w:before="0" w:line="280"/>
             </w:pPr>
@@ -11084,7 +10280,7 @@
           </w:tcPr>
           <w:p>
             <w:pPr>
-              <w:keepNext/>
+              <w:keepNext w:val="false"/>
               <w:keepLines/>
               <w:spacing w:after="0" w:before="0" w:line="280"/>
             </w:pPr>
@@ -11102,23 +10298,23 @@
         </w:tc>
         <w:tc>
           <w:tcPr>
-            <w:tcW w:type="dxa" w:w="3849"/>
-            <w:tcBorders>
-              <w:top w:val="single" w:color="A6B8D0" w:sz="4"/>
-              <w:left w:val="single" w:color="A6B8D0" w:sz="4"/>
-              <w:bottom w:val="single" w:color="A6B8D0" w:sz="4"/>
-              <w:right w:val="single" w:color="A6B8D0" w:sz="4"/>
-            </w:tcBorders>
-            <w:tcMar>
-              <w:top w:type="dxa" w:w="50"/>
-              <w:left w:type="dxa" w:w="90"/>
-              <w:bottom w:type="dxa" w:w="50"/>
-              <w:right w:type="dxa" w:w="90"/>
-            </w:tcMar>
-          </w:tcPr>
-          <w:p>
-            <w:pPr>
-              <w:keepNext/>
+            <w:tcW w:type="dxa" w:w="3250"/>
+            <w:tcBorders>
+              <w:top w:val="single" w:color="A6B8D0" w:sz="4"/>
+              <w:left w:val="single" w:color="A6B8D0" w:sz="4"/>
+              <w:bottom w:val="single" w:color="A6B8D0" w:sz="4"/>
+              <w:right w:val="single" w:color="A6B8D0" w:sz="4"/>
+            </w:tcBorders>
+            <w:tcMar>
+              <w:top w:type="dxa" w:w="50"/>
+              <w:left w:type="dxa" w:w="90"/>
+              <w:bottom w:type="dxa" w:w="50"/>
+              <w:right w:type="dxa" w:w="90"/>
+            </w:tcMar>
+          </w:tcPr>
+          <w:p>
+            <w:pPr>
+              <w:keepNext w:val="false"/>
               <w:keepLines/>
               <w:spacing w:after="0" w:before="0" w:line="280"/>
             </w:pPr>
@@ -11136,23 +10332,23 @@
         </w:tc>
         <w:tc>
           <w:tcPr>
-            <w:tcW w:type="dxa" w:w="1620"/>
-            <w:tcBorders>
-              <w:top w:val="single" w:color="A6B8D0" w:sz="4"/>
-              <w:left w:val="single" w:color="A6B8D0" w:sz="4"/>
-              <w:bottom w:val="single" w:color="A6B8D0" w:sz="4"/>
-              <w:right w:val="single" w:color="A6B8D0" w:sz="4"/>
-            </w:tcBorders>
-            <w:tcMar>
-              <w:top w:type="dxa" w:w="50"/>
-              <w:left w:type="dxa" w:w="90"/>
-              <w:bottom w:type="dxa" w:w="50"/>
-              <w:right w:type="dxa" w:w="90"/>
-            </w:tcMar>
-          </w:tcPr>
-          <w:p>
-            <w:pPr>
-              <w:keepNext/>
+            <w:tcW w:type="dxa" w:w="3107"/>
+            <w:tcBorders>
+              <w:top w:val="single" w:color="A6B8D0" w:sz="4"/>
+              <w:left w:val="single" w:color="A6B8D0" w:sz="4"/>
+              <w:bottom w:val="single" w:color="A6B8D0" w:sz="4"/>
+              <w:right w:val="single" w:color="A6B8D0" w:sz="4"/>
+            </w:tcBorders>
+            <w:tcMar>
+              <w:top w:type="dxa" w:w="50"/>
+              <w:left w:type="dxa" w:w="90"/>
+              <w:bottom w:type="dxa" w:w="50"/>
+              <w:right w:type="dxa" w:w="90"/>
+            </w:tcMar>
+          </w:tcPr>
+          <w:p>
+            <w:pPr>
+              <w:keepNext w:val="false"/>
               <w:keepLines/>
               <w:spacing w:after="0" w:before="0" w:line="280"/>
             </w:pPr>
@@ -11170,23 +10366,23 @@
         </w:tc>
         <w:tc>
           <w:tcPr>
-            <w:tcW w:type="dxa" w:w="2649"/>
-            <w:tcBorders>
-              <w:top w:val="single" w:color="A6B8D0" w:sz="4"/>
-              <w:left w:val="single" w:color="A6B8D0" w:sz="4"/>
-              <w:bottom w:val="single" w:color="A6B8D0" w:sz="4"/>
-              <w:right w:val="single" w:color="A6B8D0" w:sz="4"/>
-            </w:tcBorders>
-            <w:tcMar>
-              <w:top w:type="dxa" w:w="50"/>
-              <w:left w:type="dxa" w:w="90"/>
-              <w:bottom w:type="dxa" w:w="50"/>
-              <w:right w:type="dxa" w:w="90"/>
-            </w:tcMar>
-          </w:tcPr>
-          <w:p>
-            <w:pPr>
-              <w:keepNext/>
+            <w:tcW w:type="dxa" w:w="1761"/>
+            <w:tcBorders>
+              <w:top w:val="single" w:color="A6B8D0" w:sz="4"/>
+              <w:left w:val="single" w:color="A6B8D0" w:sz="4"/>
+              <w:bottom w:val="single" w:color="A6B8D0" w:sz="4"/>
+              <w:right w:val="single" w:color="A6B8D0" w:sz="4"/>
+            </w:tcBorders>
+            <w:tcMar>
+              <w:top w:type="dxa" w:w="50"/>
+              <w:left w:type="dxa" w:w="90"/>
+              <w:bottom w:type="dxa" w:w="50"/>
+              <w:right w:type="dxa" w:w="90"/>
+            </w:tcMar>
+          </w:tcPr>
+          <w:p>
+            <w:pPr>
+              <w:keepNext w:val="false"/>
               <w:keepLines/>
               <w:spacing w:after="0" w:before="0" w:line="280"/>
             </w:pPr>
@@ -11244,7 +10440,7 @@
         </w:tc>
         <w:tc>
           <w:tcPr>
-            <w:tcW w:type="dxa" w:w="3849"/>
+            <w:tcW w:type="dxa" w:w="3250"/>
             <w:tcBorders>
               <w:top w:val="single" w:color="A6B8D0" w:sz="4"/>
               <w:left w:val="single" w:color="A6B8D0" w:sz="4"/>
@@ -11278,7 +10474,7 @@
         </w:tc>
         <w:tc>
           <w:tcPr>
-            <w:tcW w:type="dxa" w:w="1620"/>
+            <w:tcW w:type="dxa" w:w="3107"/>
             <w:tcBorders>
               <w:top w:val="single" w:color="A6B8D0" w:sz="4"/>
               <w:left w:val="single" w:color="A6B8D0" w:sz="4"/>
@@ -11312,7 +10508,7 @@
         </w:tc>
         <w:tc>
           <w:tcPr>
-            <w:tcW w:type="dxa" w:w="2649"/>
+            <w:tcW w:type="dxa" w:w="1761"/>
             <w:tcBorders>
               <w:top w:val="single" w:color="A6B8D0" w:sz="4"/>
               <w:left w:val="single" w:color="A6B8D0" w:sz="4"/>
@@ -11341,6 +10537,208 @@
                 <w:szCs w:val="18"/>
               </w:rPr>
               <w:t xml:space="preserve">Both parties' signing certificate keys</w:t>
+            </w:r>
+          </w:p>
+        </w:tc>
+      </w:tr>
+      <w:tr>
+        <w:trPr>
+          <w:cantSplit/>
+          <w:tblHeader w:val="off"/>
+        </w:trPr>
+        <w:tc>
+          <w:tcPr>
+            <w:tcW w:type="dxa" w:w="1520"/>
+            <w:tcBorders>
+              <w:top w:val="single" w:color="A6B8D0" w:sz="4"/>
+              <w:left w:val="single" w:color="A6B8D0" w:sz="4"/>
+              <w:bottom w:val="single" w:color="A6B8D0" w:sz="4"/>
+              <w:right w:val="single" w:color="A6B8D0" w:sz="4"/>
+            </w:tcBorders>
+            <w:tcMar>
+              <w:top w:type="dxa" w:w="50"/>
+              <w:left w:type="dxa" w:w="90"/>
+              <w:bottom w:type="dxa" w:w="50"/>
+              <w:right w:type="dxa" w:w="90"/>
+            </w:tcMar>
+          </w:tcPr>
+          <w:p>
+            <w:pPr>
+              <w:keepNext w:val="false"/>
+              <w:keepLines/>
+              <w:spacing w:after="0" w:before="0" w:line="280"/>
+            </w:pPr>
+            <w:r>
+              <w:rPr>
+                <w:rFonts w:ascii="Consolas" w:eastAsia="Yu Gothic" w:hAnsi="Consolas"/>
+                <w:b w:val="false"/>
+                <w:bCs w:val="false"/>
+                <w:sz w:val="18"/>
+                <w:szCs w:val="18"/>
+              </w:rPr>
+              <w:t xml:space="preserve">renews</w:t>
+            </w:r>
+          </w:p>
+        </w:tc>
+        <w:tc>
+          <w:tcPr>
+            <w:tcW w:type="dxa" w:w="3250"/>
+            <w:tcBorders>
+              <w:top w:val="single" w:color="A6B8D0" w:sz="4"/>
+              <w:left w:val="single" w:color="A6B8D0" w:sz="4"/>
+              <w:bottom w:val="single" w:color="A6B8D0" w:sz="4"/>
+              <w:right w:val="single" w:color="A6B8D0" w:sz="4"/>
+            </w:tcBorders>
+            <w:tcMar>
+              <w:top w:type="dxa" w:w="50"/>
+              <w:left w:type="dxa" w:w="90"/>
+              <w:bottom w:type="dxa" w:w="50"/>
+              <w:right w:type="dxa" w:w="90"/>
+            </w:tcMar>
+          </w:tcPr>
+          <w:p>
+            <w:pPr>
+              <w:keepNext w:val="false"/>
+              <w:keepLines/>
+              <w:spacing w:after="0" w:before="0" w:line="280"/>
+            </w:pPr>
+            <w:r>
+              <w:rPr>
+                <w:rFonts w:ascii="Calibri" w:eastAsia="Yu Gothic" w:hAnsi="Calibri"/>
+                <w:b w:val="false"/>
+                <w:bCs w:val="false"/>
+                <w:sz w:val="18"/>
+                <w:szCs w:val="18"/>
+              </w:rPr>
+              <w:t xml:space="preserve">A renewal document is a new authorization with </w:t>
+            </w:r>
+            <w:r>
+              <w:rPr>
+                <w:rFonts w:ascii="Consolas" w:eastAsia="Yu Gothic" w:hAnsi="Consolas"/>
+                <w:b w:val="false"/>
+                <w:bCs w:val="false"/>
+                <w:sz w:val="18"/>
+                <w:szCs w:val="18"/>
+              </w:rPr>
+              <w:t xml:space="preserve">kind: grant</w:t>
+            </w:r>
+            <w:r>
+              <w:rPr>
+                <w:rFonts w:ascii="Calibri" w:eastAsia="Yu Gothic" w:hAnsi="Calibri"/>
+                <w:b w:val="false"/>
+                <w:bCs w:val="false"/>
+                <w:sz w:val="18"/>
+                <w:szCs w:val="18"/>
+              </w:rPr>
+              <w:t xml:space="preserve"> holding the </w:t>
+            </w:r>
+            <w:r>
+              <w:rPr>
+                <w:rFonts w:ascii="Consolas" w:eastAsia="Yu Gothic" w:hAnsi="Consolas"/>
+                <w:b w:val="false"/>
+                <w:bCs w:val="false"/>
+                <w:sz w:val="18"/>
+                <w:szCs w:val="18"/>
+              </w:rPr>
+              <w:t xml:space="preserve">id</w:t>
+            </w:r>
+            <w:r>
+              <w:rPr>
+                <w:rFonts w:ascii="Calibri" w:eastAsia="Yu Gothic" w:hAnsi="Calibri"/>
+                <w:b w:val="false"/>
+                <w:bCs w:val="false"/>
+                <w:sz w:val="18"/>
+                <w:szCs w:val="18"/>
+              </w:rPr>
+              <w:t xml:space="preserve"> of the previous authorization in </w:t>
+            </w:r>
+            <w:r>
+              <w:rPr>
+                <w:rFonts w:ascii="Consolas" w:eastAsia="Yu Gothic" w:hAnsi="Consolas"/>
+                <w:b w:val="false"/>
+                <w:bCs w:val="false"/>
+                <w:sz w:val="18"/>
+                <w:szCs w:val="18"/>
+              </w:rPr>
+              <w:t xml:space="preserve">renews</w:t>
+            </w:r>
+            <w:r>
+              <w:rPr>
+                <w:rFonts w:ascii="Calibri" w:eastAsia="Yu Gothic" w:hAnsi="Calibri"/>
+                <w:b w:val="false"/>
+                <w:bCs w:val="false"/>
+                <w:sz w:val="18"/>
+                <w:szCs w:val="18"/>
+              </w:rPr>
+              <w:t xml:space="preserve"> (as an X.509 renewal is a new certificate; there is no document that only extends the term). The timing of the renewal proposal is in 5.1</w:t>
+            </w:r>
+          </w:p>
+        </w:tc>
+        <w:tc>
+          <w:tcPr>
+            <w:tcW w:type="dxa" w:w="3107"/>
+            <w:tcBorders>
+              <w:top w:val="single" w:color="A6B8D0" w:sz="4"/>
+              <w:left w:val="single" w:color="A6B8D0" w:sz="4"/>
+              <w:bottom w:val="single" w:color="A6B8D0" w:sz="4"/>
+              <w:right w:val="single" w:color="A6B8D0" w:sz="4"/>
+            </w:tcBorders>
+            <w:tcMar>
+              <w:top w:type="dxa" w:w="50"/>
+              <w:left w:type="dxa" w:w="90"/>
+              <w:bottom w:type="dxa" w:w="50"/>
+              <w:right w:type="dxa" w:w="90"/>
+            </w:tcMar>
+          </w:tcPr>
+          <w:p>
+            <w:pPr>
+              <w:keepNext w:val="false"/>
+              <w:keepLines/>
+              <w:spacing w:after="0" w:before="0" w:line="280"/>
+            </w:pPr>
+            <w:r>
+              <w:rPr>
+                <w:rFonts w:ascii="Calibri" w:eastAsia="Yu Gothic" w:hAnsi="Calibri"/>
+                <w:b w:val="false"/>
+                <w:bCs w:val="false"/>
+                <w:sz w:val="18"/>
+                <w:szCs w:val="18"/>
+              </w:rPr>
+              <w:t xml:space="preserve">—</w:t>
+            </w:r>
+          </w:p>
+        </w:tc>
+        <w:tc>
+          <w:tcPr>
+            <w:tcW w:type="dxa" w:w="1761"/>
+            <w:tcBorders>
+              <w:top w:val="single" w:color="A6B8D0" w:sz="4"/>
+              <w:left w:val="single" w:color="A6B8D0" w:sz="4"/>
+              <w:bottom w:val="single" w:color="A6B8D0" w:sz="4"/>
+              <w:right w:val="single" w:color="A6B8D0" w:sz="4"/>
+            </w:tcBorders>
+            <w:tcMar>
+              <w:top w:type="dxa" w:w="50"/>
+              <w:left w:type="dxa" w:w="90"/>
+              <w:bottom w:type="dxa" w:w="50"/>
+              <w:right w:type="dxa" w:w="90"/>
+            </w:tcMar>
+          </w:tcPr>
+          <w:p>
+            <w:pPr>
+              <w:keepNext w:val="false"/>
+              <w:keepLines/>
+              <w:spacing w:after="0" w:before="0" w:line="280"/>
+            </w:pPr>
+            <w:r>
+              <w:rPr>
+                <w:rFonts w:ascii="Calibri" w:eastAsia="Yu Gothic" w:hAnsi="Calibri"/>
+                <w:b w:val="false"/>
+                <w:bCs w:val="false"/>
+                <w:sz w:val="18"/>
+                <w:szCs w:val="18"/>
+              </w:rPr>
+              <w:t xml:space="preserve">—</w:t>
             </w:r>
           </w:p>
         </w:tc>
@@ -12079,6 +11477,24 @@
     <w:p>
       <w:pPr>
         <w:pStyle w:val="ListParagraph"/>
+        <w:keepNext/>
+        <w:keepLines/>
+        <w:numPr>
+          <w:ilvl w:val="0"/>
+          <w:numId w:val="2"/>
+        </w:numPr>
+        <w:spacing w:after="20" w:before="20" w:line="300"/>
+      </w:pPr>
+      <w:r>
+        <w:rPr>
+          <w:rFonts w:ascii="Calibri" w:eastAsia="Yu Gothic" w:hAnsi="Calibri"/>
+        </w:rPr>
+        <w:t xml:space="preserve">Whether the issuer's notice code is posted on the issuer's Notice account is checked by the User (the app shows a button to open the Notice account).</w:t>
+      </w:r>
+    </w:p>
+    <w:p>
+      <w:pPr>
+        <w:pStyle w:val="ListParagraph"/>
         <w:keepNext w:val="false"/>
         <w:keepLines/>
         <w:numPr>
@@ -12091,18 +11507,18 @@
         <w:rPr>
           <w:rFonts w:ascii="Calibri" w:eastAsia="Yu Gothic" w:hAnsi="Calibri"/>
         </w:rPr>
-        <w:t xml:space="preserve">Whether the issuer's notice code is posted on the issuer's Notice account is checked by the User (the app shows a button to open the Notice account).</w:t>
-      </w:r>
-    </w:p>
-    <w:p>
-      <w:pPr>
-        <w:pStyle w:val="Heading1"/>
-      </w:pPr>
-      <w:r>
-        <w:rPr>
-          <w:rFonts w:ascii="Calibri" w:eastAsia="Yu Gothic" w:hAnsi="Calibri"/>
-        </w:rPr>
-        <w:t xml:space="preserve">6. Rights Holder Information</w:t>
+        <w:t xml:space="preserve">Only authorizations whose scope (shoot name, period) matches the work session's shoot name and the photos' shooting dates can be chosen in G-08 for export. Export is not possible with an authorization that does not match. Revocation is checked at the start of a batch export; a revocation that arrives midway takes effect from the next export (the same as the handling of certificates in 7.6).</w:t>
+      </w:r>
+    </w:p>
+    <w:p>
+      <w:pPr>
+        <w:pStyle w:val="Heading2"/>
+      </w:pPr>
+      <w:r>
+        <w:rPr>
+          <w:rFonts w:ascii="Calibri" w:eastAsia="Yu Gothic" w:hAnsi="Calibri"/>
+        </w:rPr>
+        <w:t xml:space="preserve">5.5 Adding contacts (handover of documents)</w:t>
       </w:r>
     </w:p>
     <w:p>
@@ -12120,8 +11536,348 @@
         <w:rPr>
           <w:rFonts w:ascii="Calibri" w:eastAsia="Yu Gothic" w:hAnsi="Calibri"/>
         </w:rPr>
-        <w:t xml:space="preserve">The range made public (R-2-5-1“The range placed on images (made public) is determined”): the certificate's subject (handle name) and SAN (Notice accounts), and the role in the manifest. These are public together with C2PA-signed images. There are no other inputs.</w:t>
-      </w:r>
+        <w:t xml:space="preserve">Besides being passed as files (5.1 to 5.4), documents (authorizations, revocations, joint-rights documents, renewal documents) reach the other device directly if the contact has been marked “confirmed” (NRSD's request, 2026-09-30). The flow follows Signal's safety numbers and Magic Wormhole.</w:t>
+      </w:r>
+    </w:p>
+    <w:tbl>
+      <w:tblPr>
+        <w:tblW w:type="dxa" w:w="9638"/>
+        <w:tblBorders>
+          <w:top w:val="single" w:color="auto" w:sz="4"/>
+          <w:left w:val="single" w:color="auto" w:sz="4"/>
+          <w:bottom w:val="single" w:color="auto" w:sz="4"/>
+          <w:right w:val="single" w:color="auto" w:sz="4"/>
+          <w:insideH w:val="single" w:color="auto" w:sz="4"/>
+          <w:insideV w:val="single" w:color="auto" w:sz="4"/>
+        </w:tblBorders>
+      </w:tblPr>
+      <w:tblGrid>
+        <w:gridCol w:w="760"/>
+        <w:gridCol w:w="8878"/>
+      </w:tblGrid>
+      <w:tr>
+        <w:trPr>
+          <w:cantSplit/>
+          <w:tblHeader/>
+        </w:trPr>
+        <w:tc>
+          <w:tcPr>
+            <w:tcW w:type="dxa" w:w="760"/>
+            <w:tcBorders>
+              <w:top w:val="single" w:color="A6B8D0" w:sz="4"/>
+              <w:left w:val="single" w:color="A6B8D0" w:sz="4"/>
+              <w:bottom w:val="single" w:color="A6B8D0" w:sz="4"/>
+              <w:right w:val="single" w:color="A6B8D0" w:sz="4"/>
+            </w:tcBorders>
+            <w:shd w:fill="DCE6F2" w:color="auto" w:val="clear"/>
+            <w:tcMar>
+              <w:top w:type="dxa" w:w="50"/>
+              <w:left w:type="dxa" w:w="90"/>
+              <w:bottom w:type="dxa" w:w="50"/>
+              <w:right w:type="dxa" w:w="90"/>
+            </w:tcMar>
+          </w:tcPr>
+          <w:p>
+            <w:pPr>
+              <w:keepNext/>
+              <w:keepLines/>
+              <w:spacing w:after="0" w:before="0" w:line="280"/>
+            </w:pPr>
+            <w:r>
+              <w:rPr>
+                <w:rFonts w:ascii="Calibri" w:eastAsia="Yu Gothic" w:hAnsi="Calibri"/>
+                <w:b/>
+                <w:bCs/>
+                <w:sz w:val="18"/>
+                <w:szCs w:val="18"/>
+              </w:rPr>
+              <w:t xml:space="preserve">Step</w:t>
+            </w:r>
+          </w:p>
+        </w:tc>
+        <w:tc>
+          <w:tcPr>
+            <w:tcW w:type="dxa" w:w="8878"/>
+            <w:tcBorders>
+              <w:top w:val="single" w:color="A6B8D0" w:sz="4"/>
+              <w:left w:val="single" w:color="A6B8D0" w:sz="4"/>
+              <w:bottom w:val="single" w:color="A6B8D0" w:sz="4"/>
+              <w:right w:val="single" w:color="A6B8D0" w:sz="4"/>
+            </w:tcBorders>
+            <w:shd w:fill="DCE6F2" w:color="auto" w:val="clear"/>
+            <w:tcMar>
+              <w:top w:type="dxa" w:w="50"/>
+              <w:left w:type="dxa" w:w="90"/>
+              <w:bottom w:type="dxa" w:w="50"/>
+              <w:right w:type="dxa" w:w="90"/>
+            </w:tcMar>
+          </w:tcPr>
+          <w:p>
+            <w:pPr>
+              <w:keepNext/>
+              <w:keepLines/>
+              <w:spacing w:after="0" w:before="0" w:line="280"/>
+            </w:pPr>
+            <w:r>
+              <w:rPr>
+                <w:rFonts w:ascii="Calibri" w:eastAsia="Yu Gothic" w:hAnsi="Calibri"/>
+                <w:b/>
+                <w:bCs/>
+                <w:sz w:val="18"/>
+                <w:szCs w:val="18"/>
+              </w:rPr>
+              <w:t xml:space="preserve">Operation</w:t>
+            </w:r>
+          </w:p>
+        </w:tc>
+      </w:tr>
+      <w:tr>
+        <w:trPr>
+          <w:cantSplit/>
+          <w:tblHeader w:val="off"/>
+        </w:trPr>
+        <w:tc>
+          <w:tcPr>
+            <w:tcW w:type="dxa" w:w="760"/>
+            <w:tcBorders>
+              <w:top w:val="single" w:color="A6B8D0" w:sz="4"/>
+              <w:left w:val="single" w:color="A6B8D0" w:sz="4"/>
+              <w:bottom w:val="single" w:color="A6B8D0" w:sz="4"/>
+              <w:right w:val="single" w:color="A6B8D0" w:sz="4"/>
+            </w:tcBorders>
+            <w:tcMar>
+              <w:top w:type="dxa" w:w="50"/>
+              <w:left w:type="dxa" w:w="90"/>
+              <w:bottom w:type="dxa" w:w="50"/>
+              <w:right w:type="dxa" w:w="90"/>
+            </w:tcMar>
+          </w:tcPr>
+          <w:p>
+            <w:pPr>
+              <w:keepNext/>
+              <w:keepLines/>
+              <w:spacing w:after="0" w:before="0" w:line="280"/>
+            </w:pPr>
+            <w:r>
+              <w:rPr>
+                <w:rFonts w:ascii="Calibri" w:eastAsia="Yu Gothic" w:hAnsi="Calibri"/>
+                <w:b w:val="false"/>
+                <w:bCs w:val="false"/>
+                <w:sz w:val="18"/>
+                <w:szCs w:val="18"/>
+              </w:rPr>
+              <w:t xml:space="preserve">1</w:t>
+            </w:r>
+          </w:p>
+        </w:tc>
+        <w:tc>
+          <w:tcPr>
+            <w:tcW w:type="dxa" w:w="8878"/>
+            <w:tcBorders>
+              <w:top w:val="single" w:color="A6B8D0" w:sz="4"/>
+              <w:left w:val="single" w:color="A6B8D0" w:sz="4"/>
+              <w:bottom w:val="single" w:color="A6B8D0" w:sz="4"/>
+              <w:right w:val="single" w:color="A6B8D0" w:sz="4"/>
+            </w:tcBorders>
+            <w:tcMar>
+              <w:top w:type="dxa" w:w="50"/>
+              <w:left w:type="dxa" w:w="90"/>
+              <w:bottom w:type="dxa" w:w="50"/>
+              <w:right w:type="dxa" w:w="90"/>
+            </w:tcMar>
+          </w:tcPr>
+          <w:p>
+            <w:pPr>
+              <w:keepNext/>
+              <w:keepLines/>
+              <w:spacing w:after="0" w:before="0" w:line="280"/>
+            </w:pPr>
+            <w:r>
+              <w:rPr>
+                <w:rFonts w:ascii="Calibri" w:eastAsia="Yu Gothic" w:hAnsi="Calibri"/>
+                <w:b w:val="false"/>
+                <w:bCs w:val="false"/>
+                <w:sz w:val="18"/>
+                <w:szCs w:val="18"/>
+              </w:rPr>
+              <w:t xml:space="preserve">In “Add contact” of G-18“Authorizations and Joint Rights”, show your own QR code (</w:t>
+            </w:r>
+            <w:r>
+              <w:rPr>
+                <w:rFonts w:ascii="Consolas" w:eastAsia="Yu Gothic" w:hAnsi="Consolas"/>
+                <w:b w:val="false"/>
+                <w:bCs w:val="false"/>
+                <w:sz w:val="18"/>
+                <w:szCs w:val="18"/>
+              </w:rPr>
+              <w:t xml:space="preserve">contact</w:t>
+            </w:r>
+            <w:r>
+              <w:rPr>
+                <w:rFonts w:ascii="Calibri" w:eastAsia="Yu Gothic" w:hAnsi="Calibri"/>
+                <w:b w:val="false"/>
+                <w:bCs w:val="false"/>
+                <w:sz w:val="18"/>
+                <w:szCs w:val="18"/>
+              </w:rPr>
+              <w:t xml:space="preserve"> in Chapter 1, 10.10 “Forms of URLs and QR codes”) to the other person to scan. When apart, tell the other person a short passphrase (one number and two words; one-time, expires in 10 minutes)</w:t>
+            </w:r>
+          </w:p>
+        </w:tc>
+      </w:tr>
+      <w:tr>
+        <w:trPr>
+          <w:cantSplit/>
+          <w:tblHeader w:val="off"/>
+        </w:trPr>
+        <w:tc>
+          <w:tcPr>
+            <w:tcW w:type="dxa" w:w="760"/>
+            <w:tcBorders>
+              <w:top w:val="single" w:color="A6B8D0" w:sz="4"/>
+              <w:left w:val="single" w:color="A6B8D0" w:sz="4"/>
+              <w:bottom w:val="single" w:color="A6B8D0" w:sz="4"/>
+              <w:right w:val="single" w:color="A6B8D0" w:sz="4"/>
+            </w:tcBorders>
+            <w:tcMar>
+              <w:top w:type="dxa" w:w="50"/>
+              <w:left w:type="dxa" w:w="90"/>
+              <w:bottom w:type="dxa" w:w="50"/>
+              <w:right w:type="dxa" w:w="90"/>
+            </w:tcMar>
+          </w:tcPr>
+          <w:p>
+            <w:pPr>
+              <w:keepNext/>
+              <w:keepLines/>
+              <w:spacing w:after="0" w:before="0" w:line="280"/>
+            </w:pPr>
+            <w:r>
+              <w:rPr>
+                <w:rFonts w:ascii="Calibri" w:eastAsia="Yu Gothic" w:hAnsi="Calibri"/>
+                <w:b w:val="false"/>
+                <w:bCs w:val="false"/>
+                <w:sz w:val="18"/>
+                <w:szCs w:val="18"/>
+              </w:rPr>
+              <w:t xml:space="preserve">2</w:t>
+            </w:r>
+          </w:p>
+        </w:tc>
+        <w:tc>
+          <w:tcPr>
+            <w:tcW w:type="dxa" w:w="8878"/>
+            <w:tcBorders>
+              <w:top w:val="single" w:color="A6B8D0" w:sz="4"/>
+              <w:left w:val="single" w:color="A6B8D0" w:sz="4"/>
+              <w:bottom w:val="single" w:color="A6B8D0" w:sz="4"/>
+              <w:right w:val="single" w:color="A6B8D0" w:sz="4"/>
+            </w:tcBorders>
+            <w:tcMar>
+              <w:top w:type="dxa" w:w="50"/>
+              <w:left w:type="dxa" w:w="90"/>
+              <w:bottom w:type="dxa" w:w="50"/>
+              <w:right w:type="dxa" w:w="90"/>
+            </w:tcMar>
+          </w:tcPr>
+          <w:p>
+            <w:pPr>
+              <w:keepNext/>
+              <w:keepLines/>
+              <w:spacing w:after="0" w:before="0" w:line="280"/>
+            </w:pPr>
+            <w:r>
+              <w:rPr>
+                <w:rFonts w:ascii="Calibri" w:eastAsia="Yu Gothic" w:hAnsi="Calibri"/>
+                <w:b w:val="false"/>
+                <w:bCs w:val="false"/>
+                <w:sz w:val="18"/>
+                <w:szCs w:val="18"/>
+              </w:rPr>
+              <w:t xml:space="preserve">The two devices connect directly (the same direct connection as Chapter 8, 5.4). The same safety number appears on both screens. The safety number is made the same way as Signal's: for each person, the SHA-512 of the byte string of “version number 0, the personal root public key (SubjectPublicKeyInfo DER), the notice code” is iterated 5,200 times, and the first 30 bytes are turned into 30 decimal digits. The two people's digits are placed in ascending numeric order into 60 digits, shown as 12 groups of 5. Because it is made from the personal root key, a contact's safety number does not change when devices are replaced</w:t>
+            </w:r>
+          </w:p>
+        </w:tc>
+      </w:tr>
+      <w:tr>
+        <w:trPr>
+          <w:cantSplit/>
+          <w:tblHeader w:val="off"/>
+        </w:trPr>
+        <w:tc>
+          <w:tcPr>
+            <w:tcW w:type="dxa" w:w="760"/>
+            <w:tcBorders>
+              <w:top w:val="single" w:color="A6B8D0" w:sz="4"/>
+              <w:left w:val="single" w:color="A6B8D0" w:sz="4"/>
+              <w:bottom w:val="single" w:color="A6B8D0" w:sz="4"/>
+              <w:right w:val="single" w:color="A6B8D0" w:sz="4"/>
+            </w:tcBorders>
+            <w:tcMar>
+              <w:top w:type="dxa" w:w="50"/>
+              <w:left w:type="dxa" w:w="90"/>
+              <w:bottom w:type="dxa" w:w="50"/>
+              <w:right w:type="dxa" w:w="90"/>
+            </w:tcMar>
+          </w:tcPr>
+          <w:p>
+            <w:pPr>
+              <w:keepNext w:val="false"/>
+              <w:keepLines/>
+              <w:spacing w:after="0" w:before="0" w:line="280"/>
+            </w:pPr>
+            <w:r>
+              <w:rPr>
+                <w:rFonts w:ascii="Calibri" w:eastAsia="Yu Gothic" w:hAnsi="Calibri"/>
+                <w:b w:val="false"/>
+                <w:bCs w:val="false"/>
+                <w:sz w:val="18"/>
+                <w:szCs w:val="18"/>
+              </w:rPr>
+              <w:t xml:space="preserve">3</w:t>
+            </w:r>
+          </w:p>
+        </w:tc>
+        <w:tc>
+          <w:tcPr>
+            <w:tcW w:type="dxa" w:w="8878"/>
+            <w:tcBorders>
+              <w:top w:val="single" w:color="A6B8D0" w:sz="4"/>
+              <w:left w:val="single" w:color="A6B8D0" w:sz="4"/>
+              <w:bottom w:val="single" w:color="A6B8D0" w:sz="4"/>
+              <w:right w:val="single" w:color="A6B8D0" w:sz="4"/>
+            </w:tcBorders>
+            <w:tcMar>
+              <w:top w:type="dxa" w:w="50"/>
+              <w:left w:type="dxa" w:w="90"/>
+              <w:bottom w:type="dxa" w:w="50"/>
+              <w:right w:type="dxa" w:w="90"/>
+            </w:tcMar>
+          </w:tcPr>
+          <w:p>
+            <w:pPr>
+              <w:keepNext w:val="false"/>
+              <w:keepLines/>
+              <w:spacing w:after="0" w:before="0" w:line="280"/>
+            </w:pPr>
+            <w:r>
+              <w:rPr>
+                <w:rFonts w:ascii="Calibri" w:eastAsia="Yu Gothic" w:hAnsi="Calibri"/>
+                <w:b w:val="false"/>
+                <w:bCs w:val="false"/>
+                <w:sz w:val="18"/>
+                <w:szCs w:val="18"/>
+              </w:rPr>
+              <w:t xml:space="preserve">If they match on comparison, press “Confirmed”. From then on, documents with this contact arrive directly, and received documents go through the checks of 5.4</w:t>
+            </w:r>
+          </w:p>
+        </w:tc>
+      </w:tr>
+    </w:tbl>
+    <w:p>
+      <w:pPr>
+        <w:spacing w:after="100" w:before="0"/>
+      </w:pPr>
     </w:p>
     <w:p>
       <w:pPr>
@@ -12138,7 +11894,55 @@
         <w:rPr>
           <w:rFonts w:ascii="Calibri" w:eastAsia="Yu Gothic" w:hAnsi="Calibri"/>
         </w:rPr>
-        <w:t xml:space="preserve">Real names (R-2-5-2“Real names are not unintentionally made public in signatures or on screen”): there is no field for them. No names are placed in certificates or manifests. When the User uses their name in a complaint (Chapter 7), the User enters it themselves and the System does not store it.</w:t>
+        <w:t xml:space="preserve">While not connected (the other person's app is not running), documents arrive at the next connection. In a hurry, they can still be passed as files (the format is the same).</w:t>
+      </w:r>
+    </w:p>
+    <w:p>
+      <w:pPr>
+        <w:pStyle w:val="ListParagraph"/>
+        <w:keepNext/>
+        <w:keepLines/>
+        <w:numPr>
+          <w:ilvl w:val="0"/>
+          <w:numId w:val="2"/>
+        </w:numPr>
+        <w:spacing w:after="20" w:before="20" w:line="300"/>
+      </w:pPr>
+      <w:r>
+        <w:rPr>
+          <w:rFonts w:ascii="Calibri" w:eastAsia="Yu Gothic" w:hAnsi="Calibri"/>
+        </w:rPr>
+        <w:t xml:space="preserve">The list of confirmed contacts is in G-18“Authorizations and Joint Rights”. Once a contact is removed, nothing arrives from then on.</w:t>
+      </w:r>
+    </w:p>
+    <w:p>
+      <w:pPr>
+        <w:pStyle w:val="ListParagraph"/>
+        <w:keepNext/>
+        <w:keepLines/>
+        <w:numPr>
+          <w:ilvl w:val="0"/>
+          <w:numId w:val="2"/>
+        </w:numPr>
+        <w:spacing w:after="20" w:before="20" w:line="300"/>
+      </w:pPr>
+      <w:r>
+        <w:rPr>
+          <w:rFonts w:ascii="Calibri" w:eastAsia="Yu Gothic" w:hAnsi="Calibri"/>
+        </w:rPr>
+        <w:t xml:space="preserve">Receiving what arrives: documents from a confirmed contact are imported automatically if they pass the checks of 5.4 (that is what confirming means; the same as Signal attachments). Templates (</w:t>
+      </w:r>
+      <w:r>
+        <w:rPr>
+          <w:rFonts w:ascii="Consolas" w:eastAsia="Yu Gothic" w:hAnsi="Consolas"/>
+        </w:rPr>
+        <w:t xml:space="preserve">.nrsdtpl</w:t>
+      </w:r>
+      <w:r>
+        <w:rPr>
+          <w:rFonts w:ascii="Calibri" w:eastAsia="Yu Gothic" w:hAnsi="Calibri"/>
+        </w:rPr>
+        <w:t xml:space="preserve">) are shown as “received templates” and imported only when the User presses “Import” (the same as receiving by AirDrop; the workspace is not changed without asking).</w:t>
       </w:r>
     </w:p>
     <w:p>
@@ -12156,19 +11960,7 @@
         <w:rPr>
           <w:rFonts w:ascii="Calibri" w:eastAsia="Yu Gothic" w:hAnsi="Calibri"/>
         </w:rPr>
-        <w:t xml:space="preserve">History of changes (R-2-5-3“The history of changes remains on the device”): each time inputs change, the date/time and the before/after values are recorded on the device (including the list of remade certificates). The history is appended to </w:t>
-      </w:r>
-      <w:r>
-        <w:rPr>
-          <w:rFonts w:ascii="Consolas" w:eastAsia="Yu Gothic" w:hAnsi="Consolas"/>
-        </w:rPr>
-        <w:t xml:space="preserve">identity/history.jsonl</w:t>
-      </w:r>
-      <w:r>
-        <w:rPr>
-          <w:rFonts w:ascii="Calibri" w:eastAsia="Yu Gothic" w:hAnsi="Calibri"/>
-        </w:rPr>
-        <w:t xml:space="preserve"> (Chapter 8, 2.1 “Arrangement”) and can be viewed in Chapter 10, G-19“Keys and Notice Code”.</w:t>
+        <w:t xml:space="preserve">Manual entry of notice codes remains, but the default is QR code or passphrase, eliminating typing mistakes.</w:t>
       </w:r>
     </w:p>
     <w:p>
@@ -12179,18 +11971,7 @@
         <w:rPr>
           <w:rFonts w:ascii="Calibri" w:eastAsia="Yu Gothic" w:hAnsi="Calibri"/>
         </w:rPr>
-        <w:t xml:space="preserve">7. Signing Keys</w:t>
-      </w:r>
-    </w:p>
-    <w:p>
-      <w:pPr>
-        <w:pStyle w:val="Heading2"/>
-      </w:pPr>
-      <w:r>
-        <w:rPr>
-          <w:rFonts w:ascii="Calibri" w:eastAsia="Yu Gothic" w:hAnsi="Calibri"/>
-        </w:rPr>
-        <w:t xml:space="preserve">7.1 Generation and storage</w:t>
+        <w:t xml:space="preserve">6. Rights Holder Information</w:t>
       </w:r>
     </w:p>
     <w:p>
@@ -12208,7 +11989,7 @@
         <w:rPr>
           <w:rFonts w:ascii="Calibri" w:eastAsia="Yu Gothic" w:hAnsi="Calibri"/>
         </w:rPr>
-        <w:t xml:space="preserve">ECDSA P-256 keys are generated on the device (randomness from the OS cryptographic random source). Two keys are made: the personal root key and the signing certificate key.</w:t>
+        <w:t xml:space="preserve">The range made public (R-2-5-1): the certificate's subject (handle name) and SAN (Notice accounts), and the role in the manifest. These are public together with C2PA-signed images. There are no other inputs.</w:t>
       </w:r>
     </w:p>
     <w:p>
@@ -12226,7 +12007,7 @@
         <w:rPr>
           <w:rFonts w:ascii="Calibri" w:eastAsia="Yu Gothic" w:hAnsi="Calibri"/>
         </w:rPr>
-        <w:t xml:space="preserve">Stored in the OS keystore (7.5). Keys are never shown on screen.</w:t>
+        <w:t xml:space="preserve">Real names (R-2-5-2): there is no field for them. No names are placed in certificates or manifests. When the User uses their name in a complaint (Chapter 7), the User enters it themselves and the System does not store it.</w:t>
       </w:r>
     </w:p>
     <w:p>
@@ -12244,7 +12025,257 @@
         <w:rPr>
           <w:rFonts w:ascii="Calibri" w:eastAsia="Yu Gothic" w:hAnsi="Calibri"/>
         </w:rPr>
+        <w:t xml:space="preserve">History of changes (R-2-5-3): each time inputs change, the date/time and the before/after values are recorded on the device (including the list of remade certificates). The history is appended to </w:t>
+      </w:r>
+      <w:r>
+        <w:rPr>
+          <w:rFonts w:ascii="Consolas" w:eastAsia="Yu Gothic" w:hAnsi="Consolas"/>
+        </w:rPr>
+        <w:t xml:space="preserve">identity/history/&lt;device number&gt;.jsonl</w:t>
+      </w:r>
+      <w:r>
+        <w:rPr>
+          <w:rFonts w:ascii="Calibri" w:eastAsia="Yu Gothic" w:hAnsi="Calibri"/>
+        </w:rPr>
+        <w:t xml:space="preserve"> (a per-device chain; Chapter 8, 2.1 “Arrangement”); a row holds </w:t>
+      </w:r>
+      <w:r>
+        <w:rPr>
+          <w:rFonts w:ascii="Consolas" w:eastAsia="Yu Gothic" w:hAnsi="Consolas"/>
+        </w:rPr>
+        <w:t xml:space="preserve">at</w:t>
+      </w:r>
+      <w:r>
+        <w:rPr>
+          <w:rFonts w:ascii="Calibri" w:eastAsia="Yu Gothic" w:hAnsi="Calibri"/>
+        </w:rPr>
+        <w:t xml:space="preserve"> (UTC), </w:t>
+      </w:r>
+      <w:r>
+        <w:rPr>
+          <w:rFonts w:ascii="Consolas" w:eastAsia="Yu Gothic" w:hAnsi="Consolas"/>
+        </w:rPr>
+        <w:t xml:space="preserve">field</w:t>
+      </w:r>
+      <w:r>
+        <w:rPr>
+          <w:rFonts w:ascii="Calibri" w:eastAsia="Yu Gothic" w:hAnsi="Calibri"/>
+        </w:rPr>
+        <w:t xml:space="preserve"> (</w:t>
+      </w:r>
+      <w:r>
+        <w:rPr>
+          <w:rFonts w:ascii="Consolas" w:eastAsia="Yu Gothic" w:hAnsi="Consolas"/>
+        </w:rPr>
+        <w:t xml:space="preserve">handle</w:t>
+      </w:r>
+      <w:r>
+        <w:rPr>
+          <w:rFonts w:ascii="Calibri" w:eastAsia="Yu Gothic" w:hAnsi="Calibri"/>
+        </w:rPr>
+        <w:t xml:space="preserve">, </w:t>
+      </w:r>
+      <w:r>
+        <w:rPr>
+          <w:rFonts w:ascii="Consolas" w:eastAsia="Yu Gothic" w:hAnsi="Consolas"/>
+        </w:rPr>
+        <w:t xml:space="preserve">role</w:t>
+      </w:r>
+      <w:r>
+        <w:rPr>
+          <w:rFonts w:ascii="Calibri" w:eastAsia="Yu Gothic" w:hAnsi="Calibri"/>
+        </w:rPr>
+        <w:t xml:space="preserve">, </w:t>
+      </w:r>
+      <w:r>
+        <w:rPr>
+          <w:rFonts w:ascii="Consolas" w:eastAsia="Yu Gothic" w:hAnsi="Consolas"/>
+        </w:rPr>
+        <w:t xml:space="preserve">accounts</w:t>
+      </w:r>
+      <w:r>
+        <w:rPr>
+          <w:rFonts w:ascii="Calibri" w:eastAsia="Yu Gothic" w:hAnsi="Calibri"/>
+        </w:rPr>
+        <w:t xml:space="preserve">, </w:t>
+      </w:r>
+      <w:r>
+        <w:rPr>
+          <w:rFonts w:ascii="Consolas" w:eastAsia="Yu Gothic" w:hAnsi="Consolas"/>
+        </w:rPr>
+        <w:t xml:space="preserve">cert</w:t>
+      </w:r>
+      <w:r>
+        <w:rPr>
+          <w:rFonts w:ascii="Calibri" w:eastAsia="Yu Gothic" w:hAnsi="Calibri"/>
+        </w:rPr>
+        <w:t xml:space="preserve"> (remaking of the certificate), or </w:t>
+      </w:r>
+      <w:r>
+        <w:rPr>
+          <w:rFonts w:ascii="Consolas" w:eastAsia="Yu Gothic" w:hAnsi="Consolas"/>
+        </w:rPr>
+        <w:t xml:space="preserve">root</w:t>
+      </w:r>
+      <w:r>
+        <w:rPr>
+          <w:rFonts w:ascii="Calibri" w:eastAsia="Yu Gothic" w:hAnsi="Calibri"/>
+        </w:rPr>
+        <w:t xml:space="preserve"> (remaking of the personal root)), </w:t>
+      </w:r>
+      <w:r>
+        <w:rPr>
+          <w:rFonts w:ascii="Consolas" w:eastAsia="Yu Gothic" w:hAnsi="Consolas"/>
+        </w:rPr>
+        <w:t xml:space="preserve">before</w:t>
+      </w:r>
+      <w:r>
+        <w:rPr>
+          <w:rFonts w:ascii="Calibri" w:eastAsia="Yu Gothic" w:hAnsi="Calibri"/>
+        </w:rPr>
+        <w:t xml:space="preserve">, </w:t>
+      </w:r>
+      <w:r>
+        <w:rPr>
+          <w:rFonts w:ascii="Consolas" w:eastAsia="Yu Gothic" w:hAnsi="Consolas"/>
+        </w:rPr>
+        <w:t xml:space="preserve">after</w:t>
+      </w:r>
+      <w:r>
+        <w:rPr>
+          <w:rFonts w:ascii="Calibri" w:eastAsia="Yu Gothic" w:hAnsi="Calibri"/>
+        </w:rPr>
+        <w:t xml:space="preserve">, and </w:t>
+      </w:r>
+      <w:r>
+        <w:rPr>
+          <w:rFonts w:ascii="Consolas" w:eastAsia="Yu Gothic" w:hAnsi="Consolas"/>
+        </w:rPr>
+        <w:t xml:space="preserve">cert_serial</w:t>
+      </w:r>
+      <w:r>
+        <w:rPr>
+          <w:rFonts w:ascii="Calibri" w:eastAsia="Yu Gothic" w:hAnsi="Calibri"/>
+        </w:rPr>
+        <w:t xml:space="preserve"> (the serial number of the signing certificate at that time), and the history can be viewed in Chapter 10, G-19“Keys and Notice Code”.</w:t>
+      </w:r>
+    </w:p>
+    <w:p>
+      <w:pPr>
+        <w:pStyle w:val="Heading1"/>
+      </w:pPr>
+      <w:r>
+        <w:rPr>
+          <w:rFonts w:ascii="Calibri" w:eastAsia="Yu Gothic" w:hAnsi="Calibri"/>
+        </w:rPr>
+        <w:t xml:space="preserve">7. Signing Keys</w:t>
+      </w:r>
+    </w:p>
+    <w:p>
+      <w:pPr>
+        <w:pStyle w:val="Heading2"/>
+      </w:pPr>
+      <w:r>
+        <w:rPr>
+          <w:rFonts w:ascii="Calibri" w:eastAsia="Yu Gothic" w:hAnsi="Calibri"/>
+        </w:rPr>
+        <w:t xml:space="preserve">7.1 Generation and storage</w:t>
+      </w:r>
+    </w:p>
+    <w:p>
+      <w:pPr>
+        <w:pStyle w:val="ListParagraph"/>
+        <w:keepNext/>
+        <w:keepLines/>
+        <w:numPr>
+          <w:ilvl w:val="0"/>
+          <w:numId w:val="2"/>
+        </w:numPr>
+        <w:spacing w:after="20" w:before="20" w:line="300"/>
+      </w:pPr>
+      <w:r>
+        <w:rPr>
+          <w:rFonts w:ascii="Calibri" w:eastAsia="Yu Gothic" w:hAnsi="Calibri"/>
+        </w:rPr>
+        <w:t xml:space="preserve">ECDSA P-256 keys are generated on the device (randomness from the OS cryptographic random source). Two keys are made: the personal root key and the signing certificate key.</w:t>
+      </w:r>
+    </w:p>
+    <w:p>
+      <w:pPr>
+        <w:pStyle w:val="ListParagraph"/>
+        <w:keepNext/>
+        <w:keepLines/>
+        <w:numPr>
+          <w:ilvl w:val="0"/>
+          <w:numId w:val="2"/>
+        </w:numPr>
+        <w:spacing w:after="20" w:before="20" w:line="300"/>
+      </w:pPr>
+      <w:r>
+        <w:rPr>
+          <w:rFonts w:ascii="Calibri" w:eastAsia="Yu Gothic" w:hAnsi="Calibri"/>
+        </w:rPr>
+        <w:t xml:space="preserve">Stored in the OS keystore (7.5). Keys are never shown on screen.</w:t>
+      </w:r>
+    </w:p>
+    <w:p>
+      <w:pPr>
+        <w:pStyle w:val="ListParagraph"/>
+        <w:keepNext/>
+        <w:keepLines/>
+        <w:numPr>
+          <w:ilvl w:val="0"/>
+          <w:numId w:val="2"/>
+        </w:numPr>
+        <w:spacing w:after="20" w:before="20" w:line="300"/>
+      </w:pPr>
+      <w:r>
+        <w:rPr>
+          <w:rFonts w:ascii="Calibri" w:eastAsia="Yu Gothic" w:hAnsi="Calibri"/>
+        </w:rPr>
         <w:t xml:space="preserve">Keys leave the device only inside backup files encrypted with the User's passphrase (Chapter 8, 5 “Backup Files”).</w:t>
+      </w:r>
+    </w:p>
+    <w:p>
+      <w:pPr>
+        <w:pStyle w:val="ListParagraph"/>
+        <w:keepNext w:val="false"/>
+        <w:keepLines/>
+        <w:numPr>
+          <w:ilvl w:val="0"/>
+          <w:numId w:val="2"/>
+        </w:numPr>
+        <w:spacing w:after="20" w:before="20" w:line="300"/>
+      </w:pPr>
+      <w:r>
+        <w:rPr>
+          <w:rFonts w:ascii="Calibri" w:eastAsia="Yu Gothic" w:hAnsi="Calibri"/>
+        </w:rPr>
+        <w:t xml:space="preserve">The device key (the iroh key for direct connections; Ed25519) is also created at first start and placed in the OS keystore (</w:t>
+      </w:r>
+      <w:r>
+        <w:rPr>
+          <w:rFonts w:ascii="Consolas" w:eastAsia="Yu Gothic" w:hAnsi="Consolas"/>
+        </w:rPr>
+        <w:t xml:space="preserve">device-key</w:t>
+      </w:r>
+      <w:r>
+        <w:rPr>
+          <w:rFonts w:ascii="Calibri" w:eastAsia="Yu Gothic" w:hAnsi="Calibri"/>
+        </w:rPr>
+        <w:t xml:space="preserve"> of 7.5). It is not included in backups and not synchronized (one per device). The device number (Chapter 1, 8.2 “Identifier scheme”) is made from this public key, and the same value is used in both the </w:t>
+      </w:r>
+      <w:r>
+        <w:rPr>
+          <w:rFonts w:ascii="Consolas" w:eastAsia="Yu Gothic" w:hAnsi="Consolas"/>
+        </w:rPr>
+        <w:t xml:space="preserve">device</w:t>
+      </w:r>
+      <w:r>
+        <w:rPr>
+          <w:rFonts w:ascii="Calibri" w:eastAsia="Yu Gothic" w:hAnsi="Calibri"/>
+        </w:rPr>
+        <w:t xml:space="preserve"> of chains and direct connections (Chapter 8, 5.4).</w:t>
       </w:r>
     </w:p>
     <w:p>
@@ -12719,7 +12750,7 @@
     <w:p>
       <w:pPr>
         <w:pStyle w:val="ListParagraph"/>
-        <w:keepNext w:val="false"/>
+        <w:keepNext/>
         <w:keepLines/>
         <w:numPr>
           <w:ilvl w:val="0"/>
@@ -12736,13 +12767,38 @@
     </w:p>
     <w:p>
       <w:pPr>
-        <w:pStyle w:val="Heading2"/>
-      </w:pPr>
-      <w:r>
-        <w:rPr>
-          <w:rFonts w:ascii="Calibri" w:eastAsia="Yu Gothic" w:hAnsi="Calibri"/>
-        </w:rPr>
-        <w:t xml:space="preserve">7.3 Multiple devices</w:t>
+        <w:pStyle w:val="ListParagraph"/>
+        <w:keepNext/>
+        <w:keepLines/>
+        <w:numPr>
+          <w:ilvl w:val="0"/>
+          <w:numId w:val="2"/>
+        </w:numPr>
+        <w:spacing w:after="20" w:before="20" w:line="300"/>
+      </w:pPr>
+      <w:r>
+        <w:rPr>
+          <w:rFonts w:ascii="Calibri" w:eastAsia="Yu Gothic" w:hAnsi="Calibri"/>
+        </w:rPr>
+        <w:t xml:space="preserve">Threat T-4 (spoofing): stealing a User's signing key to C2PA-sign. Attacker: a person who compromised the device. Target asset: Identity. Remaining gap: when the device is fully compromised</w:t>
+      </w:r>
+    </w:p>
+    <w:p>
+      <w:pPr>
+        <w:pStyle w:val="ListParagraph"/>
+        <w:keepNext/>
+        <w:keepLines/>
+        <w:numPr>
+          <w:ilvl w:val="0"/>
+          <w:numId w:val="2"/>
+        </w:numPr>
+        <w:spacing w:after="20" w:before="20" w:line="300"/>
+      </w:pPr>
+      <w:r>
+        <w:rPr>
+          <w:rFonts w:ascii="Calibri" w:eastAsia="Yu Gothic" w:hAnsi="Calibri"/>
+        </w:rPr>
+        <w:t xml:space="preserve">Secret: the device key (the iroh private key for direct connections). Location: the OS keystore (7.5). Not included in backups (one per device). If leaked: another device or contact could be impersonated. Remove that device in G-20 “Devices”, and contacts redo their confirmation</w:t>
       </w:r>
     </w:p>
     <w:p>
@@ -12760,7 +12816,7 @@
         <w:rPr>
           <w:rFonts w:ascii="Calibri" w:eastAsia="Yu Gothic" w:hAnsi="Calibri"/>
         </w:rPr>
-        <w:t xml:space="preserve">Import the backup file on another device and use the same personal root and signing certificate (Chapter 1, 13 “Devices and People”).</w:t>
+        <w:t xml:space="preserve">Secret: the User's signing key. Location: the OS keystore (Windows Credential Manager/DPAPI, macOS Keychain, Linux Secret Service; on Linux without Secret Service, a key file encrypted with a passphrase. Chapter 2, 7.5 “Storage method per OS”). Inside backup files, encrypted with the User's passphrase. If leaked: the User remakes the key and re-posts the notice code (Chapter 2, 7 “Signing Keys”)</w:t>
       </w:r>
     </w:p>
     <w:p>
@@ -12771,7 +12827,7 @@
         <w:rPr>
           <w:rFonts w:ascii="Calibri" w:eastAsia="Yu Gothic" w:hAnsi="Calibri"/>
         </w:rPr>
-        <w:t xml:space="preserve">7.4 Authentication when using the app</w:t>
+        <w:t xml:space="preserve">7.3 Multiple devices</w:t>
       </w:r>
     </w:p>
     <w:p>
@@ -12789,7 +12845,60 @@
         <w:rPr>
           <w:rFonts w:ascii="Calibri" w:eastAsia="Yu Gothic" w:hAnsi="Calibri"/>
         </w:rPr>
-        <w:t xml:space="preserve">Keys are protected by the OS keystore through the OS user's login (on Windows and Linux Secret Service, they can be read without a confirmation dialog while logged in; on macOS it depends on Keychain permissions; 7.5). No app-specific password is set (so as not to burden non-technical people). A passphrase is asked for only when creating or importing backup files, and on Linux without Secret Service (7.5).</w:t>
+        <w:t xml:space="preserve">Import the backup file on another device, or link the devices and reconcile the records (Chapter 8, 5.4 “Device-to-device synchronization”), and use the same personal root and signing certificate (Chapter 1, 13 “Devices and People”). Only the device key (7.1) is separate per device.</w:t>
+      </w:r>
+    </w:p>
+    <w:p>
+      <w:pPr>
+        <w:pStyle w:val="Heading2"/>
+      </w:pPr>
+      <w:r>
+        <w:rPr>
+          <w:rFonts w:ascii="Calibri" w:eastAsia="Yu Gothic" w:hAnsi="Calibri"/>
+        </w:rPr>
+        <w:t xml:space="preserve">7.4 Authentication when using the app</w:t>
+      </w:r>
+    </w:p>
+    <w:p>
+      <w:pPr>
+        <w:pStyle w:val="ListParagraph"/>
+        <w:keepNext w:val="false"/>
+        <w:keepLines/>
+        <w:numPr>
+          <w:ilvl w:val="0"/>
+          <w:numId w:val="2"/>
+        </w:numPr>
+        <w:spacing w:after="20" w:before="20" w:line="300"/>
+      </w:pPr>
+      <w:r>
+        <w:rPr>
+          <w:rFonts w:ascii="Calibri" w:eastAsia="Yu Gothic" w:hAnsi="Calibri"/>
+        </w:rPr>
+        <w:t xml:space="preserve">Keys are protected by the OS keystore through the OS user's login (on Windows and Linux Secret Service, they can be read without a confirmation dialog while logged in; on macOS it depends on Keychain permissions; 7.5). No app-specific password is set (not to add burden on non-technical Users). Instead, OS user verification is required just before C2PA signing, creating documents (5), importing a backup (Chapter 8, 5.3), linking a device and marking a contact as confirmed (Chapter 8, 5.4, 5.5), and “Erase this device's records” (Chapter 9, 2.3): on macOS, LocalAuthentication's </w:t>
+      </w:r>
+      <w:r>
+        <w:rPr>
+          <w:rFonts w:ascii="Consolas" w:eastAsia="Yu Gothic" w:hAnsi="Consolas"/>
+        </w:rPr>
+        <w:t xml:space="preserve">LAContext.evaluatePolicy(.deviceOwnerAuthentication)</w:t>
+      </w:r>
+      <w:r>
+        <w:rPr>
+          <w:rFonts w:ascii="Calibri" w:eastAsia="Yu Gothic" w:hAnsi="Calibri"/>
+        </w:rPr>
+        <w:t xml:space="preserve"> (Touch ID, or the login password if unavailable); on Windows, </w:t>
+      </w:r>
+      <w:r>
+        <w:rPr>
+          <w:rFonts w:ascii="Consolas" w:eastAsia="Yu Gothic" w:hAnsi="Consolas"/>
+        </w:rPr>
+        <w:t xml:space="preserve">IUserConsentVerifierInterop.RequestVerificationForWindowAsync</w:t>
+      </w:r>
+      <w:r>
+        <w:rPr>
+          <w:rFonts w:ascii="Calibri" w:eastAsia="Yu Gothic" w:hAnsi="Calibri"/>
+        </w:rPr>
+        <w:t xml:space="preserve"> (Windows Hello PIN, face, or fingerprint); on Linux, polkit (fprintd fingerprint or PAM password). The initial value is on; it can be turned off in G-20 “Settings”. A batch export asks only once at the start. If the OS does not support it, it is not asked. Automatically running jobs (timestamping the chain heads, attaching pending timestamps, the “Check current state” append, automatic backups) do not ask for user verification and read the OS keystore protected by the login (the same as 1Password's auto-unlock). The same experience as 1Password and Bitwarden (NRSD's request, 2026-10-01). A passphrase is asked only when creating or importing a backup file and on Linux without Secret Service (7.5).</w:t>
       </w:r>
     </w:p>
     <w:p>
@@ -12817,9 +12926,9 @@
       </w:tblPr>
       <w:tblGrid>
         <w:gridCol w:w="1020"/>
-        <w:gridCol w:w="2442"/>
-        <w:gridCol w:w="2544"/>
-        <w:gridCol w:w="3632"/>
+        <w:gridCol w:w="3310"/>
+        <w:gridCol w:w="2195"/>
+        <w:gridCol w:w="3113"/>
       </w:tblGrid>
       <w:tr>
         <w:trPr>
@@ -12863,7 +12972,7 @@
         </w:tc>
         <w:tc>
           <w:tcPr>
-            <w:tcW w:type="dxa" w:w="2442"/>
+            <w:tcW w:type="dxa" w:w="3310"/>
             <w:tcBorders>
               <w:top w:val="single" w:color="A6B8D0" w:sz="4"/>
               <w:left w:val="single" w:color="A6B8D0" w:sz="4"/>
@@ -12898,7 +13007,7 @@
         </w:tc>
         <w:tc>
           <w:tcPr>
-            <w:tcW w:type="dxa" w:w="2544"/>
+            <w:tcW w:type="dxa" w:w="2195"/>
             <w:tcBorders>
               <w:top w:val="single" w:color="A6B8D0" w:sz="4"/>
               <w:left w:val="single" w:color="A6B8D0" w:sz="4"/>
@@ -12933,7 +13042,7 @@
         </w:tc>
         <w:tc>
           <w:tcPr>
-            <w:tcW w:type="dxa" w:w="3632"/>
+            <w:tcW w:type="dxa" w:w="3113"/>
             <w:tcBorders>
               <w:top w:val="single" w:color="A6B8D0" w:sz="4"/>
               <w:left w:val="single" w:color="A6B8D0" w:sz="4"/>
@@ -13008,7 +13117,7 @@
         </w:tc>
         <w:tc>
           <w:tcPr>
-            <w:tcW w:type="dxa" w:w="2442"/>
+            <w:tcW w:type="dxa" w:w="3310"/>
             <w:tcBorders>
               <w:top w:val="single" w:color="A6B8D0" w:sz="4"/>
               <w:left w:val="single" w:color="A6B8D0" w:sz="4"/>
@@ -13042,7 +13151,7 @@
         </w:tc>
         <w:tc>
           <w:tcPr>
-            <w:tcW w:type="dxa" w:w="2544"/>
+            <w:tcW w:type="dxa" w:w="2195"/>
             <w:tcBorders>
               <w:top w:val="single" w:color="A6B8D0" w:sz="4"/>
               <w:left w:val="single" w:color="A6B8D0" w:sz="4"/>
@@ -13076,7 +13185,7 @@
         </w:tc>
         <w:tc>
           <w:tcPr>
-            <w:tcW w:type="dxa" w:w="3632"/>
+            <w:tcW w:type="dxa" w:w="3113"/>
             <w:tcBorders>
               <w:top w:val="single" w:color="A6B8D0" w:sz="4"/>
               <w:left w:val="single" w:color="A6B8D0" w:sz="4"/>
@@ -13150,7 +13259,7 @@
         </w:tc>
         <w:tc>
           <w:tcPr>
-            <w:tcW w:type="dxa" w:w="2442"/>
+            <w:tcW w:type="dxa" w:w="3310"/>
             <w:tcBorders>
               <w:top w:val="single" w:color="A6B8D0" w:sz="4"/>
               <w:left w:val="single" w:color="A6B8D0" w:sz="4"/>
@@ -13184,7 +13293,7 @@
         </w:tc>
         <w:tc>
           <w:tcPr>
-            <w:tcW w:type="dxa" w:w="2544"/>
+            <w:tcW w:type="dxa" w:w="2195"/>
             <w:tcBorders>
               <w:top w:val="single" w:color="A6B8D0" w:sz="4"/>
               <w:left w:val="single" w:color="A6B8D0" w:sz="4"/>
@@ -13218,7 +13327,7 @@
         </w:tc>
         <w:tc>
           <w:tcPr>
-            <w:tcW w:type="dxa" w:w="3632"/>
+            <w:tcW w:type="dxa" w:w="3113"/>
             <w:tcBorders>
               <w:top w:val="single" w:color="A6B8D0" w:sz="4"/>
               <w:left w:val="single" w:color="A6B8D0" w:sz="4"/>
@@ -13292,7 +13401,7 @@
         </w:tc>
         <w:tc>
           <w:tcPr>
-            <w:tcW w:type="dxa" w:w="2442"/>
+            <w:tcW w:type="dxa" w:w="3310"/>
             <w:tcBorders>
               <w:top w:val="single" w:color="A6B8D0" w:sz="4"/>
               <w:left w:val="single" w:color="A6B8D0" w:sz="4"/>
@@ -13326,7 +13435,7 @@
         </w:tc>
         <w:tc>
           <w:tcPr>
-            <w:tcW w:type="dxa" w:w="2544"/>
+            <w:tcW w:type="dxa" w:w="2195"/>
             <w:tcBorders>
               <w:top w:val="single" w:color="A6B8D0" w:sz="4"/>
               <w:left w:val="single" w:color="A6B8D0" w:sz="4"/>
@@ -13360,7 +13469,7 @@
         </w:tc>
         <w:tc>
           <w:tcPr>
-            <w:tcW w:type="dxa" w:w="3632"/>
+            <w:tcW w:type="dxa" w:w="3113"/>
             <w:tcBorders>
               <w:top w:val="single" w:color="A6B8D0" w:sz="4"/>
               <w:left w:val="single" w:color="A6B8D0" w:sz="4"/>
@@ -13434,7 +13543,7 @@
         </w:tc>
         <w:tc>
           <w:tcPr>
-            <w:tcW w:type="dxa" w:w="2442"/>
+            <w:tcW w:type="dxa" w:w="3310"/>
             <w:tcBorders>
               <w:top w:val="single" w:color="A6B8D0" w:sz="4"/>
               <w:left w:val="single" w:color="A6B8D0" w:sz="4"/>
@@ -13462,13 +13571,13 @@
                 <w:sz w:val="18"/>
                 <w:szCs w:val="18"/>
               </w:rPr>
-              <w:t xml:space="preserve">A key file encrypted with a passphrase (age format, scrypt 2^18) in the app's data location</w:t>
-            </w:r>
-          </w:p>
-        </w:tc>
-        <w:tc>
-          <w:tcPr>
-            <w:tcW w:type="dxa" w:w="2544"/>
+              <w:t xml:space="preserve">A key file encrypted with a passphrase (age format, scrypt 2^18) in the app's data location. The rules for accepting the passphrase (15 characters or more; commonly used and weak ones rejected) are the same as for the backup passphrase (Chapter 8, 5.2)</w:t>
+            </w:r>
+          </w:p>
+        </w:tc>
+        <w:tc>
+          <w:tcPr>
+            <w:tcW w:type="dxa" w:w="2195"/>
             <w:tcBorders>
               <w:top w:val="single" w:color="A6B8D0" w:sz="4"/>
               <w:left w:val="single" w:color="A6B8D0" w:sz="4"/>
@@ -13502,7 +13611,7 @@
         </w:tc>
         <w:tc>
           <w:tcPr>
-            <w:tcW w:type="dxa" w:w="3632"/>
+            <w:tcW w:type="dxa" w:w="3113"/>
             <w:tcBorders>
               <w:top w:val="single" w:color="A6B8D0" w:sz="4"/>
               <w:left w:val="single" w:color="A6B8D0" w:sz="4"/>
@@ -13556,7 +13665,67 @@
         <w:rPr>
           <w:rFonts w:ascii="Calibri" w:eastAsia="Yu Gothic" w:hAnsi="Calibri"/>
         </w:rPr>
-        <w:t xml:space="preserve">The component is the keyring crate (4.2.0; Chapter 11, DD-11-6“Keys are kept in the OS keystore”). On Windows, keyring's Windows store component (windows-native-keyring-store 1.1.0, MIT OR Apache-2.0) is used. This component's default persistence for created credentials is Enterprise (roams to other PCs), and passing </w:t>
+        <w:t xml:space="preserve">Names of keystore items: the service is </w:t>
+      </w:r>
+      <w:r>
+        <w:rPr>
+          <w:rFonts w:ascii="Consolas" w:eastAsia="Yu Gothic" w:hAnsi="Consolas"/>
+        </w:rPr>
+        <w:t xml:space="preserve">jp.nrsd.c2pa4cosplayer</w:t>
+      </w:r>
+      <w:r>
+        <w:rPr>
+          <w:rFonts w:ascii="Calibri" w:eastAsia="Yu Gothic" w:hAnsi="Calibri"/>
+        </w:rPr>
+        <w:t xml:space="preserve">, and the items are </w:t>
+      </w:r>
+      <w:r>
+        <w:rPr>
+          <w:rFonts w:ascii="Consolas" w:eastAsia="Yu Gothic" w:hAnsi="Consolas"/>
+        </w:rPr>
+        <w:t xml:space="preserve">root-key</w:t>
+      </w:r>
+      <w:r>
+        <w:rPr>
+          <w:rFonts w:ascii="Calibri" w:eastAsia="Yu Gothic" w:hAnsi="Calibri"/>
+        </w:rPr>
+        <w:t xml:space="preserve">, </w:t>
+      </w:r>
+      <w:r>
+        <w:rPr>
+          <w:rFonts w:ascii="Consolas" w:eastAsia="Yu Gothic" w:hAnsi="Consolas"/>
+        </w:rPr>
+        <w:t xml:space="preserve">signing-key</w:t>
+      </w:r>
+      <w:r>
+        <w:rPr>
+          <w:rFonts w:ascii="Calibri" w:eastAsia="Yu Gothic" w:hAnsi="Calibri"/>
+        </w:rPr>
+        <w:t xml:space="preserve">, </w:t>
+      </w:r>
+      <w:r>
+        <w:rPr>
+          <w:rFonts w:ascii="Consolas" w:eastAsia="Yu Gothic" w:hAnsi="Consolas"/>
+        </w:rPr>
+        <w:t xml:space="preserve">device-key</w:t>
+      </w:r>
+      <w:r>
+        <w:rPr>
+          <w:rFonts w:ascii="Calibri" w:eastAsia="Yu Gothic" w:hAnsi="Calibri"/>
+        </w:rPr>
+        <w:t xml:space="preserve">, and </w:t>
+      </w:r>
+      <w:r>
+        <w:rPr>
+          <w:rFonts w:ascii="Consolas" w:eastAsia="Yu Gothic" w:hAnsi="Consolas"/>
+        </w:rPr>
+        <w:t xml:space="preserve">tsa-&lt;provider number&gt;</w:t>
+      </w:r>
+      <w:r>
+        <w:rPr>
+          <w:rFonts w:ascii="Calibri" w:eastAsia="Yu Gothic" w:hAnsi="Calibri"/>
+        </w:rPr>
+        <w:t xml:space="preserve"> (within the 256-character limit of Windows credential names). The component is the keyring crate (4.2.0; Chapter 11, DD-11-6“Keys are kept in the OS keystore”). On Windows, keyring's Windows store component (windows-native-keyring-store 1.1.0, MIT OR Apache-2.0) is used. This component's default persistence for created credentials is Enterprise (roams to other PCs), and passing </w:t>
       </w:r>
       <w:r>
         <w:rPr>
@@ -13652,6 +13821,36 @@
           <w:rFonts w:ascii="Calibri" w:eastAsia="Yu Gothic" w:hAnsi="Calibri"/>
         </w:rPr>
         <w:t xml:space="preserve">The key is read from the keystore just before signing and erased from memory after use (the zeroize crate). During a batch export it is held until the end of the export and then erased.</w:t>
+      </w:r>
+    </w:p>
+    <w:p>
+      <w:pPr>
+        <w:pStyle w:val="ListParagraph"/>
+        <w:keepNext/>
+        <w:keepLines/>
+        <w:numPr>
+          <w:ilvl w:val="0"/>
+          <w:numId w:val="2"/>
+        </w:numPr>
+        <w:spacing w:after="20" w:before="20" w:line="300"/>
+      </w:pPr>
+      <w:r>
+        <w:rPr>
+          <w:rFonts w:ascii="Calibri" w:eastAsia="Yu Gothic" w:hAnsi="Calibri"/>
+        </w:rPr>
+        <w:t xml:space="preserve">A batch export continues to the end with the signing certificate and key read at its start. Inputs can be corrected and the certificate remade from G-19 and G-20 midway, but that does not affect the export in progress and is used from the next export (one line in G-19 says so). The work data's </w:t>
+      </w:r>
+      <w:r>
+        <w:rPr>
+          <w:rFonts w:ascii="Consolas" w:eastAsia="Yu Gothic" w:hAnsi="Consolas"/>
+        </w:rPr>
+        <w:t xml:space="preserve">signer</w:t>
+      </w:r>
+      <w:r>
+        <w:rPr>
+          <w:rFonts w:ascii="Calibri" w:eastAsia="Yu Gothic" w:hAnsi="Calibri"/>
+        </w:rPr>
+        <w:t xml:space="preserve"> (the certificate serial number) keeps which certificate signed.</w:t>
       </w:r>
     </w:p>
     <w:p>
@@ -14527,8 +14726,8 @@
         </w:tblBorders>
       </w:tblPr>
       <w:tblGrid>
-        <w:gridCol w:w="3686"/>
-        <w:gridCol w:w="5952"/>
+        <w:gridCol w:w="3971"/>
+        <w:gridCol w:w="5667"/>
       </w:tblGrid>
       <w:tr>
         <w:trPr>
@@ -14537,7 +14736,7 @@
         </w:trPr>
         <w:tc>
           <w:tcPr>
-            <w:tcW w:type="dxa" w:w="3686"/>
+            <w:tcW w:type="dxa" w:w="3971"/>
             <w:tcBorders>
               <w:top w:val="single" w:color="A6B8D0" w:sz="4"/>
               <w:left w:val="single" w:color="A6B8D0" w:sz="4"/>
@@ -14572,7 +14771,7 @@
         </w:tc>
         <w:tc>
           <w:tcPr>
-            <w:tcW w:type="dxa" w:w="5952"/>
+            <w:tcW w:type="dxa" w:w="5667"/>
             <w:tcBorders>
               <w:top w:val="single" w:color="A6B8D0" w:sz="4"/>
               <w:left w:val="single" w:color="A6B8D0" w:sz="4"/>
@@ -14613,7 +14812,7 @@
         </w:trPr>
         <w:tc>
           <w:tcPr>
-            <w:tcW w:type="dxa" w:w="3686"/>
+            <w:tcW w:type="dxa" w:w="3971"/>
             <w:tcBorders>
               <w:top w:val="single" w:color="A6B8D0" w:sz="4"/>
               <w:left w:val="single" w:color="A6B8D0" w:sz="4"/>
@@ -14647,7 +14846,7 @@
         </w:tc>
         <w:tc>
           <w:tcPr>
-            <w:tcW w:type="dxa" w:w="5952"/>
+            <w:tcW w:type="dxa" w:w="5667"/>
             <w:tcBorders>
               <w:top w:val="single" w:color="A6B8D0" w:sz="4"/>
               <w:left w:val="single" w:color="A6B8D0" w:sz="4"/>
@@ -14687,7 +14886,7 @@
         </w:trPr>
         <w:tc>
           <w:tcPr>
-            <w:tcW w:type="dxa" w:w="3686"/>
+            <w:tcW w:type="dxa" w:w="3971"/>
             <w:tcBorders>
               <w:top w:val="single" w:color="A6B8D0" w:sz="4"/>
               <w:left w:val="single" w:color="A6B8D0" w:sz="4"/>
@@ -14721,7 +14920,7 @@
         </w:tc>
         <w:tc>
           <w:tcPr>
-            <w:tcW w:type="dxa" w:w="5952"/>
+            <w:tcW w:type="dxa" w:w="5667"/>
             <w:tcBorders>
               <w:top w:val="single" w:color="A6B8D0" w:sz="4"/>
               <w:left w:val="single" w:color="A6B8D0" w:sz="4"/>
@@ -14761,7 +14960,7 @@
         </w:trPr>
         <w:tc>
           <w:tcPr>
-            <w:tcW w:type="dxa" w:w="3686"/>
+            <w:tcW w:type="dxa" w:w="3971"/>
             <w:tcBorders>
               <w:top w:val="single" w:color="A6B8D0" w:sz="4"/>
               <w:left w:val="single" w:color="A6B8D0" w:sz="4"/>
@@ -14795,7 +14994,7 @@
         </w:tc>
         <w:tc>
           <w:tcPr>
-            <w:tcW w:type="dxa" w:w="5952"/>
+            <w:tcW w:type="dxa" w:w="5667"/>
             <w:tcBorders>
               <w:top w:val="single" w:color="A6B8D0" w:sz="4"/>
               <w:left w:val="single" w:color="A6B8D0" w:sz="4"/>
@@ -14835,7 +15034,7 @@
         </w:trPr>
         <w:tc>
           <w:tcPr>
-            <w:tcW w:type="dxa" w:w="3686"/>
+            <w:tcW w:type="dxa" w:w="3971"/>
             <w:tcBorders>
               <w:top w:val="single" w:color="A6B8D0" w:sz="4"/>
               <w:left w:val="single" w:color="A6B8D0" w:sz="4"/>
@@ -14869,7 +15068,7 @@
         </w:tc>
         <w:tc>
           <w:tcPr>
-            <w:tcW w:type="dxa" w:w="5952"/>
+            <w:tcW w:type="dxa" w:w="5667"/>
             <w:tcBorders>
               <w:top w:val="single" w:color="A6B8D0" w:sz="4"/>
               <w:left w:val="single" w:color="A6B8D0" w:sz="4"/>
@@ -14909,7 +15108,81 @@
         </w:trPr>
         <w:tc>
           <w:tcPr>
-            <w:tcW w:type="dxa" w:w="3686"/>
+            <w:tcW w:type="dxa" w:w="3971"/>
+            <w:tcBorders>
+              <w:top w:val="single" w:color="A6B8D0" w:sz="4"/>
+              <w:left w:val="single" w:color="A6B8D0" w:sz="4"/>
+              <w:bottom w:val="single" w:color="A6B8D0" w:sz="4"/>
+              <w:right w:val="single" w:color="A6B8D0" w:sz="4"/>
+            </w:tcBorders>
+            <w:tcMar>
+              <w:top w:type="dxa" w:w="50"/>
+              <w:left w:type="dxa" w:w="90"/>
+              <w:bottom w:type="dxa" w:w="50"/>
+              <w:right w:type="dxa" w:w="90"/>
+            </w:tcMar>
+          </w:tcPr>
+          <w:p>
+            <w:pPr>
+              <w:keepNext/>
+              <w:keepLines/>
+              <w:spacing w:after="0" w:before="0" w:line="280"/>
+            </w:pPr>
+            <w:r>
+              <w:rPr>
+                <w:rFonts w:ascii="Calibri" w:eastAsia="Yu Gothic" w:hAnsi="Calibri"/>
+                <w:b w:val="false"/>
+                <w:bCs w:val="false"/>
+                <w:sz w:val="18"/>
+                <w:szCs w:val="18"/>
+              </w:rPr>
+              <w:t xml:space="preserve">Keys and notice code, history of changes (6, 7)</w:t>
+            </w:r>
+          </w:p>
+        </w:tc>
+        <w:tc>
+          <w:tcPr>
+            <w:tcW w:type="dxa" w:w="5667"/>
+            <w:tcBorders>
+              <w:top w:val="single" w:color="A6B8D0" w:sz="4"/>
+              <w:left w:val="single" w:color="A6B8D0" w:sz="4"/>
+              <w:bottom w:val="single" w:color="A6B8D0" w:sz="4"/>
+              <w:right w:val="single" w:color="A6B8D0" w:sz="4"/>
+            </w:tcBorders>
+            <w:tcMar>
+              <w:top w:type="dxa" w:w="50"/>
+              <w:left w:type="dxa" w:w="90"/>
+              <w:bottom w:type="dxa" w:w="50"/>
+              <w:right w:type="dxa" w:w="90"/>
+            </w:tcMar>
+          </w:tcPr>
+          <w:p>
+            <w:pPr>
+              <w:keepNext/>
+              <w:keepLines/>
+              <w:spacing w:after="0" w:before="0" w:line="280"/>
+            </w:pPr>
+            <w:r>
+              <w:rPr>
+                <w:rFonts w:ascii="Calibri" w:eastAsia="Yu Gothic" w:hAnsi="Calibri"/>
+                <w:b w:val="false"/>
+                <w:bCs w:val="false"/>
+                <w:sz w:val="18"/>
+                <w:szCs w:val="18"/>
+              </w:rPr>
+              <w:t xml:space="preserve">Chapter 10, G-19“Keys and Notice Code”</w:t>
+            </w:r>
+          </w:p>
+        </w:tc>
+      </w:tr>
+      <w:tr>
+        <w:trPr>
+          <w:cantSplit/>
+          <w:tblHeader w:val="off"/>
+        </w:trPr>
+        <w:tc>
+          <w:tcPr>
+            <w:tcW w:type="dxa" w:w="3971"/>
             <w:tcBorders>
               <w:top w:val="single" w:color="A6B8D0" w:sz="4"/>
               <w:left w:val="single" w:color="A6B8D0" w:sz="4"/>
@@ -14937,13 +15210,13 @@
                 <w:sz w:val="18"/>
                 <w:szCs w:val="18"/>
               </w:rPr>
-              <w:t xml:space="preserve">Keys and notice code, history of changes (6, 7)</w:t>
-            </w:r>
-          </w:p>
-        </w:tc>
-        <w:tc>
-          <w:tcPr>
-            <w:tcW w:type="dxa" w:w="5952"/>
+              <w:t xml:space="preserve">Adding contacts, direct handover of documents (5.5)</w:t>
+            </w:r>
+          </w:p>
+        </w:tc>
+        <w:tc>
+          <w:tcPr>
+            <w:tcW w:type="dxa" w:w="5667"/>
             <w:tcBorders>
               <w:top w:val="single" w:color="A6B8D0" w:sz="4"/>
               <w:left w:val="single" w:color="A6B8D0" w:sz="4"/>
@@ -14971,7 +15244,7 @@
                 <w:sz w:val="18"/>
                 <w:szCs w:val="18"/>
               </w:rPr>
-              <w:t xml:space="preserve">Chapter 10, G-19“Keys and Notice Code”</w:t>
+              <w:t xml:space="preserve">Chapter 10, G-18“Authorizations and Joint Rights”</w:t>
             </w:r>
           </w:p>
         </w:tc>
@@ -15006,9 +15279,8 @@
         </w:tblBorders>
       </w:tblPr>
       <w:tblGrid>
-        <w:gridCol w:w="1635"/>
-        <w:gridCol w:w="4969"/>
-        <w:gridCol w:w="3034"/>
+        <w:gridCol w:w="5154"/>
+        <w:gridCol w:w="4484"/>
       </w:tblGrid>
       <w:tr>
         <w:trPr>
@@ -15017,7 +15289,7 @@
         </w:trPr>
         <w:tc>
           <w:tcPr>
-            <w:tcW w:type="dxa" w:w="1635"/>
+            <w:tcW w:type="dxa" w:w="5154"/>
             <w:tcBorders>
               <w:top w:val="single" w:color="A6B8D0" w:sz="4"/>
               <w:left w:val="single" w:color="A6B8D0" w:sz="4"/>
@@ -15046,48 +15318,13 @@
                 <w:sz w:val="18"/>
                 <w:szCs w:val="18"/>
               </w:rPr>
-              <w:t xml:space="preserve">Requirement number</w:t>
-            </w:r>
-          </w:p>
-        </w:tc>
-        <w:tc>
-          <w:tcPr>
-            <w:tcW w:type="dxa" w:w="4969"/>
-            <w:tcBorders>
-              <w:top w:val="single" w:color="A6B8D0" w:sz="4"/>
-              <w:left w:val="single" w:color="A6B8D0" w:sz="4"/>
-              <w:bottom w:val="single" w:color="A6B8D0" w:sz="4"/>
-              <w:right w:val="single" w:color="A6B8D0" w:sz="4"/>
-            </w:tcBorders>
-            <w:shd w:fill="DCE6F2" w:color="auto" w:val="clear"/>
-            <w:tcMar>
-              <w:top w:type="dxa" w:w="50"/>
-              <w:left w:type="dxa" w:w="90"/>
-              <w:bottom w:type="dxa" w:w="50"/>
-              <w:right w:type="dxa" w:w="90"/>
-            </w:tcMar>
-          </w:tcPr>
-          <w:p>
-            <w:pPr>
-              <w:keepNext/>
-              <w:keepLines/>
-              <w:spacing w:after="0" w:before="0" w:line="280"/>
-            </w:pPr>
-            <w:r>
-              <w:rPr>
-                <w:rFonts w:ascii="Calibri" w:eastAsia="Yu Gothic" w:hAnsi="Calibri"/>
-                <w:b/>
-                <w:bCs/>
-                <w:sz w:val="18"/>
-                <w:szCs w:val="18"/>
-              </w:rPr>
-              <w:t xml:space="preserve">Requirement</w:t>
-            </w:r>
-          </w:p>
-        </w:tc>
-        <w:tc>
-          <w:tcPr>
-            <w:tcW w:type="dxa" w:w="3034"/>
+              <w:t xml:space="preserve">Requirement number (text in the Outline Design Document)</w:t>
+            </w:r>
+          </w:p>
+        </w:tc>
+        <w:tc>
+          <w:tcPr>
+            <w:tcW w:type="dxa" w:w="4484"/>
             <w:tcBorders>
               <w:top w:val="single" w:color="A6B8D0" w:sz="4"/>
               <w:left w:val="single" w:color="A6B8D0" w:sz="4"/>
@@ -15128,23 +15365,23 @@
         </w:trPr>
         <w:tc>
           <w:tcPr>
-            <w:tcW w:type="dxa" w:w="1635"/>
-            <w:tcBorders>
-              <w:top w:val="single" w:color="A6B8D0" w:sz="4"/>
-              <w:left w:val="single" w:color="A6B8D0" w:sz="4"/>
-              <w:bottom w:val="single" w:color="A6B8D0" w:sz="4"/>
-              <w:right w:val="single" w:color="A6B8D0" w:sz="4"/>
-            </w:tcBorders>
-            <w:tcMar>
-              <w:top w:type="dxa" w:w="50"/>
-              <w:left w:type="dxa" w:w="90"/>
-              <w:bottom w:type="dxa" w:w="50"/>
-              <w:right w:type="dxa" w:w="90"/>
-            </w:tcMar>
-          </w:tcPr>
-          <w:p>
-            <w:pPr>
-              <w:keepNext w:val="false"/>
+            <w:tcW w:type="dxa" w:w="5154"/>
+            <w:tcBorders>
+              <w:top w:val="single" w:color="A6B8D0" w:sz="4"/>
+              <w:left w:val="single" w:color="A6B8D0" w:sz="4"/>
+              <w:bottom w:val="single" w:color="A6B8D0" w:sz="4"/>
+              <w:right w:val="single" w:color="A6B8D0" w:sz="4"/>
+            </w:tcBorders>
+            <w:tcMar>
+              <w:top w:type="dxa" w:w="50"/>
+              <w:left w:type="dxa" w:w="90"/>
+              <w:bottom w:type="dxa" w:w="50"/>
+              <w:right w:type="dxa" w:w="90"/>
+            </w:tcMar>
+          </w:tcPr>
+          <w:p>
+            <w:pPr>
+              <w:keepNext/>
               <w:keepLines/>
               <w:spacing w:after="0" w:before="0" w:line="280"/>
             </w:pPr>
@@ -15162,57 +15399,23 @@
         </w:tc>
         <w:tc>
           <w:tcPr>
-            <w:tcW w:type="dxa" w:w="4969"/>
-            <w:tcBorders>
-              <w:top w:val="single" w:color="A6B8D0" w:sz="4"/>
-              <w:left w:val="single" w:color="A6B8D0" w:sz="4"/>
-              <w:bottom w:val="single" w:color="A6B8D0" w:sz="4"/>
-              <w:right w:val="single" w:color="A6B8D0" w:sz="4"/>
-            </w:tcBorders>
-            <w:tcMar>
-              <w:top w:type="dxa" w:w="50"/>
-              <w:left w:type="dxa" w:w="90"/>
-              <w:bottom w:type="dxa" w:w="50"/>
-              <w:right w:type="dxa" w:w="90"/>
-            </w:tcMar>
-          </w:tcPr>
-          <w:p>
-            <w:pPr>
-              <w:keepNext w:val="false"/>
-              <w:keepLines/>
-              <w:spacing w:after="0" w:before="0" w:line="280"/>
-            </w:pPr>
-            <w:r>
-              <w:rPr>
-                <w:rFonts w:ascii="Calibri" w:eastAsia="Yu Gothic" w:hAnsi="Calibri"/>
-                <w:b w:val="false"/>
-                <w:bCs w:val="false"/>
-                <w:sz w:val="18"/>
-                <w:szCs w:val="18"/>
-              </w:rPr>
-              <w:t xml:space="preserve">The signer (the information placed in the certificate) can be confirmed from an image's C2PA signature</w:t>
-            </w:r>
-          </w:p>
-        </w:tc>
-        <w:tc>
-          <w:tcPr>
-            <w:tcW w:type="dxa" w:w="3034"/>
-            <w:tcBorders>
-              <w:top w:val="single" w:color="A6B8D0" w:sz="4"/>
-              <w:left w:val="single" w:color="A6B8D0" w:sz="4"/>
-              <w:bottom w:val="single" w:color="A6B8D0" w:sz="4"/>
-              <w:right w:val="single" w:color="A6B8D0" w:sz="4"/>
-            </w:tcBorders>
-            <w:tcMar>
-              <w:top w:type="dxa" w:w="50"/>
-              <w:left w:type="dxa" w:w="90"/>
-              <w:bottom w:type="dxa" w:w="50"/>
-              <w:right w:type="dxa" w:w="90"/>
-            </w:tcMar>
-          </w:tcPr>
-          <w:p>
-            <w:pPr>
-              <w:keepNext w:val="false"/>
+            <w:tcW w:type="dxa" w:w="4484"/>
+            <w:tcBorders>
+              <w:top w:val="single" w:color="A6B8D0" w:sz="4"/>
+              <w:left w:val="single" w:color="A6B8D0" w:sz="4"/>
+              <w:bottom w:val="single" w:color="A6B8D0" w:sz="4"/>
+              <w:right w:val="single" w:color="A6B8D0" w:sz="4"/>
+            </w:tcBorders>
+            <w:tcMar>
+              <w:top w:type="dxa" w:w="50"/>
+              <w:left w:type="dxa" w:w="90"/>
+              <w:bottom w:type="dxa" w:w="50"/>
+              <w:right w:type="dxa" w:w="90"/>
+            </w:tcMar>
+          </w:tcPr>
+          <w:p>
+            <w:pPr>
+              <w:keepNext/>
               <w:keepLines/>
               <w:spacing w:after="0" w:before="0" w:line="280"/>
             </w:pPr>
@@ -15236,23 +15439,23 @@
         </w:trPr>
         <w:tc>
           <w:tcPr>
-            <w:tcW w:type="dxa" w:w="1635"/>
-            <w:tcBorders>
-              <w:top w:val="single" w:color="A6B8D0" w:sz="4"/>
-              <w:left w:val="single" w:color="A6B8D0" w:sz="4"/>
-              <w:bottom w:val="single" w:color="A6B8D0" w:sz="4"/>
-              <w:right w:val="single" w:color="A6B8D0" w:sz="4"/>
-            </w:tcBorders>
-            <w:tcMar>
-              <w:top w:type="dxa" w:w="50"/>
-              <w:left w:type="dxa" w:w="90"/>
-              <w:bottom w:type="dxa" w:w="50"/>
-              <w:right w:type="dxa" w:w="90"/>
-            </w:tcMar>
-          </w:tcPr>
-          <w:p>
-            <w:pPr>
-              <w:keepNext w:val="false"/>
+            <w:tcW w:type="dxa" w:w="5154"/>
+            <w:tcBorders>
+              <w:top w:val="single" w:color="A6B8D0" w:sz="4"/>
+              <w:left w:val="single" w:color="A6B8D0" w:sz="4"/>
+              <w:bottom w:val="single" w:color="A6B8D0" w:sz="4"/>
+              <w:right w:val="single" w:color="A6B8D0" w:sz="4"/>
+            </w:tcBorders>
+            <w:tcMar>
+              <w:top w:type="dxa" w:w="50"/>
+              <w:left w:type="dxa" w:w="90"/>
+              <w:bottom w:type="dxa" w:w="50"/>
+              <w:right w:type="dxa" w:w="90"/>
+            </w:tcMar>
+          </w:tcPr>
+          <w:p>
+            <w:pPr>
+              <w:keepNext/>
               <w:keepLines/>
               <w:spacing w:after="0" w:before="0" w:line="280"/>
             </w:pPr>
@@ -15270,57 +15473,23 @@
         </w:tc>
         <w:tc>
           <w:tcPr>
-            <w:tcW w:type="dxa" w:w="4969"/>
-            <w:tcBorders>
-              <w:top w:val="single" w:color="A6B8D0" w:sz="4"/>
-              <w:left w:val="single" w:color="A6B8D0" w:sz="4"/>
-              <w:bottom w:val="single" w:color="A6B8D0" w:sz="4"/>
-              <w:right w:val="single" w:color="A6B8D0" w:sz="4"/>
-            </w:tcBorders>
-            <w:tcMar>
-              <w:top w:type="dxa" w:w="50"/>
-              <w:left w:type="dxa" w:w="90"/>
-              <w:bottom w:type="dxa" w:w="50"/>
-              <w:right w:type="dxa" w:w="90"/>
-            </w:tcMar>
-          </w:tcPr>
-          <w:p>
-            <w:pPr>
-              <w:keepNext w:val="false"/>
-              <w:keepLines/>
-              <w:spacing w:after="0" w:before="0" w:line="280"/>
-            </w:pPr>
-            <w:r>
-              <w:rPr>
-                <w:rFonts w:ascii="Calibri" w:eastAsia="Yu Gothic" w:hAnsi="Calibri"/>
-                <w:b w:val="false"/>
-                <w:bCs w:val="false"/>
-                <w:sz w:val="18"/>
-                <w:szCs w:val="18"/>
-              </w:rPr>
-              <w:t xml:space="preserve">There are provisions for certificate expiry and renewal and for input errors</w:t>
-            </w:r>
-          </w:p>
-        </w:tc>
-        <w:tc>
-          <w:tcPr>
-            <w:tcW w:type="dxa" w:w="3034"/>
-            <w:tcBorders>
-              <w:top w:val="single" w:color="A6B8D0" w:sz="4"/>
-              <w:left w:val="single" w:color="A6B8D0" w:sz="4"/>
-              <w:bottom w:val="single" w:color="A6B8D0" w:sz="4"/>
-              <w:right w:val="single" w:color="A6B8D0" w:sz="4"/>
-            </w:tcBorders>
-            <w:tcMar>
-              <w:top w:type="dxa" w:w="50"/>
-              <w:left w:type="dxa" w:w="90"/>
-              <w:bottom w:type="dxa" w:w="50"/>
-              <w:right w:type="dxa" w:w="90"/>
-            </w:tcMar>
-          </w:tcPr>
-          <w:p>
-            <w:pPr>
-              <w:keepNext w:val="false"/>
+            <w:tcW w:type="dxa" w:w="4484"/>
+            <w:tcBorders>
+              <w:top w:val="single" w:color="A6B8D0" w:sz="4"/>
+              <w:left w:val="single" w:color="A6B8D0" w:sz="4"/>
+              <w:bottom w:val="single" w:color="A6B8D0" w:sz="4"/>
+              <w:right w:val="single" w:color="A6B8D0" w:sz="4"/>
+            </w:tcBorders>
+            <w:tcMar>
+              <w:top w:type="dxa" w:w="50"/>
+              <w:left w:type="dxa" w:w="90"/>
+              <w:bottom w:type="dxa" w:w="50"/>
+              <w:right w:type="dxa" w:w="90"/>
+            </w:tcMar>
+          </w:tcPr>
+          <w:p>
+            <w:pPr>
+              <w:keepNext/>
               <w:keepLines/>
               <w:spacing w:after="0" w:before="0" w:line="280"/>
             </w:pPr>
@@ -15344,23 +15513,23 @@
         </w:trPr>
         <w:tc>
           <w:tcPr>
-            <w:tcW w:type="dxa" w:w="1635"/>
-            <w:tcBorders>
-              <w:top w:val="single" w:color="A6B8D0" w:sz="4"/>
-              <w:left w:val="single" w:color="A6B8D0" w:sz="4"/>
-              <w:bottom w:val="single" w:color="A6B8D0" w:sz="4"/>
-              <w:right w:val="single" w:color="A6B8D0" w:sz="4"/>
-            </w:tcBorders>
-            <w:tcMar>
-              <w:top w:type="dxa" w:w="50"/>
-              <w:left w:type="dxa" w:w="90"/>
-              <w:bottom w:type="dxa" w:w="50"/>
-              <w:right w:type="dxa" w:w="90"/>
-            </w:tcMar>
-          </w:tcPr>
-          <w:p>
-            <w:pPr>
-              <w:keepNext w:val="false"/>
+            <w:tcW w:type="dxa" w:w="5154"/>
+            <w:tcBorders>
+              <w:top w:val="single" w:color="A6B8D0" w:sz="4"/>
+              <w:left w:val="single" w:color="A6B8D0" w:sz="4"/>
+              <w:bottom w:val="single" w:color="A6B8D0" w:sz="4"/>
+              <w:right w:val="single" w:color="A6B8D0" w:sz="4"/>
+            </w:tcBorders>
+            <w:tcMar>
+              <w:top w:type="dxa" w:w="50"/>
+              <w:left w:type="dxa" w:w="90"/>
+              <w:bottom w:type="dxa" w:w="50"/>
+              <w:right w:type="dxa" w:w="90"/>
+            </w:tcMar>
+          </w:tcPr>
+          <w:p>
+            <w:pPr>
+              <w:keepNext/>
               <w:keepLines/>
               <w:spacing w:after="0" w:before="0" w:line="280"/>
             </w:pPr>
@@ -15378,57 +15547,23 @@
         </w:tc>
         <w:tc>
           <w:tcPr>
-            <w:tcW w:type="dxa" w:w="4969"/>
-            <w:tcBorders>
-              <w:top w:val="single" w:color="A6B8D0" w:sz="4"/>
-              <w:left w:val="single" w:color="A6B8D0" w:sz="4"/>
-              <w:bottom w:val="single" w:color="A6B8D0" w:sz="4"/>
-              <w:right w:val="single" w:color="A6B8D0" w:sz="4"/>
-            </w:tcBorders>
-            <w:tcMar>
-              <w:top w:type="dxa" w:w="50"/>
-              <w:left w:type="dxa" w:w="90"/>
-              <w:bottom w:type="dxa" w:w="50"/>
-              <w:right w:type="dxa" w:w="90"/>
-            </w:tcMar>
-          </w:tcPr>
-          <w:p>
-            <w:pPr>
-              <w:keepNext w:val="false"/>
-              <w:keepLines/>
-              <w:spacing w:after="0" w:before="0" w:line="280"/>
-            </w:pPr>
-            <w:r>
-              <w:rPr>
-                <w:rFonts w:ascii="Calibri" w:eastAsia="Yu Gothic" w:hAnsi="Calibri"/>
-                <w:b w:val="false"/>
-                <w:bCs w:val="false"/>
-                <w:sz w:val="18"/>
-                <w:szCs w:val="18"/>
-              </w:rPr>
-              <w:t xml:space="preserve">There is a means by which anyone can confirm the link between the signer and the Rights Holder of the photograph by matching with the Notice account</w:t>
-            </w:r>
-          </w:p>
-        </w:tc>
-        <w:tc>
-          <w:tcPr>
-            <w:tcW w:type="dxa" w:w="3034"/>
-            <w:tcBorders>
-              <w:top w:val="single" w:color="A6B8D0" w:sz="4"/>
-              <w:left w:val="single" w:color="A6B8D0" w:sz="4"/>
-              <w:bottom w:val="single" w:color="A6B8D0" w:sz="4"/>
-              <w:right w:val="single" w:color="A6B8D0" w:sz="4"/>
-            </w:tcBorders>
-            <w:tcMar>
-              <w:top w:type="dxa" w:w="50"/>
-              <w:left w:type="dxa" w:w="90"/>
-              <w:bottom w:type="dxa" w:w="50"/>
-              <w:right w:type="dxa" w:w="90"/>
-            </w:tcMar>
-          </w:tcPr>
-          <w:p>
-            <w:pPr>
-              <w:keepNext w:val="false"/>
+            <w:tcW w:type="dxa" w:w="4484"/>
+            <w:tcBorders>
+              <w:top w:val="single" w:color="A6B8D0" w:sz="4"/>
+              <w:left w:val="single" w:color="A6B8D0" w:sz="4"/>
+              <w:bottom w:val="single" w:color="A6B8D0" w:sz="4"/>
+              <w:right w:val="single" w:color="A6B8D0" w:sz="4"/>
+            </w:tcBorders>
+            <w:tcMar>
+              <w:top w:type="dxa" w:w="50"/>
+              <w:left w:type="dxa" w:w="90"/>
+              <w:bottom w:type="dxa" w:w="50"/>
+              <w:right w:type="dxa" w:w="90"/>
+            </w:tcMar>
+          </w:tcPr>
+          <w:p>
+            <w:pPr>
+              <w:keepNext/>
               <w:keepLines/>
               <w:spacing w:after="0" w:before="0" w:line="280"/>
             </w:pPr>
@@ -15452,23 +15587,23 @@
         </w:trPr>
         <w:tc>
           <w:tcPr>
-            <w:tcW w:type="dxa" w:w="1635"/>
-            <w:tcBorders>
-              <w:top w:val="single" w:color="A6B8D0" w:sz="4"/>
-              <w:left w:val="single" w:color="A6B8D0" w:sz="4"/>
-              <w:bottom w:val="single" w:color="A6B8D0" w:sz="4"/>
-              <w:right w:val="single" w:color="A6B8D0" w:sz="4"/>
-            </w:tcBorders>
-            <w:tcMar>
-              <w:top w:type="dxa" w:w="50"/>
-              <w:left w:type="dxa" w:w="90"/>
-              <w:bottom w:type="dxa" w:w="50"/>
-              <w:right w:type="dxa" w:w="90"/>
-            </w:tcMar>
-          </w:tcPr>
-          <w:p>
-            <w:pPr>
-              <w:keepNext w:val="false"/>
+            <w:tcW w:type="dxa" w:w="5154"/>
+            <w:tcBorders>
+              <w:top w:val="single" w:color="A6B8D0" w:sz="4"/>
+              <w:left w:val="single" w:color="A6B8D0" w:sz="4"/>
+              <w:bottom w:val="single" w:color="A6B8D0" w:sz="4"/>
+              <w:right w:val="single" w:color="A6B8D0" w:sz="4"/>
+            </w:tcBorders>
+            <w:tcMar>
+              <w:top w:type="dxa" w:w="50"/>
+              <w:left w:type="dxa" w:w="90"/>
+              <w:bottom w:type="dxa" w:w="50"/>
+              <w:right w:type="dxa" w:w="90"/>
+            </w:tcMar>
+          </w:tcPr>
+          <w:p>
+            <w:pPr>
+              <w:keepNext/>
               <w:keepLines/>
               <w:spacing w:after="0" w:before="0" w:line="280"/>
             </w:pPr>
@@ -15486,57 +15621,23 @@
         </w:tc>
         <w:tc>
           <w:tcPr>
-            <w:tcW w:type="dxa" w:w="4969"/>
-            <w:tcBorders>
-              <w:top w:val="single" w:color="A6B8D0" w:sz="4"/>
-              <w:left w:val="single" w:color="A6B8D0" w:sz="4"/>
-              <w:bottom w:val="single" w:color="A6B8D0" w:sz="4"/>
-              <w:right w:val="single" w:color="A6B8D0" w:sz="4"/>
-            </w:tcBorders>
-            <w:tcMar>
-              <w:top w:type="dxa" w:w="50"/>
-              <w:left w:type="dxa" w:w="90"/>
-              <w:bottom w:type="dxa" w:w="50"/>
-              <w:right w:type="dxa" w:w="90"/>
-            </w:tcMar>
-          </w:tcPr>
-          <w:p>
-            <w:pPr>
-              <w:keepNext w:val="false"/>
-              <w:keepLines/>
-              <w:spacing w:after="0" w:before="0" w:line="280"/>
-            </w:pPr>
-            <w:r>
-              <w:rPr>
-                <w:rFonts w:ascii="Calibri" w:eastAsia="Yu Gothic" w:hAnsi="Calibri"/>
-                <w:b w:val="false"/>
-                <w:bCs w:val="false"/>
-                <w:sz w:val="18"/>
-                <w:szCs w:val="18"/>
-              </w:rPr>
-              <w:t xml:space="preserve">Possession of the Original can be used as a clue</w:t>
-            </w:r>
-          </w:p>
-        </w:tc>
-        <w:tc>
-          <w:tcPr>
-            <w:tcW w:type="dxa" w:w="3034"/>
-            <w:tcBorders>
-              <w:top w:val="single" w:color="A6B8D0" w:sz="4"/>
-              <w:left w:val="single" w:color="A6B8D0" w:sz="4"/>
-              <w:bottom w:val="single" w:color="A6B8D0" w:sz="4"/>
-              <w:right w:val="single" w:color="A6B8D0" w:sz="4"/>
-            </w:tcBorders>
-            <w:tcMar>
-              <w:top w:type="dxa" w:w="50"/>
-              <w:left w:type="dxa" w:w="90"/>
-              <w:bottom w:type="dxa" w:w="50"/>
-              <w:right w:type="dxa" w:w="90"/>
-            </w:tcMar>
-          </w:tcPr>
-          <w:p>
-            <w:pPr>
-              <w:keepNext w:val="false"/>
+            <w:tcW w:type="dxa" w:w="4484"/>
+            <w:tcBorders>
+              <w:top w:val="single" w:color="A6B8D0" w:sz="4"/>
+              <w:left w:val="single" w:color="A6B8D0" w:sz="4"/>
+              <w:bottom w:val="single" w:color="A6B8D0" w:sz="4"/>
+              <w:right w:val="single" w:color="A6B8D0" w:sz="4"/>
+            </w:tcBorders>
+            <w:tcMar>
+              <w:top w:type="dxa" w:w="50"/>
+              <w:left w:type="dxa" w:w="90"/>
+              <w:bottom w:type="dxa" w:w="50"/>
+              <w:right w:type="dxa" w:w="90"/>
+            </w:tcMar>
+          </w:tcPr>
+          <w:p>
+            <w:pPr>
+              <w:keepNext/>
               <w:keepLines/>
               <w:spacing w:after="0" w:before="0" w:line="280"/>
             </w:pPr>
@@ -15560,23 +15661,23 @@
         </w:trPr>
         <w:tc>
           <w:tcPr>
-            <w:tcW w:type="dxa" w:w="1635"/>
-            <w:tcBorders>
-              <w:top w:val="single" w:color="A6B8D0" w:sz="4"/>
-              <w:left w:val="single" w:color="A6B8D0" w:sz="4"/>
-              <w:bottom w:val="single" w:color="A6B8D0" w:sz="4"/>
-              <w:right w:val="single" w:color="A6B8D0" w:sz="4"/>
-            </w:tcBorders>
-            <w:tcMar>
-              <w:top w:type="dxa" w:w="50"/>
-              <w:left w:type="dxa" w:w="90"/>
-              <w:bottom w:type="dxa" w:w="50"/>
-              <w:right w:type="dxa" w:w="90"/>
-            </w:tcMar>
-          </w:tcPr>
-          <w:p>
-            <w:pPr>
-              <w:keepNext w:val="false"/>
+            <w:tcW w:type="dxa" w:w="5154"/>
+            <w:tcBorders>
+              <w:top w:val="single" w:color="A6B8D0" w:sz="4"/>
+              <w:left w:val="single" w:color="A6B8D0" w:sz="4"/>
+              <w:bottom w:val="single" w:color="A6B8D0" w:sz="4"/>
+              <w:right w:val="single" w:color="A6B8D0" w:sz="4"/>
+            </w:tcBorders>
+            <w:tcMar>
+              <w:top w:type="dxa" w:w="50"/>
+              <w:left w:type="dxa" w:w="90"/>
+              <w:bottom w:type="dxa" w:w="50"/>
+              <w:right w:type="dxa" w:w="90"/>
+            </w:tcMar>
+          </w:tcPr>
+          <w:p>
+            <w:pPr>
+              <w:keepNext/>
               <w:keepLines/>
               <w:spacing w:after="0" w:before="0" w:line="280"/>
             </w:pPr>
@@ -15594,57 +15695,23 @@
         </w:tc>
         <w:tc>
           <w:tcPr>
-            <w:tcW w:type="dxa" w:w="4969"/>
-            <w:tcBorders>
-              <w:top w:val="single" w:color="A6B8D0" w:sz="4"/>
-              <w:left w:val="single" w:color="A6B8D0" w:sz="4"/>
-              <w:bottom w:val="single" w:color="A6B8D0" w:sz="4"/>
-              <w:right w:val="single" w:color="A6B8D0" w:sz="4"/>
-            </w:tcBorders>
-            <w:tcMar>
-              <w:top w:type="dxa" w:w="50"/>
-              <w:left w:type="dxa" w:w="90"/>
-              <w:bottom w:type="dxa" w:w="50"/>
-              <w:right w:type="dxa" w:w="90"/>
-            </w:tcMar>
-          </w:tcPr>
-          <w:p>
-            <w:pPr>
-              <w:keepNext w:val="false"/>
-              <w:keepLines/>
-              <w:spacing w:after="0" w:before="0" w:line="280"/>
-            </w:pPr>
-            <w:r>
-              <w:rPr>
-                <w:rFonts w:ascii="Calibri" w:eastAsia="Yu Gothic" w:hAnsi="Calibri"/>
-                <w:b w:val="false"/>
-                <w:bCs w:val="false"/>
-                <w:sz w:val="18"/>
-                <w:szCs w:val="18"/>
-              </w:rPr>
-              <w:t xml:space="preserve">There is a provision for when a Notice account is taken over</w:t>
-            </w:r>
-          </w:p>
-        </w:tc>
-        <w:tc>
-          <w:tcPr>
-            <w:tcW w:type="dxa" w:w="3034"/>
-            <w:tcBorders>
-              <w:top w:val="single" w:color="A6B8D0" w:sz="4"/>
-              <w:left w:val="single" w:color="A6B8D0" w:sz="4"/>
-              <w:bottom w:val="single" w:color="A6B8D0" w:sz="4"/>
-              <w:right w:val="single" w:color="A6B8D0" w:sz="4"/>
-            </w:tcBorders>
-            <w:tcMar>
-              <w:top w:type="dxa" w:w="50"/>
-              <w:left w:type="dxa" w:w="90"/>
-              <w:bottom w:type="dxa" w:w="50"/>
-              <w:right w:type="dxa" w:w="90"/>
-            </w:tcMar>
-          </w:tcPr>
-          <w:p>
-            <w:pPr>
-              <w:keepNext w:val="false"/>
+            <w:tcW w:type="dxa" w:w="4484"/>
+            <w:tcBorders>
+              <w:top w:val="single" w:color="A6B8D0" w:sz="4"/>
+              <w:left w:val="single" w:color="A6B8D0" w:sz="4"/>
+              <w:bottom w:val="single" w:color="A6B8D0" w:sz="4"/>
+              <w:right w:val="single" w:color="A6B8D0" w:sz="4"/>
+            </w:tcBorders>
+            <w:tcMar>
+              <w:top w:type="dxa" w:w="50"/>
+              <w:left w:type="dxa" w:w="90"/>
+              <w:bottom w:type="dxa" w:w="50"/>
+              <w:right w:type="dxa" w:w="90"/>
+            </w:tcMar>
+          </w:tcPr>
+          <w:p>
+            <w:pPr>
+              <w:keepNext/>
               <w:keepLines/>
               <w:spacing w:after="0" w:before="0" w:line="280"/>
             </w:pPr>
@@ -15668,23 +15735,23 @@
         </w:trPr>
         <w:tc>
           <w:tcPr>
-            <w:tcW w:type="dxa" w:w="1635"/>
-            <w:tcBorders>
-              <w:top w:val="single" w:color="A6B8D0" w:sz="4"/>
-              <w:left w:val="single" w:color="A6B8D0" w:sz="4"/>
-              <w:bottom w:val="single" w:color="A6B8D0" w:sz="4"/>
-              <w:right w:val="single" w:color="A6B8D0" w:sz="4"/>
-            </w:tcBorders>
-            <w:tcMar>
-              <w:top w:type="dxa" w:w="50"/>
-              <w:left w:type="dxa" w:w="90"/>
-              <w:bottom w:type="dxa" w:w="50"/>
-              <w:right w:type="dxa" w:w="90"/>
-            </w:tcMar>
-          </w:tcPr>
-          <w:p>
-            <w:pPr>
-              <w:keepNext w:val="false"/>
+            <w:tcW w:type="dxa" w:w="5154"/>
+            <w:tcBorders>
+              <w:top w:val="single" w:color="A6B8D0" w:sz="4"/>
+              <w:left w:val="single" w:color="A6B8D0" w:sz="4"/>
+              <w:bottom w:val="single" w:color="A6B8D0" w:sz="4"/>
+              <w:right w:val="single" w:color="A6B8D0" w:sz="4"/>
+            </w:tcBorders>
+            <w:tcMar>
+              <w:top w:type="dxa" w:w="50"/>
+              <w:left w:type="dxa" w:w="90"/>
+              <w:bottom w:type="dxa" w:w="50"/>
+              <w:right w:type="dxa" w:w="90"/>
+            </w:tcMar>
+          </w:tcPr>
+          <w:p>
+            <w:pPr>
+              <w:keepNext/>
               <w:keepLines/>
               <w:spacing w:after="0" w:before="0" w:line="280"/>
             </w:pPr>
@@ -15702,57 +15769,23 @@
         </w:tc>
         <w:tc>
           <w:tcPr>
-            <w:tcW w:type="dxa" w:w="4969"/>
-            <w:tcBorders>
-              <w:top w:val="single" w:color="A6B8D0" w:sz="4"/>
-              <w:left w:val="single" w:color="A6B8D0" w:sz="4"/>
-              <w:bottom w:val="single" w:color="A6B8D0" w:sz="4"/>
-              <w:right w:val="single" w:color="A6B8D0" w:sz="4"/>
-            </w:tcBorders>
-            <w:tcMar>
-              <w:top w:type="dxa" w:w="50"/>
-              <w:left w:type="dxa" w:w="90"/>
-              <w:bottom w:type="dxa" w:w="50"/>
-              <w:right w:type="dxa" w:w="90"/>
-            </w:tcMar>
-          </w:tcPr>
-          <w:p>
-            <w:pPr>
-              <w:keepNext w:val="false"/>
-              <w:keepLines/>
-              <w:spacing w:after="0" w:before="0" w:line="280"/>
-            </w:pPr>
-            <w:r>
-              <w:rPr>
-                <w:rFonts w:ascii="Calibri" w:eastAsia="Yu Gothic" w:hAnsi="Calibri"/>
-                <w:b w:val="false"/>
-                <w:bCs w:val="false"/>
-                <w:sz w:val="18"/>
-                <w:szCs w:val="18"/>
-              </w:rPr>
-              <w:t xml:space="preserve">When prior signing, replacement of signatures, or counter-complaints occur, matching clues can be laid out side by side (without judgment)</w:t>
-            </w:r>
-          </w:p>
-        </w:tc>
-        <w:tc>
-          <w:tcPr>
-            <w:tcW w:type="dxa" w:w="3034"/>
-            <w:tcBorders>
-              <w:top w:val="single" w:color="A6B8D0" w:sz="4"/>
-              <w:left w:val="single" w:color="A6B8D0" w:sz="4"/>
-              <w:bottom w:val="single" w:color="A6B8D0" w:sz="4"/>
-              <w:right w:val="single" w:color="A6B8D0" w:sz="4"/>
-            </w:tcBorders>
-            <w:tcMar>
-              <w:top w:type="dxa" w:w="50"/>
-              <w:left w:type="dxa" w:w="90"/>
-              <w:bottom w:type="dxa" w:w="50"/>
-              <w:right w:type="dxa" w:w="90"/>
-            </w:tcMar>
-          </w:tcPr>
-          <w:p>
-            <w:pPr>
-              <w:keepNext w:val="false"/>
+            <w:tcW w:type="dxa" w:w="4484"/>
+            <w:tcBorders>
+              <w:top w:val="single" w:color="A6B8D0" w:sz="4"/>
+              <w:left w:val="single" w:color="A6B8D0" w:sz="4"/>
+              <w:bottom w:val="single" w:color="A6B8D0" w:sz="4"/>
+              <w:right w:val="single" w:color="A6B8D0" w:sz="4"/>
+            </w:tcBorders>
+            <w:tcMar>
+              <w:top w:type="dxa" w:w="50"/>
+              <w:left w:type="dxa" w:w="90"/>
+              <w:bottom w:type="dxa" w:w="50"/>
+              <w:right w:type="dxa" w:w="90"/>
+            </w:tcMar>
+          </w:tcPr>
+          <w:p>
+            <w:pPr>
+              <w:keepNext/>
               <w:keepLines/>
               <w:spacing w:after="0" w:before="0" w:line="280"/>
             </w:pPr>
@@ -15776,23 +15809,23 @@
         </w:trPr>
         <w:tc>
           <w:tcPr>
-            <w:tcW w:type="dxa" w:w="1635"/>
-            <w:tcBorders>
-              <w:top w:val="single" w:color="A6B8D0" w:sz="4"/>
-              <w:left w:val="single" w:color="A6B8D0" w:sz="4"/>
-              <w:bottom w:val="single" w:color="A6B8D0" w:sz="4"/>
-              <w:right w:val="single" w:color="A6B8D0" w:sz="4"/>
-            </w:tcBorders>
-            <w:tcMar>
-              <w:top w:type="dxa" w:w="50"/>
-              <w:left w:type="dxa" w:w="90"/>
-              <w:bottom w:type="dxa" w:w="50"/>
-              <w:right w:type="dxa" w:w="90"/>
-            </w:tcMar>
-          </w:tcPr>
-          <w:p>
-            <w:pPr>
-              <w:keepNext w:val="false"/>
+            <w:tcW w:type="dxa" w:w="5154"/>
+            <w:tcBorders>
+              <w:top w:val="single" w:color="A6B8D0" w:sz="4"/>
+              <w:left w:val="single" w:color="A6B8D0" w:sz="4"/>
+              <w:bottom w:val="single" w:color="A6B8D0" w:sz="4"/>
+              <w:right w:val="single" w:color="A6B8D0" w:sz="4"/>
+            </w:tcBorders>
+            <w:tcMar>
+              <w:top w:type="dxa" w:w="50"/>
+              <w:left w:type="dxa" w:w="90"/>
+              <w:bottom w:type="dxa" w:w="50"/>
+              <w:right w:type="dxa" w:w="90"/>
+            </w:tcMar>
+          </w:tcPr>
+          <w:p>
+            <w:pPr>
+              <w:keepNext/>
               <w:keepLines/>
               <w:spacing w:after="0" w:before="0" w:line="280"/>
             </w:pPr>
@@ -15810,57 +15843,23 @@
         </w:tc>
         <w:tc>
           <w:tcPr>
-            <w:tcW w:type="dxa" w:w="4969"/>
-            <w:tcBorders>
-              <w:top w:val="single" w:color="A6B8D0" w:sz="4"/>
-              <w:left w:val="single" w:color="A6B8D0" w:sz="4"/>
-              <w:bottom w:val="single" w:color="A6B8D0" w:sz="4"/>
-              <w:right w:val="single" w:color="A6B8D0" w:sz="4"/>
-            </w:tcBorders>
-            <w:tcMar>
-              <w:top w:type="dxa" w:w="50"/>
-              <w:left w:type="dxa" w:w="90"/>
-              <w:bottom w:type="dxa" w:w="50"/>
-              <w:right w:type="dxa" w:w="90"/>
-            </w:tcMar>
-          </w:tcPr>
-          <w:p>
-            <w:pPr>
-              <w:keepNext w:val="false"/>
-              <w:keepLines/>
-              <w:spacing w:after="0" w:before="0" w:line="280"/>
-            </w:pPr>
-            <w:r>
-              <w:rPr>
-                <w:rFonts w:ascii="Calibri" w:eastAsia="Yu Gothic" w:hAnsi="Calibri"/>
-                <w:b w:val="false"/>
-                <w:bCs w:val="false"/>
-                <w:sz w:val="18"/>
-                <w:szCs w:val="18"/>
-              </w:rPr>
-              <w:t xml:space="preserve">For photographs published before adoption, the clues that can be shown and the range that cannot are stated (what cannot be shown is declared in Chapter 13)</w:t>
-            </w:r>
-          </w:p>
-        </w:tc>
-        <w:tc>
-          <w:tcPr>
-            <w:tcW w:type="dxa" w:w="3034"/>
-            <w:tcBorders>
-              <w:top w:val="single" w:color="A6B8D0" w:sz="4"/>
-              <w:left w:val="single" w:color="A6B8D0" w:sz="4"/>
-              <w:bottom w:val="single" w:color="A6B8D0" w:sz="4"/>
-              <w:right w:val="single" w:color="A6B8D0" w:sz="4"/>
-            </w:tcBorders>
-            <w:tcMar>
-              <w:top w:type="dxa" w:w="50"/>
-              <w:left w:type="dxa" w:w="90"/>
-              <w:bottom w:type="dxa" w:w="50"/>
-              <w:right w:type="dxa" w:w="90"/>
-            </w:tcMar>
-          </w:tcPr>
-          <w:p>
-            <w:pPr>
-              <w:keepNext w:val="false"/>
+            <w:tcW w:type="dxa" w:w="4484"/>
+            <w:tcBorders>
+              <w:top w:val="single" w:color="A6B8D0" w:sz="4"/>
+              <w:left w:val="single" w:color="A6B8D0" w:sz="4"/>
+              <w:bottom w:val="single" w:color="A6B8D0" w:sz="4"/>
+              <w:right w:val="single" w:color="A6B8D0" w:sz="4"/>
+            </w:tcBorders>
+            <w:tcMar>
+              <w:top w:type="dxa" w:w="50"/>
+              <w:left w:type="dxa" w:w="90"/>
+              <w:bottom w:type="dxa" w:w="50"/>
+              <w:right w:type="dxa" w:w="90"/>
+            </w:tcMar>
+          </w:tcPr>
+          <w:p>
+            <w:pPr>
+              <w:keepNext/>
               <w:keepLines/>
               <w:spacing w:after="0" w:before="0" w:line="280"/>
             </w:pPr>
@@ -15884,23 +15883,23 @@
         </w:trPr>
         <w:tc>
           <w:tcPr>
-            <w:tcW w:type="dxa" w:w="1635"/>
-            <w:tcBorders>
-              <w:top w:val="single" w:color="A6B8D0" w:sz="4"/>
-              <w:left w:val="single" w:color="A6B8D0" w:sz="4"/>
-              <w:bottom w:val="single" w:color="A6B8D0" w:sz="4"/>
-              <w:right w:val="single" w:color="A6B8D0" w:sz="4"/>
-            </w:tcBorders>
-            <w:tcMar>
-              <w:top w:type="dxa" w:w="50"/>
-              <w:left w:type="dxa" w:w="90"/>
-              <w:bottom w:type="dxa" w:w="50"/>
-              <w:right w:type="dxa" w:w="90"/>
-            </w:tcMar>
-          </w:tcPr>
-          <w:p>
-            <w:pPr>
-              <w:keepNext w:val="false"/>
+            <w:tcW w:type="dxa" w:w="5154"/>
+            <w:tcBorders>
+              <w:top w:val="single" w:color="A6B8D0" w:sz="4"/>
+              <w:left w:val="single" w:color="A6B8D0" w:sz="4"/>
+              <w:bottom w:val="single" w:color="A6B8D0" w:sz="4"/>
+              <w:right w:val="single" w:color="A6B8D0" w:sz="4"/>
+            </w:tcBorders>
+            <w:tcMar>
+              <w:top w:type="dxa" w:w="50"/>
+              <w:left w:type="dxa" w:w="90"/>
+              <w:bottom w:type="dxa" w:w="50"/>
+              <w:right w:type="dxa" w:w="90"/>
+            </w:tcMar>
+          </w:tcPr>
+          <w:p>
+            <w:pPr>
+              <w:keepNext/>
               <w:keepLines/>
               <w:spacing w:after="0" w:before="0" w:line="280"/>
             </w:pPr>
@@ -15918,57 +15917,23 @@
         </w:tc>
         <w:tc>
           <w:tcPr>
-            <w:tcW w:type="dxa" w:w="4969"/>
-            <w:tcBorders>
-              <w:top w:val="single" w:color="A6B8D0" w:sz="4"/>
-              <w:left w:val="single" w:color="A6B8D0" w:sz="4"/>
-              <w:bottom w:val="single" w:color="A6B8D0" w:sz="4"/>
-              <w:right w:val="single" w:color="A6B8D0" w:sz="4"/>
-            </w:tcBorders>
-            <w:tcMar>
-              <w:top w:type="dxa" w:w="50"/>
-              <w:left w:type="dxa" w:w="90"/>
-              <w:bottom w:type="dxa" w:w="50"/>
-              <w:right w:type="dxa" w:w="90"/>
-            </w:tcMar>
-          </w:tcPr>
-          <w:p>
-            <w:pPr>
-              <w:keepNext w:val="false"/>
-              <w:keepLines/>
-              <w:spacing w:after="0" w:before="0" w:line="280"/>
-            </w:pPr>
-            <w:r>
-              <w:rPr>
-                <w:rFonts w:ascii="Calibri" w:eastAsia="Yu Gothic" w:hAnsi="Calibri"/>
-                <w:b w:val="false"/>
-                <w:bCs w:val="false"/>
-                <w:sz w:val="18"/>
-                <w:szCs w:val="18"/>
-              </w:rPr>
-              <w:t xml:space="preserve">From the clues, the true Rights Holder can see what actions are possible (Chapter 7)</w:t>
-            </w:r>
-          </w:p>
-        </w:tc>
-        <w:tc>
-          <w:tcPr>
-            <w:tcW w:type="dxa" w:w="3034"/>
-            <w:tcBorders>
-              <w:top w:val="single" w:color="A6B8D0" w:sz="4"/>
-              <w:left w:val="single" w:color="A6B8D0" w:sz="4"/>
-              <w:bottom w:val="single" w:color="A6B8D0" w:sz="4"/>
-              <w:right w:val="single" w:color="A6B8D0" w:sz="4"/>
-            </w:tcBorders>
-            <w:tcMar>
-              <w:top w:type="dxa" w:w="50"/>
-              <w:left w:type="dxa" w:w="90"/>
-              <w:bottom w:type="dxa" w:w="50"/>
-              <w:right w:type="dxa" w:w="90"/>
-            </w:tcMar>
-          </w:tcPr>
-          <w:p>
-            <w:pPr>
-              <w:keepNext w:val="false"/>
+            <w:tcW w:type="dxa" w:w="4484"/>
+            <w:tcBorders>
+              <w:top w:val="single" w:color="A6B8D0" w:sz="4"/>
+              <w:left w:val="single" w:color="A6B8D0" w:sz="4"/>
+              <w:bottom w:val="single" w:color="A6B8D0" w:sz="4"/>
+              <w:right w:val="single" w:color="A6B8D0" w:sz="4"/>
+            </w:tcBorders>
+            <w:tcMar>
+              <w:top w:type="dxa" w:w="50"/>
+              <w:left w:type="dxa" w:w="90"/>
+              <w:bottom w:type="dxa" w:w="50"/>
+              <w:right w:type="dxa" w:w="90"/>
+            </w:tcMar>
+          </w:tcPr>
+          <w:p>
+            <w:pPr>
+              <w:keepNext/>
               <w:keepLines/>
               <w:spacing w:after="0" w:before="0" w:line="280"/>
             </w:pPr>
@@ -15992,23 +15957,23 @@
         </w:trPr>
         <w:tc>
           <w:tcPr>
-            <w:tcW w:type="dxa" w:w="1635"/>
-            <w:tcBorders>
-              <w:top w:val="single" w:color="A6B8D0" w:sz="4"/>
-              <w:left w:val="single" w:color="A6B8D0" w:sz="4"/>
-              <w:bottom w:val="single" w:color="A6B8D0" w:sz="4"/>
-              <w:right w:val="single" w:color="A6B8D0" w:sz="4"/>
-            </w:tcBorders>
-            <w:tcMar>
-              <w:top w:type="dxa" w:w="50"/>
-              <w:left w:type="dxa" w:w="90"/>
-              <w:bottom w:type="dxa" w:w="50"/>
-              <w:right w:type="dxa" w:w="90"/>
-            </w:tcMar>
-          </w:tcPr>
-          <w:p>
-            <w:pPr>
-              <w:keepNext w:val="false"/>
+            <w:tcW w:type="dxa" w:w="5154"/>
+            <w:tcBorders>
+              <w:top w:val="single" w:color="A6B8D0" w:sz="4"/>
+              <w:left w:val="single" w:color="A6B8D0" w:sz="4"/>
+              <w:bottom w:val="single" w:color="A6B8D0" w:sz="4"/>
+              <w:right w:val="single" w:color="A6B8D0" w:sz="4"/>
+            </w:tcBorders>
+            <w:tcMar>
+              <w:top w:type="dxa" w:w="50"/>
+              <w:left w:type="dxa" w:w="90"/>
+              <w:bottom w:type="dxa" w:w="50"/>
+              <w:right w:type="dxa" w:w="90"/>
+            </w:tcMar>
+          </w:tcPr>
+          <w:p>
+            <w:pPr>
+              <w:keepNext/>
               <w:keepLines/>
               <w:spacing w:after="0" w:before="0" w:line="280"/>
             </w:pPr>
@@ -16026,57 +15991,23 @@
         </w:tc>
         <w:tc>
           <w:tcPr>
-            <w:tcW w:type="dxa" w:w="4969"/>
-            <w:tcBorders>
-              <w:top w:val="single" w:color="A6B8D0" w:sz="4"/>
-              <w:left w:val="single" w:color="A6B8D0" w:sz="4"/>
-              <w:bottom w:val="single" w:color="A6B8D0" w:sz="4"/>
-              <w:right w:val="single" w:color="A6B8D0" w:sz="4"/>
-            </w:tcBorders>
-            <w:tcMar>
-              <w:top w:type="dxa" w:w="50"/>
-              <w:left w:type="dxa" w:w="90"/>
-              <w:bottom w:type="dxa" w:w="50"/>
-              <w:right w:type="dxa" w:w="90"/>
-            </w:tcMar>
-          </w:tcPr>
-          <w:p>
-            <w:pPr>
-              <w:keepNext w:val="false"/>
-              <w:keepLines/>
-              <w:spacing w:after="0" w:before="0" w:line="280"/>
-            </w:pPr>
-            <w:r>
-              <w:rPr>
-                <w:rFonts w:ascii="Calibri" w:eastAsia="Yu Gothic" w:hAnsi="Calibri"/>
-                <w:b w:val="false"/>
-                <w:bCs w:val="false"/>
-                <w:sz w:val="18"/>
-                <w:szCs w:val="18"/>
-              </w:rPr>
-              <w:t xml:space="preserve">A non-technical person can complete the input of information for C2PA signatures (the criterion is set in the basic design)</w:t>
-            </w:r>
-          </w:p>
-        </w:tc>
-        <w:tc>
-          <w:tcPr>
-            <w:tcW w:type="dxa" w:w="3034"/>
-            <w:tcBorders>
-              <w:top w:val="single" w:color="A6B8D0" w:sz="4"/>
-              <w:left w:val="single" w:color="A6B8D0" w:sz="4"/>
-              <w:bottom w:val="single" w:color="A6B8D0" w:sz="4"/>
-              <w:right w:val="single" w:color="A6B8D0" w:sz="4"/>
-            </w:tcBorders>
-            <w:tcMar>
-              <w:top w:type="dxa" w:w="50"/>
-              <w:left w:type="dxa" w:w="90"/>
-              <w:bottom w:type="dxa" w:w="50"/>
-              <w:right w:type="dxa" w:w="90"/>
-            </w:tcMar>
-          </w:tcPr>
-          <w:p>
-            <w:pPr>
-              <w:keepNext w:val="false"/>
+            <w:tcW w:type="dxa" w:w="4484"/>
+            <w:tcBorders>
+              <w:top w:val="single" w:color="A6B8D0" w:sz="4"/>
+              <w:left w:val="single" w:color="A6B8D0" w:sz="4"/>
+              <w:bottom w:val="single" w:color="A6B8D0" w:sz="4"/>
+              <w:right w:val="single" w:color="A6B8D0" w:sz="4"/>
+            </w:tcBorders>
+            <w:tcMar>
+              <w:top w:type="dxa" w:w="50"/>
+              <w:left w:type="dxa" w:w="90"/>
+              <w:bottom w:type="dxa" w:w="50"/>
+              <w:right w:type="dxa" w:w="90"/>
+            </w:tcMar>
+          </w:tcPr>
+          <w:p>
+            <w:pPr>
+              <w:keepNext/>
               <w:keepLines/>
               <w:spacing w:after="0" w:before="0" w:line="280"/>
             </w:pPr>
@@ -16100,23 +16031,23 @@
         </w:trPr>
         <w:tc>
           <w:tcPr>
-            <w:tcW w:type="dxa" w:w="1635"/>
-            <w:tcBorders>
-              <w:top w:val="single" w:color="A6B8D0" w:sz="4"/>
-              <w:left w:val="single" w:color="A6B8D0" w:sz="4"/>
-              <w:bottom w:val="single" w:color="A6B8D0" w:sz="4"/>
-              <w:right w:val="single" w:color="A6B8D0" w:sz="4"/>
-            </w:tcBorders>
-            <w:tcMar>
-              <w:top w:type="dxa" w:w="50"/>
-              <w:left w:type="dxa" w:w="90"/>
-              <w:bottom w:type="dxa" w:w="50"/>
-              <w:right w:type="dxa" w:w="90"/>
-            </w:tcMar>
-          </w:tcPr>
-          <w:p>
-            <w:pPr>
-              <w:keepNext w:val="false"/>
+            <w:tcW w:type="dxa" w:w="5154"/>
+            <w:tcBorders>
+              <w:top w:val="single" w:color="A6B8D0" w:sz="4"/>
+              <w:left w:val="single" w:color="A6B8D0" w:sz="4"/>
+              <w:bottom w:val="single" w:color="A6B8D0" w:sz="4"/>
+              <w:right w:val="single" w:color="A6B8D0" w:sz="4"/>
+            </w:tcBorders>
+            <w:tcMar>
+              <w:top w:type="dxa" w:w="50"/>
+              <w:left w:type="dxa" w:w="90"/>
+              <w:bottom w:type="dxa" w:w="50"/>
+              <w:right w:type="dxa" w:w="90"/>
+            </w:tcMar>
+          </w:tcPr>
+          <w:p>
+            <w:pPr>
+              <w:keepNext/>
               <w:keepLines/>
               <w:spacing w:after="0" w:before="0" w:line="280"/>
             </w:pPr>
@@ -16134,57 +16065,23 @@
         </w:tc>
         <w:tc>
           <w:tcPr>
-            <w:tcW w:type="dxa" w:w="4969"/>
-            <w:tcBorders>
-              <w:top w:val="single" w:color="A6B8D0" w:sz="4"/>
-              <w:left w:val="single" w:color="A6B8D0" w:sz="4"/>
-              <w:bottom w:val="single" w:color="A6B8D0" w:sz="4"/>
-              <w:right w:val="single" w:color="A6B8D0" w:sz="4"/>
-            </w:tcBorders>
-            <w:tcMar>
-              <w:top w:type="dxa" w:w="50"/>
-              <w:left w:type="dxa" w:w="90"/>
-              <w:bottom w:type="dxa" w:w="50"/>
-              <w:right w:type="dxa" w:w="90"/>
-            </w:tcMar>
-          </w:tcPr>
-          <w:p>
-            <w:pPr>
-              <w:keepNext w:val="false"/>
-              <w:keepLines/>
-              <w:spacing w:after="0" w:before="0" w:line="280"/>
-            </w:pPr>
-            <w:r>
-              <w:rPr>
-                <w:rFonts w:ascii="Calibri" w:eastAsia="Yu Gothic" w:hAnsi="Calibri"/>
-                <w:b w:val="false"/>
-                <w:bCs w:val="false"/>
-                <w:sz w:val="18"/>
-                <w:szCs w:val="18"/>
-              </w:rPr>
-              <w:t xml:space="preserve">Authorizations can be granted, scoped, time-limited, and revoked</w:t>
-            </w:r>
-          </w:p>
-        </w:tc>
-        <w:tc>
-          <w:tcPr>
-            <w:tcW w:type="dxa" w:w="3034"/>
-            <w:tcBorders>
-              <w:top w:val="single" w:color="A6B8D0" w:sz="4"/>
-              <w:left w:val="single" w:color="A6B8D0" w:sz="4"/>
-              <w:bottom w:val="single" w:color="A6B8D0" w:sz="4"/>
-              <w:right w:val="single" w:color="A6B8D0" w:sz="4"/>
-            </w:tcBorders>
-            <w:tcMar>
-              <w:top w:type="dxa" w:w="50"/>
-              <w:left w:type="dxa" w:w="90"/>
-              <w:bottom w:type="dxa" w:w="50"/>
-              <w:right w:type="dxa" w:w="90"/>
-            </w:tcMar>
-          </w:tcPr>
-          <w:p>
-            <w:pPr>
-              <w:keepNext w:val="false"/>
+            <w:tcW w:type="dxa" w:w="4484"/>
+            <w:tcBorders>
+              <w:top w:val="single" w:color="A6B8D0" w:sz="4"/>
+              <w:left w:val="single" w:color="A6B8D0" w:sz="4"/>
+              <w:bottom w:val="single" w:color="A6B8D0" w:sz="4"/>
+              <w:right w:val="single" w:color="A6B8D0" w:sz="4"/>
+            </w:tcBorders>
+            <w:tcMar>
+              <w:top w:type="dxa" w:w="50"/>
+              <w:left w:type="dxa" w:w="90"/>
+              <w:bottom w:type="dxa" w:w="50"/>
+              <w:right w:type="dxa" w:w="90"/>
+            </w:tcMar>
+          </w:tcPr>
+          <w:p>
+            <w:pPr>
+              <w:keepNext/>
               <w:keepLines/>
               <w:spacing w:after="0" w:before="0" w:line="280"/>
             </w:pPr>
@@ -16208,23 +16105,23 @@
         </w:trPr>
         <w:tc>
           <w:tcPr>
-            <w:tcW w:type="dxa" w:w="1635"/>
-            <w:tcBorders>
-              <w:top w:val="single" w:color="A6B8D0" w:sz="4"/>
-              <w:left w:val="single" w:color="A6B8D0" w:sz="4"/>
-              <w:bottom w:val="single" w:color="A6B8D0" w:sz="4"/>
-              <w:right w:val="single" w:color="A6B8D0" w:sz="4"/>
-            </w:tcBorders>
-            <w:tcMar>
-              <w:top w:type="dxa" w:w="50"/>
-              <w:left w:type="dxa" w:w="90"/>
-              <w:bottom w:type="dxa" w:w="50"/>
-              <w:right w:type="dxa" w:w="90"/>
-            </w:tcMar>
-          </w:tcPr>
-          <w:p>
-            <w:pPr>
-              <w:keepNext w:val="false"/>
+            <w:tcW w:type="dxa" w:w="5154"/>
+            <w:tcBorders>
+              <w:top w:val="single" w:color="A6B8D0" w:sz="4"/>
+              <w:left w:val="single" w:color="A6B8D0" w:sz="4"/>
+              <w:bottom w:val="single" w:color="A6B8D0" w:sz="4"/>
+              <w:right w:val="single" w:color="A6B8D0" w:sz="4"/>
+            </w:tcBorders>
+            <w:tcMar>
+              <w:top w:type="dxa" w:w="50"/>
+              <w:left w:type="dxa" w:w="90"/>
+              <w:bottom w:type="dxa" w:w="50"/>
+              <w:right w:type="dxa" w:w="90"/>
+            </w:tcMar>
+          </w:tcPr>
+          <w:p>
+            <w:pPr>
+              <w:keepNext/>
               <w:keepLines/>
               <w:spacing w:after="0" w:before="0" w:line="280"/>
             </w:pPr>
@@ -16242,57 +16139,23 @@
         </w:tc>
         <w:tc>
           <w:tcPr>
-            <w:tcW w:type="dxa" w:w="4969"/>
-            <w:tcBorders>
-              <w:top w:val="single" w:color="A6B8D0" w:sz="4"/>
-              <w:left w:val="single" w:color="A6B8D0" w:sz="4"/>
-              <w:bottom w:val="single" w:color="A6B8D0" w:sz="4"/>
-              <w:right w:val="single" w:color="A6B8D0" w:sz="4"/>
-            </w:tcBorders>
-            <w:tcMar>
-              <w:top w:type="dxa" w:w="50"/>
-              <w:left w:type="dxa" w:w="90"/>
-              <w:bottom w:type="dxa" w:w="50"/>
-              <w:right w:type="dxa" w:w="90"/>
-            </w:tcMar>
-          </w:tcPr>
-          <w:p>
-            <w:pPr>
-              <w:keepNext w:val="false"/>
-              <w:keepLines/>
-              <w:spacing w:after="0" w:before="0" w:line="280"/>
-            </w:pPr>
-            <w:r>
-              <w:rPr>
-                <w:rFonts w:ascii="Calibri" w:eastAsia="Yu Gothic" w:hAnsi="Calibri"/>
-                <w:b w:val="false"/>
-                <w:bCs w:val="false"/>
-                <w:sz w:val="18"/>
-                <w:szCs w:val="18"/>
-              </w:rPr>
-              <w:t xml:space="preserve">A photographer and a cosplayer can handle the same photograph</w:t>
-            </w:r>
-          </w:p>
-        </w:tc>
-        <w:tc>
-          <w:tcPr>
-            <w:tcW w:type="dxa" w:w="3034"/>
-            <w:tcBorders>
-              <w:top w:val="single" w:color="A6B8D0" w:sz="4"/>
-              <w:left w:val="single" w:color="A6B8D0" w:sz="4"/>
-              <w:bottom w:val="single" w:color="A6B8D0" w:sz="4"/>
-              <w:right w:val="single" w:color="A6B8D0" w:sz="4"/>
-            </w:tcBorders>
-            <w:tcMar>
-              <w:top w:type="dxa" w:w="50"/>
-              <w:left w:type="dxa" w:w="90"/>
-              <w:bottom w:type="dxa" w:w="50"/>
-              <w:right w:type="dxa" w:w="90"/>
-            </w:tcMar>
-          </w:tcPr>
-          <w:p>
-            <w:pPr>
-              <w:keepNext w:val="false"/>
+            <w:tcW w:type="dxa" w:w="4484"/>
+            <w:tcBorders>
+              <w:top w:val="single" w:color="A6B8D0" w:sz="4"/>
+              <w:left w:val="single" w:color="A6B8D0" w:sz="4"/>
+              <w:bottom w:val="single" w:color="A6B8D0" w:sz="4"/>
+              <w:right w:val="single" w:color="A6B8D0" w:sz="4"/>
+            </w:tcBorders>
+            <w:tcMar>
+              <w:top w:type="dxa" w:w="50"/>
+              <w:left w:type="dxa" w:w="90"/>
+              <w:bottom w:type="dxa" w:w="50"/>
+              <w:right w:type="dxa" w:w="90"/>
+            </w:tcMar>
+          </w:tcPr>
+          <w:p>
+            <w:pPr>
+              <w:keepNext/>
               <w:keepLines/>
               <w:spacing w:after="0" w:before="0" w:line="280"/>
             </w:pPr>
@@ -16316,23 +16179,23 @@
         </w:trPr>
         <w:tc>
           <w:tcPr>
-            <w:tcW w:type="dxa" w:w="1635"/>
-            <w:tcBorders>
-              <w:top w:val="single" w:color="A6B8D0" w:sz="4"/>
-              <w:left w:val="single" w:color="A6B8D0" w:sz="4"/>
-              <w:bottom w:val="single" w:color="A6B8D0" w:sz="4"/>
-              <w:right w:val="single" w:color="A6B8D0" w:sz="4"/>
-            </w:tcBorders>
-            <w:tcMar>
-              <w:top w:type="dxa" w:w="50"/>
-              <w:left w:type="dxa" w:w="90"/>
-              <w:bottom w:type="dxa" w:w="50"/>
-              <w:right w:type="dxa" w:w="90"/>
-            </w:tcMar>
-          </w:tcPr>
-          <w:p>
-            <w:pPr>
-              <w:keepNext w:val="false"/>
+            <w:tcW w:type="dxa" w:w="5154"/>
+            <w:tcBorders>
+              <w:top w:val="single" w:color="A6B8D0" w:sz="4"/>
+              <w:left w:val="single" w:color="A6B8D0" w:sz="4"/>
+              <w:bottom w:val="single" w:color="A6B8D0" w:sz="4"/>
+              <w:right w:val="single" w:color="A6B8D0" w:sz="4"/>
+            </w:tcBorders>
+            <w:tcMar>
+              <w:top w:type="dxa" w:w="50"/>
+              <w:left w:type="dxa" w:w="90"/>
+              <w:bottom w:type="dxa" w:w="50"/>
+              <w:right w:type="dxa" w:w="90"/>
+            </w:tcMar>
+          </w:tcPr>
+          <w:p>
+            <w:pPr>
+              <w:keepNext/>
               <w:keepLines/>
               <w:spacing w:after="0" w:before="0" w:line="280"/>
             </w:pPr>
@@ -16350,57 +16213,23 @@
         </w:tc>
         <w:tc>
           <w:tcPr>
-            <w:tcW w:type="dxa" w:w="4969"/>
-            <w:tcBorders>
-              <w:top w:val="single" w:color="A6B8D0" w:sz="4"/>
-              <w:left w:val="single" w:color="A6B8D0" w:sz="4"/>
-              <w:bottom w:val="single" w:color="A6B8D0" w:sz="4"/>
-              <w:right w:val="single" w:color="A6B8D0" w:sz="4"/>
-            </w:tcBorders>
-            <w:tcMar>
-              <w:top w:type="dxa" w:w="50"/>
-              <w:left w:type="dxa" w:w="90"/>
-              <w:bottom w:type="dxa" w:w="50"/>
-              <w:right w:type="dxa" w:w="90"/>
-            </w:tcMar>
-          </w:tcPr>
-          <w:p>
-            <w:pPr>
-              <w:keepNext w:val="false"/>
-              <w:keepLines/>
-              <w:spacing w:after="0" w:before="0" w:line="280"/>
-            </w:pPr>
-            <w:r>
-              <w:rPr>
-                <w:rFonts w:ascii="Calibri" w:eastAsia="Yu Gothic" w:hAnsi="Calibri"/>
-                <w:b w:val="false"/>
-                <w:bCs w:val="false"/>
-                <w:sz w:val="18"/>
-                <w:szCs w:val="18"/>
-              </w:rPr>
-              <w:t xml:space="preserve">The range placed on images (made public) is determined</w:t>
-            </w:r>
-          </w:p>
-        </w:tc>
-        <w:tc>
-          <w:tcPr>
-            <w:tcW w:type="dxa" w:w="3034"/>
-            <w:tcBorders>
-              <w:top w:val="single" w:color="A6B8D0" w:sz="4"/>
-              <w:left w:val="single" w:color="A6B8D0" w:sz="4"/>
-              <w:bottom w:val="single" w:color="A6B8D0" w:sz="4"/>
-              <w:right w:val="single" w:color="A6B8D0" w:sz="4"/>
-            </w:tcBorders>
-            <w:tcMar>
-              <w:top w:type="dxa" w:w="50"/>
-              <w:left w:type="dxa" w:w="90"/>
-              <w:bottom w:type="dxa" w:w="50"/>
-              <w:right w:type="dxa" w:w="90"/>
-            </w:tcMar>
-          </w:tcPr>
-          <w:p>
-            <w:pPr>
-              <w:keepNext w:val="false"/>
+            <w:tcW w:type="dxa" w:w="4484"/>
+            <w:tcBorders>
+              <w:top w:val="single" w:color="A6B8D0" w:sz="4"/>
+              <w:left w:val="single" w:color="A6B8D0" w:sz="4"/>
+              <w:bottom w:val="single" w:color="A6B8D0" w:sz="4"/>
+              <w:right w:val="single" w:color="A6B8D0" w:sz="4"/>
+            </w:tcBorders>
+            <w:tcMar>
+              <w:top w:type="dxa" w:w="50"/>
+              <w:left w:type="dxa" w:w="90"/>
+              <w:bottom w:type="dxa" w:w="50"/>
+              <w:right w:type="dxa" w:w="90"/>
+            </w:tcMar>
+          </w:tcPr>
+          <w:p>
+            <w:pPr>
+              <w:keepNext/>
               <w:keepLines/>
               <w:spacing w:after="0" w:before="0" w:line="280"/>
             </w:pPr>
@@ -16424,23 +16253,23 @@
         </w:trPr>
         <w:tc>
           <w:tcPr>
-            <w:tcW w:type="dxa" w:w="1635"/>
-            <w:tcBorders>
-              <w:top w:val="single" w:color="A6B8D0" w:sz="4"/>
-              <w:left w:val="single" w:color="A6B8D0" w:sz="4"/>
-              <w:bottom w:val="single" w:color="A6B8D0" w:sz="4"/>
-              <w:right w:val="single" w:color="A6B8D0" w:sz="4"/>
-            </w:tcBorders>
-            <w:tcMar>
-              <w:top w:type="dxa" w:w="50"/>
-              <w:left w:type="dxa" w:w="90"/>
-              <w:bottom w:type="dxa" w:w="50"/>
-              <w:right w:type="dxa" w:w="90"/>
-            </w:tcMar>
-          </w:tcPr>
-          <w:p>
-            <w:pPr>
-              <w:keepNext w:val="false"/>
+            <w:tcW w:type="dxa" w:w="5154"/>
+            <w:tcBorders>
+              <w:top w:val="single" w:color="A6B8D0" w:sz="4"/>
+              <w:left w:val="single" w:color="A6B8D0" w:sz="4"/>
+              <w:bottom w:val="single" w:color="A6B8D0" w:sz="4"/>
+              <w:right w:val="single" w:color="A6B8D0" w:sz="4"/>
+            </w:tcBorders>
+            <w:tcMar>
+              <w:top w:type="dxa" w:w="50"/>
+              <w:left w:type="dxa" w:w="90"/>
+              <w:bottom w:type="dxa" w:w="50"/>
+              <w:right w:type="dxa" w:w="90"/>
+            </w:tcMar>
+          </w:tcPr>
+          <w:p>
+            <w:pPr>
+              <w:keepNext/>
               <w:keepLines/>
               <w:spacing w:after="0" w:before="0" w:line="280"/>
             </w:pPr>
@@ -16458,57 +16287,23 @@
         </w:tc>
         <w:tc>
           <w:tcPr>
-            <w:tcW w:type="dxa" w:w="4969"/>
-            <w:tcBorders>
-              <w:top w:val="single" w:color="A6B8D0" w:sz="4"/>
-              <w:left w:val="single" w:color="A6B8D0" w:sz="4"/>
-              <w:bottom w:val="single" w:color="A6B8D0" w:sz="4"/>
-              <w:right w:val="single" w:color="A6B8D0" w:sz="4"/>
-            </w:tcBorders>
-            <w:tcMar>
-              <w:top w:type="dxa" w:w="50"/>
-              <w:left w:type="dxa" w:w="90"/>
-              <w:bottom w:type="dxa" w:w="50"/>
-              <w:right w:type="dxa" w:w="90"/>
-            </w:tcMar>
-          </w:tcPr>
-          <w:p>
-            <w:pPr>
-              <w:keepNext w:val="false"/>
-              <w:keepLines/>
-              <w:spacing w:after="0" w:before="0" w:line="280"/>
-            </w:pPr>
-            <w:r>
-              <w:rPr>
-                <w:rFonts w:ascii="Calibri" w:eastAsia="Yu Gothic" w:hAnsi="Calibri"/>
-                <w:b w:val="false"/>
-                <w:bCs w:val="false"/>
-                <w:sz w:val="18"/>
-                <w:szCs w:val="18"/>
-              </w:rPr>
-              <w:t xml:space="preserve">Real names are not unintentionally made public in signatures or on screen</w:t>
-            </w:r>
-          </w:p>
-        </w:tc>
-        <w:tc>
-          <w:tcPr>
-            <w:tcW w:type="dxa" w:w="3034"/>
-            <w:tcBorders>
-              <w:top w:val="single" w:color="A6B8D0" w:sz="4"/>
-              <w:left w:val="single" w:color="A6B8D0" w:sz="4"/>
-              <w:bottom w:val="single" w:color="A6B8D0" w:sz="4"/>
-              <w:right w:val="single" w:color="A6B8D0" w:sz="4"/>
-            </w:tcBorders>
-            <w:tcMar>
-              <w:top w:type="dxa" w:w="50"/>
-              <w:left w:type="dxa" w:w="90"/>
-              <w:bottom w:type="dxa" w:w="50"/>
-              <w:right w:type="dxa" w:w="90"/>
-            </w:tcMar>
-          </w:tcPr>
-          <w:p>
-            <w:pPr>
-              <w:keepNext w:val="false"/>
+            <w:tcW w:type="dxa" w:w="4484"/>
+            <w:tcBorders>
+              <w:top w:val="single" w:color="A6B8D0" w:sz="4"/>
+              <w:left w:val="single" w:color="A6B8D0" w:sz="4"/>
+              <w:bottom w:val="single" w:color="A6B8D0" w:sz="4"/>
+              <w:right w:val="single" w:color="A6B8D0" w:sz="4"/>
+            </w:tcBorders>
+            <w:tcMar>
+              <w:top w:type="dxa" w:w="50"/>
+              <w:left w:type="dxa" w:w="90"/>
+              <w:bottom w:type="dxa" w:w="50"/>
+              <w:right w:type="dxa" w:w="90"/>
+            </w:tcMar>
+          </w:tcPr>
+          <w:p>
+            <w:pPr>
+              <w:keepNext/>
               <w:keepLines/>
               <w:spacing w:after="0" w:before="0" w:line="280"/>
             </w:pPr>
@@ -16532,23 +16327,23 @@
         </w:trPr>
         <w:tc>
           <w:tcPr>
-            <w:tcW w:type="dxa" w:w="1635"/>
-            <w:tcBorders>
-              <w:top w:val="single" w:color="A6B8D0" w:sz="4"/>
-              <w:left w:val="single" w:color="A6B8D0" w:sz="4"/>
-              <w:bottom w:val="single" w:color="A6B8D0" w:sz="4"/>
-              <w:right w:val="single" w:color="A6B8D0" w:sz="4"/>
-            </w:tcBorders>
-            <w:tcMar>
-              <w:top w:type="dxa" w:w="50"/>
-              <w:left w:type="dxa" w:w="90"/>
-              <w:bottom w:type="dxa" w:w="50"/>
-              <w:right w:type="dxa" w:w="90"/>
-            </w:tcMar>
-          </w:tcPr>
-          <w:p>
-            <w:pPr>
-              <w:keepNext w:val="false"/>
+            <w:tcW w:type="dxa" w:w="5154"/>
+            <w:tcBorders>
+              <w:top w:val="single" w:color="A6B8D0" w:sz="4"/>
+              <w:left w:val="single" w:color="A6B8D0" w:sz="4"/>
+              <w:bottom w:val="single" w:color="A6B8D0" w:sz="4"/>
+              <w:right w:val="single" w:color="A6B8D0" w:sz="4"/>
+            </w:tcBorders>
+            <w:tcMar>
+              <w:top w:type="dxa" w:w="50"/>
+              <w:left w:type="dxa" w:w="90"/>
+              <w:bottom w:type="dxa" w:w="50"/>
+              <w:right w:type="dxa" w:w="90"/>
+            </w:tcMar>
+          </w:tcPr>
+          <w:p>
+            <w:pPr>
+              <w:keepNext/>
               <w:keepLines/>
               <w:spacing w:after="0" w:before="0" w:line="280"/>
             </w:pPr>
@@ -16566,57 +16361,23 @@
         </w:tc>
         <w:tc>
           <w:tcPr>
-            <w:tcW w:type="dxa" w:w="4969"/>
-            <w:tcBorders>
-              <w:top w:val="single" w:color="A6B8D0" w:sz="4"/>
-              <w:left w:val="single" w:color="A6B8D0" w:sz="4"/>
-              <w:bottom w:val="single" w:color="A6B8D0" w:sz="4"/>
-              <w:right w:val="single" w:color="A6B8D0" w:sz="4"/>
-            </w:tcBorders>
-            <w:tcMar>
-              <w:top w:type="dxa" w:w="50"/>
-              <w:left w:type="dxa" w:w="90"/>
-              <w:bottom w:type="dxa" w:w="50"/>
-              <w:right w:type="dxa" w:w="90"/>
-            </w:tcMar>
-          </w:tcPr>
-          <w:p>
-            <w:pPr>
-              <w:keepNext w:val="false"/>
-              <w:keepLines/>
-              <w:spacing w:after="0" w:before="0" w:line="280"/>
-            </w:pPr>
-            <w:r>
-              <w:rPr>
-                <w:rFonts w:ascii="Calibri" w:eastAsia="Yu Gothic" w:hAnsi="Calibri"/>
-                <w:b w:val="false"/>
-                <w:bCs w:val="false"/>
-                <w:sz w:val="18"/>
-                <w:szCs w:val="18"/>
-              </w:rPr>
-              <w:t xml:space="preserve">The history of changes remains on the device</w:t>
-            </w:r>
-          </w:p>
-        </w:tc>
-        <w:tc>
-          <w:tcPr>
-            <w:tcW w:type="dxa" w:w="3034"/>
-            <w:tcBorders>
-              <w:top w:val="single" w:color="A6B8D0" w:sz="4"/>
-              <w:left w:val="single" w:color="A6B8D0" w:sz="4"/>
-              <w:bottom w:val="single" w:color="A6B8D0" w:sz="4"/>
-              <w:right w:val="single" w:color="A6B8D0" w:sz="4"/>
-            </w:tcBorders>
-            <w:tcMar>
-              <w:top w:type="dxa" w:w="50"/>
-              <w:left w:type="dxa" w:w="90"/>
-              <w:bottom w:type="dxa" w:w="50"/>
-              <w:right w:type="dxa" w:w="90"/>
-            </w:tcMar>
-          </w:tcPr>
-          <w:p>
-            <w:pPr>
-              <w:keepNext w:val="false"/>
+            <w:tcW w:type="dxa" w:w="4484"/>
+            <w:tcBorders>
+              <w:top w:val="single" w:color="A6B8D0" w:sz="4"/>
+              <w:left w:val="single" w:color="A6B8D0" w:sz="4"/>
+              <w:bottom w:val="single" w:color="A6B8D0" w:sz="4"/>
+              <w:right w:val="single" w:color="A6B8D0" w:sz="4"/>
+            </w:tcBorders>
+            <w:tcMar>
+              <w:top w:type="dxa" w:w="50"/>
+              <w:left w:type="dxa" w:w="90"/>
+              <w:bottom w:type="dxa" w:w="50"/>
+              <w:right w:type="dxa" w:w="90"/>
+            </w:tcMar>
+          </w:tcPr>
+          <w:p>
+            <w:pPr>
+              <w:keepNext/>
               <w:keepLines/>
               <w:spacing w:after="0" w:before="0" w:line="280"/>
             </w:pPr>
@@ -16640,23 +16401,23 @@
         </w:trPr>
         <w:tc>
           <w:tcPr>
-            <w:tcW w:type="dxa" w:w="1635"/>
-            <w:tcBorders>
-              <w:top w:val="single" w:color="A6B8D0" w:sz="4"/>
-              <w:left w:val="single" w:color="A6B8D0" w:sz="4"/>
-              <w:bottom w:val="single" w:color="A6B8D0" w:sz="4"/>
-              <w:right w:val="single" w:color="A6B8D0" w:sz="4"/>
-            </w:tcBorders>
-            <w:tcMar>
-              <w:top w:type="dxa" w:w="50"/>
-              <w:left w:type="dxa" w:w="90"/>
-              <w:bottom w:type="dxa" w:w="50"/>
-              <w:right w:type="dxa" w:w="90"/>
-            </w:tcMar>
-          </w:tcPr>
-          <w:p>
-            <w:pPr>
-              <w:keepNext w:val="false"/>
+            <w:tcW w:type="dxa" w:w="5154"/>
+            <w:tcBorders>
+              <w:top w:val="single" w:color="A6B8D0" w:sz="4"/>
+              <w:left w:val="single" w:color="A6B8D0" w:sz="4"/>
+              <w:bottom w:val="single" w:color="A6B8D0" w:sz="4"/>
+              <w:right w:val="single" w:color="A6B8D0" w:sz="4"/>
+            </w:tcBorders>
+            <w:tcMar>
+              <w:top w:type="dxa" w:w="50"/>
+              <w:left w:type="dxa" w:w="90"/>
+              <w:bottom w:type="dxa" w:w="50"/>
+              <w:right w:type="dxa" w:w="90"/>
+            </w:tcMar>
+          </w:tcPr>
+          <w:p>
+            <w:pPr>
+              <w:keepNext/>
               <w:keepLines/>
               <w:spacing w:after="0" w:before="0" w:line="280"/>
             </w:pPr>
@@ -16674,57 +16435,23 @@
         </w:tc>
         <w:tc>
           <w:tcPr>
-            <w:tcW w:type="dxa" w:w="4969"/>
-            <w:tcBorders>
-              <w:top w:val="single" w:color="A6B8D0" w:sz="4"/>
-              <w:left w:val="single" w:color="A6B8D0" w:sz="4"/>
-              <w:bottom w:val="single" w:color="A6B8D0" w:sz="4"/>
-              <w:right w:val="single" w:color="A6B8D0" w:sz="4"/>
-            </w:tcBorders>
-            <w:tcMar>
-              <w:top w:type="dxa" w:w="50"/>
-              <w:left w:type="dxa" w:w="90"/>
-              <w:bottom w:type="dxa" w:w="50"/>
-              <w:right w:type="dxa" w:w="90"/>
-            </w:tcMar>
-          </w:tcPr>
-          <w:p>
-            <w:pPr>
-              <w:keepNext w:val="false"/>
-              <w:keepLines/>
-              <w:spacing w:after="0" w:before="0" w:line="280"/>
-            </w:pPr>
-            <w:r>
-              <w:rPr>
-                <w:rFonts w:ascii="Calibri" w:eastAsia="Yu Gothic" w:hAnsi="Calibri"/>
-                <w:b w:val="false"/>
-                <w:bCs w:val="false"/>
-                <w:sz w:val="18"/>
-                <w:szCs w:val="18"/>
-              </w:rPr>
-              <w:t xml:space="preserve">They are stored safely and protected during processing</w:t>
-            </w:r>
-          </w:p>
-        </w:tc>
-        <w:tc>
-          <w:tcPr>
-            <w:tcW w:type="dxa" w:w="3034"/>
-            <w:tcBorders>
-              <w:top w:val="single" w:color="A6B8D0" w:sz="4"/>
-              <w:left w:val="single" w:color="A6B8D0" w:sz="4"/>
-              <w:bottom w:val="single" w:color="A6B8D0" w:sz="4"/>
-              <w:right w:val="single" w:color="A6B8D0" w:sz="4"/>
-            </w:tcBorders>
-            <w:tcMar>
-              <w:top w:type="dxa" w:w="50"/>
-              <w:left w:type="dxa" w:w="90"/>
-              <w:bottom w:type="dxa" w:w="50"/>
-              <w:right w:type="dxa" w:w="90"/>
-            </w:tcMar>
-          </w:tcPr>
-          <w:p>
-            <w:pPr>
-              <w:keepNext w:val="false"/>
+            <w:tcW w:type="dxa" w:w="4484"/>
+            <w:tcBorders>
+              <w:top w:val="single" w:color="A6B8D0" w:sz="4"/>
+              <w:left w:val="single" w:color="A6B8D0" w:sz="4"/>
+              <w:bottom w:val="single" w:color="A6B8D0" w:sz="4"/>
+              <w:right w:val="single" w:color="A6B8D0" w:sz="4"/>
+            </w:tcBorders>
+            <w:tcMar>
+              <w:top w:type="dxa" w:w="50"/>
+              <w:left w:type="dxa" w:w="90"/>
+              <w:bottom w:type="dxa" w:w="50"/>
+              <w:right w:type="dxa" w:w="90"/>
+            </w:tcMar>
+          </w:tcPr>
+          <w:p>
+            <w:pPr>
+              <w:keepNext/>
               <w:keepLines/>
               <w:spacing w:after="0" w:before="0" w:line="280"/>
             </w:pPr>
@@ -16748,23 +16475,23 @@
         </w:trPr>
         <w:tc>
           <w:tcPr>
-            <w:tcW w:type="dxa" w:w="1635"/>
-            <w:tcBorders>
-              <w:top w:val="single" w:color="A6B8D0" w:sz="4"/>
-              <w:left w:val="single" w:color="A6B8D0" w:sz="4"/>
-              <w:bottom w:val="single" w:color="A6B8D0" w:sz="4"/>
-              <w:right w:val="single" w:color="A6B8D0" w:sz="4"/>
-            </w:tcBorders>
-            <w:tcMar>
-              <w:top w:type="dxa" w:w="50"/>
-              <w:left w:type="dxa" w:w="90"/>
-              <w:bottom w:type="dxa" w:w="50"/>
-              <w:right w:type="dxa" w:w="90"/>
-            </w:tcMar>
-          </w:tcPr>
-          <w:p>
-            <w:pPr>
-              <w:keepNext w:val="false"/>
+            <w:tcW w:type="dxa" w:w="5154"/>
+            <w:tcBorders>
+              <w:top w:val="single" w:color="A6B8D0" w:sz="4"/>
+              <w:left w:val="single" w:color="A6B8D0" w:sz="4"/>
+              <w:bottom w:val="single" w:color="A6B8D0" w:sz="4"/>
+              <w:right w:val="single" w:color="A6B8D0" w:sz="4"/>
+            </w:tcBorders>
+            <w:tcMar>
+              <w:top w:type="dxa" w:w="50"/>
+              <w:left w:type="dxa" w:w="90"/>
+              <w:bottom w:type="dxa" w:w="50"/>
+              <w:right w:type="dxa" w:w="90"/>
+            </w:tcMar>
+          </w:tcPr>
+          <w:p>
+            <w:pPr>
+              <w:keepNext/>
               <w:keepLines/>
               <w:spacing w:after="0" w:before="0" w:line="280"/>
             </w:pPr>
@@ -16782,57 +16509,23 @@
         </w:tc>
         <w:tc>
           <w:tcPr>
-            <w:tcW w:type="dxa" w:w="4969"/>
-            <w:tcBorders>
-              <w:top w:val="single" w:color="A6B8D0" w:sz="4"/>
-              <w:left w:val="single" w:color="A6B8D0" w:sz="4"/>
-              <w:bottom w:val="single" w:color="A6B8D0" w:sz="4"/>
-              <w:right w:val="single" w:color="A6B8D0" w:sz="4"/>
-            </w:tcBorders>
-            <w:tcMar>
-              <w:top w:type="dxa" w:w="50"/>
-              <w:left w:type="dxa" w:w="90"/>
-              <w:bottom w:type="dxa" w:w="50"/>
-              <w:right w:type="dxa" w:w="90"/>
-            </w:tcMar>
-          </w:tcPr>
-          <w:p>
-            <w:pPr>
-              <w:keepNext w:val="false"/>
-              <w:keepLines/>
-              <w:spacing w:after="0" w:before="0" w:line="280"/>
-            </w:pPr>
-            <w:r>
-              <w:rPr>
-                <w:rFonts w:ascii="Calibri" w:eastAsia="Yu Gothic" w:hAnsi="Calibri"/>
-                <w:b w:val="false"/>
-                <w:bCs w:val="false"/>
-                <w:sz w:val="18"/>
-                <w:szCs w:val="18"/>
-              </w:rPr>
-              <w:t xml:space="preserve">On loss or leak, the key can be remade and the Notice re-posted, and the handling of past signatures is determined</w:t>
-            </w:r>
-          </w:p>
-        </w:tc>
-        <w:tc>
-          <w:tcPr>
-            <w:tcW w:type="dxa" w:w="3034"/>
-            <w:tcBorders>
-              <w:top w:val="single" w:color="A6B8D0" w:sz="4"/>
-              <w:left w:val="single" w:color="A6B8D0" w:sz="4"/>
-              <w:bottom w:val="single" w:color="A6B8D0" w:sz="4"/>
-              <w:right w:val="single" w:color="A6B8D0" w:sz="4"/>
-            </w:tcBorders>
-            <w:tcMar>
-              <w:top w:type="dxa" w:w="50"/>
-              <w:left w:type="dxa" w:w="90"/>
-              <w:bottom w:type="dxa" w:w="50"/>
-              <w:right w:type="dxa" w:w="90"/>
-            </w:tcMar>
-          </w:tcPr>
-          <w:p>
-            <w:pPr>
-              <w:keepNext w:val="false"/>
+            <w:tcW w:type="dxa" w:w="4484"/>
+            <w:tcBorders>
+              <w:top w:val="single" w:color="A6B8D0" w:sz="4"/>
+              <w:left w:val="single" w:color="A6B8D0" w:sz="4"/>
+              <w:bottom w:val="single" w:color="A6B8D0" w:sz="4"/>
+              <w:right w:val="single" w:color="A6B8D0" w:sz="4"/>
+            </w:tcBorders>
+            <w:tcMar>
+              <w:top w:type="dxa" w:w="50"/>
+              <w:left w:type="dxa" w:w="90"/>
+              <w:bottom w:type="dxa" w:w="50"/>
+              <w:right w:type="dxa" w:w="90"/>
+            </w:tcMar>
+          </w:tcPr>
+          <w:p>
+            <w:pPr>
+              <w:keepNext/>
               <w:keepLines/>
               <w:spacing w:after="0" w:before="0" w:line="280"/>
             </w:pPr>
@@ -16856,7 +16549,7 @@
         </w:trPr>
         <w:tc>
           <w:tcPr>
-            <w:tcW w:type="dxa" w:w="1635"/>
+            <w:tcW w:type="dxa" w:w="5154"/>
             <w:tcBorders>
               <w:top w:val="single" w:color="A6B8D0" w:sz="4"/>
               <w:left w:val="single" w:color="A6B8D0" w:sz="4"/>
@@ -16890,41 +16583,7 @@
         </w:tc>
         <w:tc>
           <w:tcPr>
-            <w:tcW w:type="dxa" w:w="4969"/>
-            <w:tcBorders>
-              <w:top w:val="single" w:color="A6B8D0" w:sz="4"/>
-              <w:left w:val="single" w:color="A6B8D0" w:sz="4"/>
-              <w:bottom w:val="single" w:color="A6B8D0" w:sz="4"/>
-              <w:right w:val="single" w:color="A6B8D0" w:sz="4"/>
-            </w:tcBorders>
-            <w:tcMar>
-              <w:top w:type="dxa" w:w="50"/>
-              <w:left w:type="dxa" w:w="90"/>
-              <w:bottom w:type="dxa" w:w="50"/>
-              <w:right w:type="dxa" w:w="90"/>
-            </w:tcMar>
-          </w:tcPr>
-          <w:p>
-            <w:pPr>
-              <w:keepNext w:val="false"/>
-              <w:keepLines/>
-              <w:spacing w:after="0" w:before="0" w:line="280"/>
-            </w:pPr>
-            <w:r>
-              <w:rPr>
-                <w:rFonts w:ascii="Calibri" w:eastAsia="Yu Gothic" w:hAnsi="Calibri"/>
-                <w:b w:val="false"/>
-                <w:bCs w:val="false"/>
-                <w:sz w:val="18"/>
-                <w:szCs w:val="18"/>
-              </w:rPr>
-              <w:t xml:space="preserve">They can be used on multiple devices</w:t>
-            </w:r>
-          </w:p>
-        </w:tc>
-        <w:tc>
-          <w:tcPr>
-            <w:tcW w:type="dxa" w:w="3034"/>
+            <w:tcW w:type="dxa" w:w="4484"/>
             <w:tcBorders>
               <w:top w:val="single" w:color="A6B8D0" w:sz="4"/>
               <w:left w:val="single" w:color="A6B8D0" w:sz="4"/>
@@ -16972,6 +16631,35 @@
           <w:rFonts w:ascii="Calibri" w:eastAsia="Yu Gothic" w:hAnsi="Calibri"/>
         </w:rPr>
         <w:t xml:space="preserve">11. Gaps Declared in This Chapter</w:t>
+      </w:r>
+    </w:p>
+    <w:p>
+      <w:pPr>
+        <w:pStyle w:val="ListParagraph"/>
+        <w:keepNext w:val="false"/>
+        <w:keepLines/>
+        <w:numPr>
+          <w:ilvl w:val="0"/>
+          <w:numId w:val="2"/>
+        </w:numPr>
+        <w:spacing w:after="20" w:before="20" w:line="300"/>
+      </w:pPr>
+      <w:r>
+        <w:rPr>
+          <w:rFonts w:ascii="Calibri" w:eastAsia="Yu Gothic" w:hAnsi="Calibri"/>
+        </w:rPr>
+        <w:t xml:space="preserve">The gaps of this chapter follow the table in Chapter 13, 4.1 “Gaps in the mechanism” (the rows whose chapter column is this chapter; with why they cannot be closed, the extent addressed, the remaining risks, and who bears them) (not reproduced in this chapter).</w:t>
+      </w:r>
+    </w:p>
+    <w:p>
+      <w:pPr>
+        <w:pStyle w:val="Heading1"/>
+      </w:pPr>
+      <w:r>
+        <w:rPr>
+          <w:rFonts w:ascii="Calibri" w:eastAsia="Yu Gothic" w:hAnsi="Calibri"/>
+        </w:rPr>
+        <w:t xml:space="preserve">12. Corrections to Other Chapters and the Outline Design Document</w:t>
       </w:r>
     </w:p>
     <w:p>
@@ -16989,7 +16677,7 @@
         <w:rPr>
           <w:rFonts w:ascii="Calibri" w:eastAsia="Yu Gothic" w:hAnsi="Calibri"/>
         </w:rPr>
-        <w:t xml:space="preserve">Prior C2PA signing, replacement, and counter-complaints by persons posing as the Rights Holder cannot be prevented. The app only shows clues and does not judge (D-5-3“Acts of a person posing as the Rights Holder (signing first, replacing signatures, and reverse complaints) are treated as impossible to prevent; clues for matching are presented. No judgment is made”).</w:t>
+        <w:t xml:space="preserve">Chapter 1, 8.2 “Identifier scheme”: state that the character set of notice codes is Crockford Base32 (DD-2-7“Notice codes and identification numbers use Crockford Base32”).</w:t>
       </w:r>
     </w:p>
     <w:p>
@@ -17007,127 +16695,7 @@
         <w:rPr>
           <w:rFonts w:ascii="Calibri" w:eastAsia="Yu Gothic" w:hAnsi="Calibri"/>
         </w:rPr>
-        <w:t xml:space="preserve">Because Users are not verified, whether the entered handle name and Notice accounts are really the User's is checked by whoever matches the notice code. Viewers who do not match cannot tell a false signer.</w:t>
-      </w:r>
-    </w:p>
-    <w:p>
-      <w:pPr>
-        <w:pStyle w:val="ListParagraph"/>
-        <w:keepNext/>
-        <w:keepLines/>
-        <w:numPr>
-          <w:ilvl w:val="0"/>
-          <w:numId w:val="2"/>
-        </w:numPr>
-        <w:spacing w:after="20" w:before="20" w:line="300"/>
-      </w:pPr>
-      <w:r>
-        <w:rPr>
-          <w:rFonts w:ascii="Calibri" w:eastAsia="Yu Gothic" w:hAnsi="Calibri"/>
-        </w:rPr>
-        <w:t xml:space="preserve">For photos published before adoption, the clues that can be shown are limited to the Original and the fact of publication.</w:t>
-      </w:r>
-    </w:p>
-    <w:p>
-      <w:pPr>
-        <w:pStyle w:val="ListParagraph"/>
-        <w:keepNext/>
-        <w:keepLines/>
-        <w:numPr>
-          <w:ilvl w:val="0"/>
-          <w:numId w:val="2"/>
-        </w:numPr>
-        <w:spacing w:after="20" w:before="20" w:line="300"/>
-      </w:pPr>
-      <w:r>
-        <w:rPr>
-          <w:rFonts w:ascii="Calibri" w:eastAsia="Yu Gothic" w:hAnsi="Calibri"/>
-        </w:rPr>
-        <w:t xml:space="preserve">There is no central mechanism to tell third parties of revoked authorizations.</w:t>
-      </w:r>
-    </w:p>
-    <w:p>
-      <w:pPr>
-        <w:pStyle w:val="ListParagraph"/>
-        <w:keepNext/>
-        <w:keepLines/>
-        <w:numPr>
-          <w:ilvl w:val="0"/>
-          <w:numId w:val="2"/>
-        </w:numPr>
-        <w:spacing w:after="20" w:before="20" w:line="300"/>
-      </w:pPr>
-      <w:r>
-        <w:rPr>
-          <w:rFonts w:ascii="Calibri" w:eastAsia="Yu Gothic" w:hAnsi="Calibri"/>
-        </w:rPr>
-        <w:t xml:space="preserve">Because of how the System works (created on the device, without a certificate authority; Design Plan D-5-2“The certificate for C2PA signatures is created inside the Client App from information entered by the User. No certificate authority is required”), personal root certificates are not on the C2PA Trust List. General verification sites show only “Valid (not tampered with)”, not “Trusted”, and the signer is not vouched for.</w:t>
-      </w:r>
-    </w:p>
-    <w:p>
-      <w:pPr>
-        <w:pStyle w:val="ListParagraph"/>
-        <w:keepNext/>
-        <w:keepLines/>
-        <w:numPr>
-          <w:ilvl w:val="0"/>
-          <w:numId w:val="2"/>
-        </w:numPr>
-        <w:spacing w:after="20" w:before="20" w:line="300"/>
-      </w:pPr>
-      <w:r>
-        <w:rPr>
-          <w:rFonts w:ascii="Calibri" w:eastAsia="Yu Gothic" w:hAnsi="Calibri"/>
-        </w:rPr>
-        <w:t xml:space="preserve">Including the personal root certificate in </w:t>
-      </w:r>
-      <w:r>
-        <w:rPr>
-          <w:rFonts w:ascii="Consolas" w:eastAsia="Yu Gothic" w:hAnsi="Consolas"/>
-        </w:rPr>
-        <w:t xml:space="preserve">x5chain</w:t>
-      </w:r>
-      <w:r>
-        <w:rPr>
-          <w:rFonts w:ascii="Calibri" w:eastAsia="Yu Gothic" w:hAnsi="Calibri"/>
-        </w:rPr>
-        <w:t xml:space="preserve"> does not follow C2PA 2.4's “should not include” (Chapter 13, H-42“Including the personal root certificate in the C2PA certificate chain (x5chain) does not follow C2PA 2.4's “should not include””; DD-2-9“The personal root certificate is included in x5chain”). [To be measured] that c2pa-rs and general verification sites show images with this chain as Valid.</w:t>
-      </w:r>
-    </w:p>
-    <w:p>
-      <w:pPr>
-        <w:pStyle w:val="ListParagraph"/>
-        <w:keepNext/>
-        <w:keepLines/>
-        <w:numPr>
-          <w:ilvl w:val="0"/>
-          <w:numId w:val="2"/>
-        </w:numPr>
-        <w:spacing w:after="20" w:before="20" w:line="300"/>
-      </w:pPr>
-      <w:r>
-        <w:rPr>
-          <w:rFonts w:ascii="Calibri" w:eastAsia="Yu Gothic" w:hAnsi="Calibri"/>
-        </w:rPr>
-        <w:t xml:space="preserve">If a User loses the device without a backup and re-posts the notice code, matching of old works against the Notice no longer agrees (Chapter 13, H-43“After the notice code is changed (20-year renewal, loss without backup, suspected leak), matching of old works no longer agrees unless the old code is kept in the Notice”). The User is guided to keep the old code in the Notice as “old code (until date)” (7.2).</w:t>
-      </w:r>
-    </w:p>
-    <w:p>
-      <w:pPr>
-        <w:pStyle w:val="ListParagraph"/>
-        <w:keepNext/>
-        <w:keepLines/>
-        <w:numPr>
-          <w:ilvl w:val="0"/>
-          <w:numId w:val="2"/>
-        </w:numPr>
-        <w:spacing w:after="20" w:before="20" w:line="300"/>
-      </w:pPr>
-      <w:r>
-        <w:rPr>
-          <w:rFonts w:ascii="Calibri" w:eastAsia="Yu Gothic" w:hAnsi="Calibri"/>
-        </w:rPr>
-        <w:t xml:space="preserve">On Linux without Secret Service, a passphrase is needed at each start.</w:t>
+        <w:t xml:space="preserve">Chapter 8, 5 “Backup Files”: the format of backup files is age (Chapter 8, DD-8-3“Moving devices and preparing for failure use backup files (age format)”). The first draft's combination of Argon2id and AES-256-GCM is revised.</w:t>
       </w:r>
     </w:p>
     <w:p>
@@ -17145,72 +16713,7 @@
         <w:rPr>
           <w:rFonts w:ascii="Calibri" w:eastAsia="Yu Gothic" w:hAnsi="Calibri"/>
         </w:rPr>
-        <w:t xml:space="preserve">Images past the old personal root's expiry (40 years after creation) are shown as failed by general validators. C2PA signatures with a leaked key are shown valid until the old personal root expires (3.4, 7.2).</w:t>
-      </w:r>
-    </w:p>
-    <w:p>
-      <w:pPr>
-        <w:pStyle w:val="Heading1"/>
-      </w:pPr>
-      <w:r>
-        <w:rPr>
-          <w:rFonts w:ascii="Calibri" w:eastAsia="Yu Gothic" w:hAnsi="Calibri"/>
-        </w:rPr>
-        <w:t xml:space="preserve">12. Corrections to Other Chapters and the Outline Design Document</w:t>
-      </w:r>
-    </w:p>
-    <w:p>
-      <w:pPr>
-        <w:pStyle w:val="ListParagraph"/>
-        <w:keepNext/>
-        <w:keepLines/>
-        <w:numPr>
-          <w:ilvl w:val="0"/>
-          <w:numId w:val="2"/>
-        </w:numPr>
-        <w:spacing w:after="20" w:before="20" w:line="300"/>
-      </w:pPr>
-      <w:r>
-        <w:rPr>
-          <w:rFonts w:ascii="Calibri" w:eastAsia="Yu Gothic" w:hAnsi="Calibri"/>
-        </w:rPr>
-        <w:t xml:space="preserve">Chapter 1, 8.2 “Identifier scheme”: state that the character set of notice codes is Crockford Base32 (DD-2-7“Notice codes and identification numbers use Crockford Base32”).</w:t>
-      </w:r>
-    </w:p>
-    <w:p>
-      <w:pPr>
-        <w:pStyle w:val="ListParagraph"/>
-        <w:keepNext/>
-        <w:keepLines/>
-        <w:numPr>
-          <w:ilvl w:val="0"/>
-          <w:numId w:val="2"/>
-        </w:numPr>
-        <w:spacing w:after="20" w:before="20" w:line="300"/>
-      </w:pPr>
-      <w:r>
-        <w:rPr>
-          <w:rFonts w:ascii="Calibri" w:eastAsia="Yu Gothic" w:hAnsi="Calibri"/>
-        </w:rPr>
-        <w:t xml:space="preserve">Chapter 8, 5 “Backup Files”: the format of backup files is age (Chapter 8, DD-8-3“Moving devices and preparing for failure use backup files (age format)”). The first draft's combination of Argon2id and AES-256-GCM is revised.</w:t>
-      </w:r>
-    </w:p>
-    <w:p>
-      <w:pPr>
-        <w:pStyle w:val="ListParagraph"/>
-        <w:keepNext w:val="false"/>
-        <w:keepLines/>
-        <w:numPr>
-          <w:ilvl w:val="0"/>
-          <w:numId w:val="2"/>
-        </w:numPr>
-        <w:spacing w:after="20" w:before="20" w:line="300"/>
-      </w:pPr>
-      <w:r>
-        <w:rPr>
-          <w:rFonts w:ascii="Calibri" w:eastAsia="Yu Gothic" w:hAnsi="Calibri"/>
-        </w:rPr>
-        <w:t xml:space="preserve">Chapter 11, 4.1 “Rust components”: replace argon2 and aes-gcm with age, and add zeroize.</w:t>
+        <w:t xml:space="preserve">Chapter 11, 4.1 “Rust components”: replace argon2 and aes-gcm with age, and add zeroize (2026-10-01: argon2 was added again only for deriving the DHT key from the passphrase; Chapter 8, 5.4. It is not used for key storage).</w:t>
       </w:r>
     </w:p>
     <w:sectPr>
